--- a/TS Jatai Ghanam Project/TS 3.2/TS 3.2 Ghanam Sanskrit Corrections.docx
+++ b/TS Jatai Ghanam Project/TS 3.2/TS 3.2 Ghanam Sanskrit Corrections.docx
@@ -1,7 +1,391 @@
 
 <file path=word/document.xml><?xml version="1.0" encoding="utf-8"?>
-<w:document xmlns:wpc="http://schemas.microsoft.com/office/word/2010/wordprocessingCanvas" xmlns:cx="http://schemas.microsoft.com/office/drawing/2014/chartex" xmlns:cx1="http://schemas.microsoft.com/office/drawing/2015/9/8/chartex" xmlns:cx2="http://schemas.microsoft.com/office/drawing/2015/10/21/chartex" xmlns:cx3="http://schemas.microsoft.com/office/drawing/2016/5/9/chartex" xmlns:cx4="http://schemas.microsoft.com/office/drawing/2016/5/10/chartex" xmlns:cx5="http://schemas.microsoft.com/office/drawing/2016/5/11/chartex" xmlns:cx6="http://schemas.microsoft.com/office/drawing/2016/5/12/chartex" xmlns:cx7="http://schemas.microsoft.com/office/drawing/2016/5/13/chartex" xmlns:cx8="http://schemas.microsoft.com/office/drawing/2016/5/14/chartex" xmlns:mc="http://schemas.openxmlformats.org/markup-compatibility/2006" xmlns:aink="http://schemas.microsoft.com/office/drawing/2016/ink" xmlns:am3d="http://schemas.microsoft.com/office/drawing/2017/model3d" xmlns:o="urn:schemas-microsoft-com:office:office" xmlns:oel="http://schemas.microsoft.com/office/2019/extlst" xmlns:r="http://schemas.openxmlformats.org/officeDocument/2006/relationships" xmlns:m="http://schemas.openxmlformats.org/officeDocument/2006/math" xmlns:v="urn:schemas-microsoft-com:vml" xmlns:wp14="http://schemas.microsoft.com/office/word/2010/wordprocessingDrawing" xmlns:wp="http://schemas.openxmlformats.org/drawingml/2006/wordprocessingDrawing" xmlns:w10="urn:schemas-microsoft-com:office:word" xmlns:w="http://schemas.openxmlformats.org/wordprocessingml/2006/main" xmlns:w14="http://schemas.microsoft.com/office/word/2010/wordml" xmlns:w15="http://schemas.microsoft.com/office/word/2012/wordml" xmlns:w16cex="http://schemas.microsoft.com/office/word/2018/wordml/cex" xmlns:w16cid="http://schemas.microsoft.com/office/word/2016/wordml/cid" xmlns:w16="http://schemas.microsoft.com/office/word/2018/wordml" xmlns:w16sdtdh="http://schemas.microsoft.com/office/word/2020/wordml/sdtdatahash" xmlns:w16se="http://schemas.microsoft.com/office/word/2015/wordml/symex" xmlns:wpg="http://schemas.microsoft.com/office/word/2010/wordprocessingGroup" xmlns:wpi="http://schemas.microsoft.com/office/word/2010/wordprocessingInk" xmlns:wne="http://schemas.microsoft.com/office/word/2006/wordml" xmlns:wps="http://schemas.microsoft.com/office/word/2010/wordprocessingShape" mc:Ignorable="w14 w15 w16se w16cid w16 w16cex w16sdtdh wp14">
+<w:document xmlns:wpc="http://schemas.microsoft.com/office/word/2010/wordprocessingCanvas" xmlns:cx="http://schemas.microsoft.com/office/drawing/2014/chartex" xmlns:cx1="http://schemas.microsoft.com/office/drawing/2015/9/8/chartex" xmlns:cx2="http://schemas.microsoft.com/office/drawing/2015/10/21/chartex" xmlns:cx3="http://schemas.microsoft.com/office/drawing/2016/5/9/chartex" xmlns:cx4="http://schemas.microsoft.com/office/drawing/2016/5/10/chartex" xmlns:cx5="http://schemas.microsoft.com/office/drawing/2016/5/11/chartex" xmlns:cx6="http://schemas.microsoft.com/office/drawing/2016/5/12/chartex" xmlns:cx7="http://schemas.microsoft.com/office/drawing/2016/5/13/chartex" xmlns:cx8="http://schemas.microsoft.com/office/drawing/2016/5/14/chartex" xmlns:mc="http://schemas.openxmlformats.org/markup-compatibility/2006" xmlns:aink="http://schemas.microsoft.com/office/drawing/2016/ink" xmlns:am3d="http://schemas.microsoft.com/office/drawing/2017/model3d" xmlns:o="urn:schemas-microsoft-com:office:office" xmlns:oel="http://schemas.microsoft.com/office/2019/extlst" xmlns:r="http://schemas.openxmlformats.org/officeDocument/2006/relationships" xmlns:m="http://schemas.openxmlformats.org/officeDocument/2006/math" xmlns:v="urn:schemas-microsoft-com:vml" xmlns:wp14="http://schemas.microsoft.com/office/word/2010/wordprocessingDrawing" xmlns:wp="http://schemas.openxmlformats.org/drawingml/2006/wordprocessingDrawing" xmlns:w10="urn:schemas-microsoft-com:office:word" xmlns:w="http://schemas.openxmlformats.org/wordprocessingml/2006/main" xmlns:w14="http://schemas.microsoft.com/office/word/2010/wordml" xmlns:w15="http://schemas.microsoft.com/office/word/2012/wordml" xmlns:w16cex="http://schemas.microsoft.com/office/word/2018/wordml/cex" xmlns:w16cid="http://schemas.microsoft.com/office/word/2016/wordml/cid" xmlns:w16="http://schemas.microsoft.com/office/word/2018/wordml" xmlns:w16du="http://schemas.microsoft.com/office/word/2023/wordml/word16du" xmlns:w16sdtdh="http://schemas.microsoft.com/office/word/2020/wordml/sdtdatahash" xmlns:w16sdtfl="http://schemas.microsoft.com/office/word/2024/wordml/sdtformatlock" xmlns:w16se="http://schemas.microsoft.com/office/word/2015/wordml/symex" xmlns:wpg="http://schemas.microsoft.com/office/word/2010/wordprocessingGroup" xmlns:wpi="http://schemas.microsoft.com/office/word/2010/wordprocessingInk" xmlns:wne="http://schemas.microsoft.com/office/word/2006/wordml" xmlns:wps="http://schemas.microsoft.com/office/word/2010/wordprocessingShape" mc:Ignorable="w14 w15 w16se w16cid w16 w16cex w16sdtdh w16sdtfl w16du wp14">
   <w:body>
+    <w:p>
+      <w:pPr>
+        <w:spacing w:before="0" w:line="240" w:lineRule="auto"/>
+        <w:jc w:val="center"/>
+        <w:rPr>
+          <w:b/>
+          <w:bCs/>
+          <w:sz w:val="32"/>
+          <w:szCs w:val="32"/>
+          <w:u w:val="single"/>
+        </w:rPr>
+      </w:pPr>
+      <w:r>
+        <w:rPr>
+          <w:b/>
+          <w:bCs/>
+          <w:sz w:val="32"/>
+          <w:szCs w:val="32"/>
+          <w:u w:val="single"/>
+        </w:rPr>
+        <w:t xml:space="preserve">TS </w:t>
+      </w:r>
+      <w:r>
+        <w:rPr>
+          <w:b/>
+          <w:bCs/>
+          <w:sz w:val="32"/>
+          <w:szCs w:val="32"/>
+          <w:u w:val="single"/>
+        </w:rPr>
+        <w:t>Ghanam</w:t>
+      </w:r>
+      <w:r>
+        <w:rPr>
+          <w:b/>
+          <w:bCs/>
+          <w:sz w:val="32"/>
+          <w:szCs w:val="32"/>
+          <w:u w:val="single"/>
+        </w:rPr>
+        <w:t xml:space="preserve"> </w:t>
+      </w:r>
+      <w:r>
+        <w:rPr>
+          <w:b/>
+          <w:bCs/>
+          <w:sz w:val="32"/>
+          <w:szCs w:val="32"/>
+          <w:u w:val="single"/>
+        </w:rPr>
+        <w:t xml:space="preserve">– TS </w:t>
+      </w:r>
+      <w:r>
+        <w:rPr>
+          <w:b/>
+          <w:bCs/>
+          <w:sz w:val="32"/>
+          <w:szCs w:val="32"/>
+          <w:u w:val="single"/>
+        </w:rPr>
+        <w:t>3.2</w:t>
+      </w:r>
+      <w:r>
+        <w:rPr>
+          <w:b/>
+          <w:bCs/>
+          <w:sz w:val="32"/>
+          <w:szCs w:val="32"/>
+          <w:u w:val="single"/>
+        </w:rPr>
+        <w:t xml:space="preserve"> </w:t>
+      </w:r>
+      <w:r>
+        <w:rPr>
+          <w:b/>
+          <w:bCs/>
+          <w:sz w:val="32"/>
+          <w:szCs w:val="32"/>
+          <w:u w:val="single"/>
+        </w:rPr>
+        <w:t>Sanskrit</w:t>
+      </w:r>
+      <w:r>
+        <w:rPr>
+          <w:b/>
+          <w:bCs/>
+          <w:sz w:val="32"/>
+          <w:szCs w:val="32"/>
+          <w:u w:val="single"/>
+        </w:rPr>
+        <w:t xml:space="preserve"> Corrections –</w:t>
+      </w:r>
+      <w:r>
+        <w:rPr>
+          <w:b/>
+          <w:bCs/>
+          <w:sz w:val="32"/>
+          <w:szCs w:val="32"/>
+          <w:u w:val="single"/>
+        </w:rPr>
+        <w:t xml:space="preserve"> </w:t>
+      </w:r>
+      <w:r>
+        <w:rPr>
+          <w:b/>
+          <w:bCs/>
+          <w:sz w:val="32"/>
+          <w:szCs w:val="32"/>
+          <w:u w:val="single"/>
+        </w:rPr>
+        <w:t xml:space="preserve">Observed till </w:t>
+      </w:r>
+      <w:r>
+        <w:rPr>
+          <w:b/>
+          <w:bCs/>
+          <w:sz w:val="32"/>
+          <w:szCs w:val="32"/>
+          <w:u w:val="single"/>
+        </w:rPr>
+        <w:t>3</w:t>
+      </w:r>
+      <w:r>
+        <w:rPr>
+          <w:b/>
+          <w:bCs/>
+          <w:sz w:val="32"/>
+          <w:szCs w:val="32"/>
+          <w:u w:val="single"/>
+        </w:rPr>
+        <w:t>1st</w:t>
+      </w:r>
+      <w:r>
+        <w:rPr>
+          <w:b/>
+          <w:bCs/>
+          <w:sz w:val="32"/>
+          <w:szCs w:val="32"/>
+          <w:u w:val="single"/>
+        </w:rPr>
+        <w:t xml:space="preserve"> </w:t>
+      </w:r>
+      <w:r>
+        <w:rPr>
+          <w:b/>
+          <w:bCs/>
+          <w:sz w:val="32"/>
+          <w:szCs w:val="32"/>
+          <w:u w:val="single"/>
+        </w:rPr>
+        <w:t>Aug</w:t>
+      </w:r>
+      <w:r>
+        <w:rPr>
+          <w:b/>
+          <w:bCs/>
+          <w:sz w:val="32"/>
+          <w:szCs w:val="32"/>
+          <w:u w:val="single"/>
+        </w:rPr>
+        <w:t xml:space="preserve"> 202</w:t>
+      </w:r>
+      <w:r>
+        <w:rPr>
+          <w:b/>
+          <w:bCs/>
+          <w:sz w:val="32"/>
+          <w:szCs w:val="32"/>
+          <w:u w:val="single"/>
+        </w:rPr>
+        <w:t>6</w:t>
+      </w:r>
+    </w:p>
+    <w:p>
+      <w:pPr>
+        <w:spacing w:before="0" w:line="240" w:lineRule="auto"/>
+        <w:jc w:val="center"/>
+        <w:rPr>
+          <w:b/>
+          <w:bCs/>
+          <w:sz w:val="28"/>
+          <w:szCs w:val="32"/>
+        </w:rPr>
+      </w:pPr>
+      <w:r>
+        <w:rPr>
+          <w:b/>
+          <w:bCs/>
+          <w:sz w:val="28"/>
+          <w:szCs w:val="32"/>
+        </w:rPr>
+        <w:t>(ignore those which are already incorporated in your book’s version and date)</w:t>
+      </w:r>
+    </w:p>
+    <w:tbl>
+      <w:tblPr>
+        <w:tblW w:w="14537" w:type="dxa"/>
+        <w:tblInd w:w="-792" w:type="dxa"/>
+        <w:tblBorders>
+          <w:top w:val="single" w:sz="4" w:space="0" w:color="000000"/>
+          <w:left w:val="single" w:sz="4" w:space="0" w:color="000000"/>
+          <w:bottom w:val="single" w:sz="4" w:space="0" w:color="000000"/>
+          <w:right w:val="single" w:sz="4" w:space="0" w:color="000000"/>
+          <w:insideH w:val="single" w:sz="4" w:space="0" w:color="000000"/>
+          <w:insideV w:val="single" w:sz="4" w:space="0" w:color="000000"/>
+        </w:tblBorders>
+        <w:tblLook w:val="04A0" w:firstRow="1" w:lastRow="0" w:firstColumn="1" w:lastColumn="0" w:noHBand="0" w:noVBand="1"/>
+      </w:tblPr>
+      <w:tblGrid>
+        <w:gridCol w:w="7166"/>
+        <w:gridCol w:w="7371"/>
+      </w:tblGrid>
+      <w:tr>
+        <w:tc>
+          <w:tcPr>
+            <w:tcW w:w="7166" w:type="dxa"/>
+          </w:tcPr>
+          <w:p>
+            <w:pPr>
+              <w:spacing w:before="0" w:line="240" w:lineRule="auto"/>
+              <w:jc w:val="center"/>
+              <w:rPr>
+                <w:b/>
+                <w:sz w:val="32"/>
+                <w:szCs w:val="32"/>
+              </w:rPr>
+            </w:pPr>
+            <w:r>
+              <w:rPr>
+                <w:b/>
+                <w:sz w:val="32"/>
+                <w:szCs w:val="32"/>
+              </w:rPr>
+              <w:t>As Printed</w:t>
+            </w:r>
+          </w:p>
+        </w:tc>
+        <w:tc>
+          <w:tcPr>
+            <w:tcW w:w="7371" w:type="dxa"/>
+          </w:tcPr>
+          <w:p>
+            <w:pPr>
+              <w:spacing w:before="0" w:line="240" w:lineRule="auto"/>
+              <w:ind w:right="-18"/>
+              <w:jc w:val="center"/>
+              <w:rPr>
+                <w:b/>
+                <w:sz w:val="32"/>
+                <w:szCs w:val="32"/>
+              </w:rPr>
+            </w:pPr>
+            <w:r>
+              <w:rPr>
+                <w:b/>
+                <w:sz w:val="32"/>
+                <w:szCs w:val="32"/>
+              </w:rPr>
+              <w:t>To be read as or corrected as</w:t>
+            </w:r>
+            <w:r>
+              <w:rPr>
+                <w:b/>
+                <w:sz w:val="32"/>
+                <w:szCs w:val="32"/>
+              </w:rPr>
+              <w:t xml:space="preserve"> </w:t>
+            </w:r>
+          </w:p>
+        </w:tc>
+      </w:tr>
+      <w:tr>
+        <w:trPr>
+          <w:trHeight w:val="630"/>
+        </w:trPr>
+        <w:tc>
+          <w:tcPr>
+            <w:tcW w:w="7166" w:type="dxa"/>
+          </w:tcPr>
+          <w:p>
+            <w:pPr>
+              <w:widowControl w:val="0"/>
+              <w:autoSpaceDE w:val="0"/>
+              <w:autoSpaceDN w:val="0"/>
+              <w:adjustRightInd w:val="0"/>
+              <w:spacing w:before="0" w:line="240" w:lineRule="auto"/>
+              <w:rPr>
+                <w:rFonts w:cs="BRH Malayalam Extra"/>
+                <w:b/>
+                <w:bCs/>
+                <w:szCs w:val="40"/>
+              </w:rPr>
+            </w:pPr>
+            <w:r>
+              <w:rPr>
+                <w:rFonts w:cs="BRH Malayalam Extra"/>
+                <w:b/>
+                <w:bCs/>
+                <w:szCs w:val="40"/>
+              </w:rPr>
+              <w:t>NONE                          NONE                               NONE</w:t>
+            </w:r>
+          </w:p>
+        </w:tc>
+        <w:tc>
+          <w:tcPr>
+            <w:tcW w:w="7371" w:type="dxa"/>
+          </w:tcPr>
+          <w:p>
+            <w:pPr>
+              <w:widowControl w:val="0"/>
+              <w:autoSpaceDE w:val="0"/>
+              <w:autoSpaceDN w:val="0"/>
+              <w:adjustRightInd w:val="0"/>
+              <w:spacing w:before="0" w:line="240" w:lineRule="auto"/>
+              <w:rPr>
+                <w:rFonts w:cs="BRH Malayalam Extra"/>
+                <w:b/>
+                <w:bCs/>
+                <w:szCs w:val="40"/>
+              </w:rPr>
+            </w:pPr>
+            <w:r>
+              <w:rPr>
+                <w:rFonts w:cs="BRH Malayalam Extra"/>
+                <w:b/>
+                <w:bCs/>
+                <w:szCs w:val="40"/>
+              </w:rPr>
+              <w:t>NONE                          NONE                               NONE</w:t>
+            </w:r>
+          </w:p>
+        </w:tc>
+      </w:tr>
+    </w:tbl>
+    <w:p>
+      <w:pPr>
+        <w:spacing w:before="0" w:line="240" w:lineRule="auto"/>
+        <w:jc w:val="center"/>
+        <w:rPr>
+          <w:b/>
+          <w:bCs/>
+          <w:sz w:val="32"/>
+          <w:szCs w:val="32"/>
+          <w:u w:val="single"/>
+        </w:rPr>
+      </w:pPr>
+      <w:r>
+        <w:rPr>
+          <w:b/>
+          <w:bCs/>
+          <w:sz w:val="32"/>
+          <w:szCs w:val="32"/>
+          <w:u w:val="single"/>
+        </w:rPr>
+        <w:t>===================</w:t>
+      </w:r>
+    </w:p>
+    <w:p>
+      <w:pPr>
+        <w:spacing w:before="0" w:line="240" w:lineRule="auto"/>
+        <w:jc w:val="center"/>
+        <w:rPr>
+          <w:b/>
+          <w:bCs/>
+          <w:sz w:val="32"/>
+          <w:szCs w:val="32"/>
+          <w:u w:val="single"/>
+        </w:rPr>
+      </w:pPr>
+    </w:p>
+    <w:p>
+      <w:pPr>
+        <w:spacing w:before="0" w:line="240" w:lineRule="auto"/>
+        <w:jc w:val="center"/>
+        <w:rPr>
+          <w:b/>
+          <w:bCs/>
+          <w:sz w:val="32"/>
+          <w:szCs w:val="32"/>
+          <w:u w:val="single"/>
+        </w:rPr>
+      </w:pPr>
+    </w:p>
     <w:p>
       <w:pPr>
         <w:spacing w:before="0" w:line="240" w:lineRule="auto"/>
@@ -404,27 +788,7 @@
                 <w:sz w:val="32"/>
                 <w:szCs w:val="40"/>
               </w:rPr>
-              <w:t>)</w:t>
-            </w:r>
-            <w:proofErr w:type="gramStart"/>
-            <w:r>
-              <w:rPr>
-                <w:rFonts w:ascii="BRH Devanagari Extra" w:hAnsi="BRH Devanagari Extra" w:cs="BRH Devanagari Extra"/>
-                <w:color w:val="000000"/>
-                <w:sz w:val="32"/>
-                <w:szCs w:val="40"/>
-              </w:rPr>
-              <w:t>-  AlÉÑþ</w:t>
-            </w:r>
-            <w:proofErr w:type="gramEnd"/>
-            <w:r>
-              <w:rPr>
-                <w:rFonts w:ascii="BRH Devanagari Extra" w:hAnsi="BRH Devanagari Extra" w:cs="BRH Devanagari Extra"/>
-                <w:color w:val="000000"/>
-                <w:sz w:val="32"/>
-                <w:szCs w:val="40"/>
-              </w:rPr>
-              <w:t xml:space="preserve"> | iuÉÉ</w:t>
+              <w:t>)-  AlÉÑþ | iuÉÉ</w:t>
             </w:r>
             <w:r>
               <w:rPr>
@@ -648,27 +1012,7 @@
                 <w:sz w:val="32"/>
                 <w:szCs w:val="40"/>
               </w:rPr>
-              <w:t>)</w:t>
-            </w:r>
-            <w:proofErr w:type="gramStart"/>
-            <w:r>
-              <w:rPr>
-                <w:rFonts w:ascii="BRH Devanagari Extra" w:hAnsi="BRH Devanagari Extra" w:cs="BRH Devanagari Extra"/>
-                <w:color w:val="000000"/>
-                <w:sz w:val="32"/>
-                <w:szCs w:val="40"/>
-              </w:rPr>
-              <w:t>-  AlÉÑþ</w:t>
-            </w:r>
-            <w:proofErr w:type="gramEnd"/>
-            <w:r>
-              <w:rPr>
-                <w:rFonts w:ascii="BRH Devanagari Extra" w:hAnsi="BRH Devanagari Extra" w:cs="BRH Devanagari Extra"/>
-                <w:color w:val="000000"/>
-                <w:sz w:val="32"/>
-                <w:szCs w:val="40"/>
-              </w:rPr>
-              <w:t xml:space="preserve"> | iuÉÉ</w:t>
+              <w:t>)-  AlÉÑþ | iuÉÉ</w:t>
             </w:r>
             <w:r>
               <w:rPr>
@@ -921,27 +1265,7 @@
                 <w:sz w:val="32"/>
                 <w:szCs w:val="40"/>
               </w:rPr>
-              <w:t>)</w:t>
-            </w:r>
-            <w:proofErr w:type="gramStart"/>
-            <w:r>
-              <w:rPr>
-                <w:rFonts w:ascii="BRH Devanagari Extra" w:hAnsi="BRH Devanagari Extra" w:cs="BRH Devanagari Extra"/>
-                <w:color w:val="000000"/>
-                <w:sz w:val="32"/>
-                <w:szCs w:val="40"/>
-              </w:rPr>
-              <w:t>-  AlÉÑþ</w:t>
-            </w:r>
-            <w:proofErr w:type="gramEnd"/>
-            <w:r>
-              <w:rPr>
-                <w:rFonts w:ascii="BRH Devanagari Extra" w:hAnsi="BRH Devanagari Extra" w:cs="BRH Devanagari Extra"/>
-                <w:color w:val="000000"/>
-                <w:sz w:val="32"/>
-                <w:szCs w:val="40"/>
-              </w:rPr>
-              <w:t xml:space="preserve"> | iuÉÉ</w:t>
+              <w:t>)-  AlÉÑþ | iuÉÉ</w:t>
             </w:r>
             <w:r>
               <w:rPr>
@@ -1171,27 +1495,7 @@
                 <w:sz w:val="32"/>
                 <w:szCs w:val="40"/>
               </w:rPr>
-              <w:t>)</w:t>
-            </w:r>
-            <w:proofErr w:type="gramStart"/>
-            <w:r>
-              <w:rPr>
-                <w:rFonts w:ascii="BRH Devanagari Extra" w:hAnsi="BRH Devanagari Extra" w:cs="BRH Devanagari Extra"/>
-                <w:color w:val="000000"/>
-                <w:sz w:val="32"/>
-                <w:szCs w:val="40"/>
-              </w:rPr>
-              <w:t>-  AlÉÑþ</w:t>
-            </w:r>
-            <w:proofErr w:type="gramEnd"/>
-            <w:r>
-              <w:rPr>
-                <w:rFonts w:ascii="BRH Devanagari Extra" w:hAnsi="BRH Devanagari Extra" w:cs="BRH Devanagari Extra"/>
-                <w:color w:val="000000"/>
-                <w:sz w:val="32"/>
-                <w:szCs w:val="40"/>
-              </w:rPr>
-              <w:t xml:space="preserve"> | iuÉÉ</w:t>
+              <w:t>)-  AlÉÑþ | iuÉÉ</w:t>
             </w:r>
             <w:r>
               <w:rPr>
@@ -1445,27 +1749,7 @@
                 <w:sz w:val="32"/>
                 <w:szCs w:val="40"/>
               </w:rPr>
-              <w:t>)</w:t>
-            </w:r>
-            <w:proofErr w:type="gramStart"/>
-            <w:r>
-              <w:rPr>
-                <w:rFonts w:ascii="BRH Devanagari Extra" w:hAnsi="BRH Devanagari Extra" w:cs="BRH Devanagari Extra"/>
-                <w:color w:val="000000"/>
-                <w:sz w:val="32"/>
-                <w:szCs w:val="40"/>
-              </w:rPr>
-              <w:t>-  AlÉÑþ</w:t>
-            </w:r>
-            <w:proofErr w:type="gramEnd"/>
-            <w:r>
-              <w:rPr>
-                <w:rFonts w:ascii="BRH Devanagari Extra" w:hAnsi="BRH Devanagari Extra" w:cs="BRH Devanagari Extra"/>
-                <w:color w:val="000000"/>
-                <w:sz w:val="32"/>
-                <w:szCs w:val="40"/>
-              </w:rPr>
-              <w:t xml:space="preserve"> | iuÉÉ</w:t>
+              <w:t>)-  AlÉÑþ | iuÉÉ</w:t>
             </w:r>
             <w:r>
               <w:rPr>
@@ -1710,27 +1994,7 @@
                 <w:sz w:val="32"/>
                 <w:szCs w:val="40"/>
               </w:rPr>
-              <w:t>)</w:t>
-            </w:r>
-            <w:proofErr w:type="gramStart"/>
-            <w:r>
-              <w:rPr>
-                <w:rFonts w:ascii="BRH Devanagari Extra" w:hAnsi="BRH Devanagari Extra" w:cs="BRH Devanagari Extra"/>
-                <w:color w:val="000000"/>
-                <w:sz w:val="32"/>
-                <w:szCs w:val="40"/>
-              </w:rPr>
-              <w:t>-  AlÉÑþ</w:t>
-            </w:r>
-            <w:proofErr w:type="gramEnd"/>
-            <w:r>
-              <w:rPr>
-                <w:rFonts w:ascii="BRH Devanagari Extra" w:hAnsi="BRH Devanagari Extra" w:cs="BRH Devanagari Extra"/>
-                <w:color w:val="000000"/>
-                <w:sz w:val="32"/>
-                <w:szCs w:val="40"/>
-              </w:rPr>
-              <w:t xml:space="preserve"> | iuÉÉ</w:t>
+              <w:t>)-  AlÉÑþ | iuÉÉ</w:t>
             </w:r>
             <w:r>
               <w:rPr>
@@ -1885,6 +2149,7 @@
                 <w:color w:val="000000"/>
                 <w:szCs w:val="40"/>
               </w:rPr>
+              <w:lastRenderedPageBreak/>
               <w:t>22</w:t>
             </w:r>
             <w:r>
@@ -1988,19 +2253,8 @@
                 <w:sz w:val="32"/>
                 <w:szCs w:val="40"/>
               </w:rPr>
-              <w:t>)</w:t>
-            </w:r>
-            <w:proofErr w:type="gramStart"/>
-            <w:r>
-              <w:rPr>
-                <w:rFonts w:ascii="BRH Devanagari Extra" w:hAnsi="BRH Devanagari Extra" w:cs="BRH Devanagari Extra"/>
-                <w:color w:val="000000"/>
-                <w:sz w:val="32"/>
-                <w:szCs w:val="40"/>
-              </w:rPr>
-              <w:t>-  A</w:t>
-            </w:r>
-            <w:proofErr w:type="gramEnd"/>
+              <w:t>)-  A</w:t>
+            </w:r>
             <w:r>
               <w:rPr>
                 <w:rFonts w:ascii="BRH Malayalam Extra" w:hAnsi="BRH Malayalam Extra" w:cs="BRH Devanagari Extra"/>
@@ -2176,19 +2430,8 @@
                 <w:sz w:val="32"/>
                 <w:szCs w:val="40"/>
               </w:rPr>
-              <w:t xml:space="preserve"> </w:t>
-            </w:r>
-            <w:proofErr w:type="gramStart"/>
-            <w:r>
-              <w:rPr>
-                <w:rFonts w:ascii="BRH Devanagari Extra" w:hAnsi="BRH Devanagari Extra" w:cs="BRH Devanagari Extra"/>
-                <w:color w:val="000000"/>
-                <w:sz w:val="32"/>
-                <w:szCs w:val="40"/>
-              </w:rPr>
-              <w:t>prÉÉÿ(</w:t>
-            </w:r>
-            <w:proofErr w:type="gramEnd"/>
+              <w:t xml:space="preserve"> prÉÉÿ(</w:t>
+            </w:r>
             <w:r>
               <w:rPr>
                 <w:rFonts w:cs="BRH Devanagari Extra"/>
@@ -2519,19 +2762,8 @@
                 <w:sz w:val="32"/>
                 <w:szCs w:val="40"/>
               </w:rPr>
-              <w:t>)</w:t>
-            </w:r>
-            <w:proofErr w:type="gramStart"/>
-            <w:r>
-              <w:rPr>
-                <w:rFonts w:ascii="BRH Devanagari Extra" w:hAnsi="BRH Devanagari Extra" w:cs="BRH Devanagari Extra"/>
-                <w:color w:val="000000"/>
-                <w:sz w:val="32"/>
-                <w:szCs w:val="40"/>
-              </w:rPr>
-              <w:t>-  A</w:t>
-            </w:r>
-            <w:proofErr w:type="gramEnd"/>
+              <w:t>)-  A</w:t>
+            </w:r>
             <w:r>
               <w:rPr>
                 <w:rFonts w:ascii="BRH Malayalam Extra" w:hAnsi="BRH Malayalam Extra" w:cs="BRH Devanagari Extra"/>
@@ -2900,19 +3132,8 @@
                 <w:sz w:val="32"/>
                 <w:szCs w:val="40"/>
               </w:rPr>
-              <w:t>)</w:t>
-            </w:r>
-            <w:proofErr w:type="gramStart"/>
-            <w:r>
-              <w:rPr>
-                <w:rFonts w:ascii="BRH Devanagari Extra" w:hAnsi="BRH Devanagari Extra" w:cs="BRH Devanagari Extra"/>
-                <w:color w:val="000000"/>
-                <w:sz w:val="32"/>
-                <w:szCs w:val="40"/>
-              </w:rPr>
-              <w:t>-  A</w:t>
-            </w:r>
-            <w:proofErr w:type="gramEnd"/>
+              <w:t>)-  A</w:t>
+            </w:r>
             <w:r>
               <w:rPr>
                 <w:rFonts w:ascii="BRH Malayalam Extra" w:hAnsi="BRH Malayalam Extra" w:cs="BRH Devanagari Extra"/>
@@ -3087,19 +3308,8 @@
                 <w:sz w:val="32"/>
                 <w:szCs w:val="40"/>
               </w:rPr>
-              <w:t xml:space="preserve"> </w:t>
-            </w:r>
-            <w:proofErr w:type="gramStart"/>
-            <w:r>
-              <w:rPr>
-                <w:rFonts w:ascii="BRH Devanagari Extra" w:hAnsi="BRH Devanagari Extra" w:cs="BRH Devanagari Extra"/>
-                <w:color w:val="000000"/>
-                <w:sz w:val="32"/>
-                <w:szCs w:val="40"/>
-              </w:rPr>
-              <w:t>prÉÉÿ(</w:t>
-            </w:r>
-            <w:proofErr w:type="gramEnd"/>
+              <w:t xml:space="preserve"> prÉÉÿ(</w:t>
+            </w:r>
             <w:r>
               <w:rPr>
                 <w:rFonts w:cs="BRH Devanagari Extra"/>
@@ -3451,19 +3661,8 @@
                 <w:sz w:val="32"/>
                 <w:szCs w:val="40"/>
               </w:rPr>
-              <w:t>)</w:t>
-            </w:r>
-            <w:proofErr w:type="gramStart"/>
-            <w:r>
-              <w:rPr>
-                <w:rFonts w:ascii="BRH Devanagari Extra" w:hAnsi="BRH Devanagari Extra" w:cs="BRH Devanagari Extra"/>
-                <w:color w:val="000000"/>
-                <w:sz w:val="32"/>
-                <w:szCs w:val="40"/>
-              </w:rPr>
-              <w:t>-  A</w:t>
-            </w:r>
-            <w:proofErr w:type="gramEnd"/>
+              <w:t>)-  A</w:t>
+            </w:r>
             <w:r>
               <w:rPr>
                 <w:rFonts w:ascii="BRH Malayalam Extra" w:hAnsi="BRH Malayalam Extra" w:cs="BRH Devanagari Extra"/>
@@ -3787,7 +3986,6 @@
                 <w:color w:val="000000"/>
                 <w:szCs w:val="40"/>
               </w:rPr>
-              <w:lastRenderedPageBreak/>
               <w:t>27</w:t>
             </w:r>
             <w:r>
@@ -3891,19 +4089,8 @@
                 <w:sz w:val="32"/>
                 <w:szCs w:val="40"/>
               </w:rPr>
-              <w:t>)</w:t>
-            </w:r>
-            <w:proofErr w:type="gramStart"/>
-            <w:r>
-              <w:rPr>
-                <w:rFonts w:ascii="BRH Devanagari Extra" w:hAnsi="BRH Devanagari Extra" w:cs="BRH Devanagari Extra"/>
-                <w:color w:val="000000"/>
-                <w:sz w:val="32"/>
-                <w:szCs w:val="40"/>
-              </w:rPr>
-              <w:t>-  AÉ</w:t>
-            </w:r>
-            <w:proofErr w:type="gramEnd"/>
+              <w:t>)-  AÉ</w:t>
+            </w:r>
             <w:r>
               <w:rPr>
                 <w:rFonts w:ascii="BRH Malayalam Extra" w:hAnsi="BRH Malayalam Extra" w:cs="BRH Devanagari Extra"/>
@@ -4338,19 +4525,8 @@
                 <w:sz w:val="32"/>
                 <w:szCs w:val="40"/>
               </w:rPr>
-              <w:t>)</w:t>
-            </w:r>
-            <w:proofErr w:type="gramStart"/>
-            <w:r>
-              <w:rPr>
-                <w:rFonts w:ascii="BRH Devanagari Extra" w:hAnsi="BRH Devanagari Extra" w:cs="BRH Devanagari Extra"/>
-                <w:color w:val="000000"/>
-                <w:sz w:val="32"/>
-                <w:szCs w:val="40"/>
-              </w:rPr>
-              <w:t>-  AÉ</w:t>
-            </w:r>
-            <w:proofErr w:type="gramEnd"/>
+              <w:t>)-  AÉ</w:t>
+            </w:r>
             <w:r>
               <w:rPr>
                 <w:rFonts w:ascii="BRH Malayalam Extra" w:hAnsi="BRH Malayalam Extra" w:cs="BRH Devanagari Extra"/>
@@ -4620,27 +4796,7 @@
                 <w:sz w:val="32"/>
                 <w:szCs w:val="40"/>
               </w:rPr>
-              <w:t>)</w:t>
-            </w:r>
-            <w:proofErr w:type="gramStart"/>
-            <w:r>
-              <w:rPr>
-                <w:rFonts w:ascii="BRH Devanagari Extra" w:hAnsi="BRH Devanagari Extra" w:cs="BRH Devanagari Extra"/>
-                <w:color w:val="000000"/>
-                <w:sz w:val="32"/>
-                <w:szCs w:val="40"/>
-              </w:rPr>
-              <w:t>-  iÉålÉþ</w:t>
-            </w:r>
-            <w:proofErr w:type="gramEnd"/>
-            <w:r>
-              <w:rPr>
-                <w:rFonts w:ascii="BRH Devanagari Extra" w:hAnsi="BRH Devanagari Extra" w:cs="BRH Devanagari Extra"/>
-                <w:color w:val="000000"/>
-                <w:sz w:val="32"/>
-                <w:szCs w:val="40"/>
-              </w:rPr>
-              <w:t xml:space="preserve"> | </w:t>
+              <w:t xml:space="preserve">)-  iÉålÉþ | </w:t>
             </w:r>
             <w:r>
               <w:rPr>
@@ -4910,6 +5066,7 @@
                 <w:color w:val="000000"/>
                 <w:szCs w:val="40"/>
               </w:rPr>
+              <w:lastRenderedPageBreak/>
               <w:t>30</w:t>
             </w:r>
             <w:r>
@@ -5013,17 +5170,7 @@
                 <w:sz w:val="32"/>
                 <w:szCs w:val="40"/>
               </w:rPr>
-              <w:t>)</w:t>
-            </w:r>
-            <w:proofErr w:type="gramStart"/>
-            <w:r>
-              <w:rPr>
-                <w:rFonts w:ascii="BRH Devanagari Extra" w:hAnsi="BRH Devanagari Extra" w:cs="BRH Devanagari Extra"/>
-                <w:color w:val="000000"/>
-                <w:sz w:val="32"/>
-                <w:szCs w:val="40"/>
-              </w:rPr>
-              <w:t xml:space="preserve">-  </w:t>
+              <w:t xml:space="preserve">)-  </w:t>
             </w:r>
             <w:r>
               <w:rPr>
@@ -5033,18 +5180,7 @@
                 <w:szCs w:val="40"/>
                 <w:highlight w:val="yellow"/>
               </w:rPr>
-              <w:t>A</w:t>
-            </w:r>
-            <w:proofErr w:type="gramEnd"/>
-            <w:r>
-              <w:rPr>
-                <w:rFonts w:ascii="BRH Devanagari Extra" w:hAnsi="BRH Devanagari Extra" w:cs="BRH Devanagari Extra"/>
-                <w:color w:val="000000"/>
-                <w:sz w:val="32"/>
-                <w:szCs w:val="40"/>
-                <w:highlight w:val="yellow"/>
-              </w:rPr>
-              <w:t>(aqÉç)þzÉ</w:t>
+              <w:t>A(aqÉç)þzÉ</w:t>
             </w:r>
             <w:r>
               <w:rPr>
@@ -5453,17 +5589,7 @@
                 <w:sz w:val="32"/>
                 <w:szCs w:val="40"/>
               </w:rPr>
-              <w:t>)</w:t>
-            </w:r>
-            <w:proofErr w:type="gramStart"/>
-            <w:r>
-              <w:rPr>
-                <w:rFonts w:ascii="BRH Devanagari Extra" w:hAnsi="BRH Devanagari Extra" w:cs="BRH Devanagari Extra"/>
-                <w:color w:val="000000"/>
-                <w:sz w:val="32"/>
-                <w:szCs w:val="40"/>
-              </w:rPr>
-              <w:t xml:space="preserve">-  </w:t>
+              <w:t xml:space="preserve">)-  </w:t>
             </w:r>
             <w:r>
               <w:rPr>
@@ -5473,18 +5599,7 @@
                 <w:szCs w:val="40"/>
                 <w:highlight w:val="yellow"/>
               </w:rPr>
-              <w:t>A</w:t>
-            </w:r>
-            <w:proofErr w:type="gramEnd"/>
-            <w:r>
-              <w:rPr>
-                <w:rFonts w:ascii="BRH Devanagari Extra" w:hAnsi="BRH Devanagari Extra" w:cs="BRH Devanagari Extra"/>
-                <w:color w:val="000000"/>
-                <w:sz w:val="32"/>
-                <w:szCs w:val="40"/>
-                <w:highlight w:val="yellow"/>
-              </w:rPr>
-              <w:t>(aqÉç)þzÉ</w:t>
+              <w:t>A(aqÉç)þzÉ</w:t>
             </w:r>
             <w:r>
               <w:rPr>
@@ -5626,6 +5741,7 @@
                 <w:color w:val="000000"/>
                 <w:szCs w:val="40"/>
               </w:rPr>
+              <w:lastRenderedPageBreak/>
               <w:t>27</w:t>
             </w:r>
             <w:r>
@@ -5729,19 +5845,8 @@
                 <w:sz w:val="32"/>
                 <w:szCs w:val="40"/>
               </w:rPr>
-              <w:t>)</w:t>
-            </w:r>
-            <w:proofErr w:type="gramStart"/>
-            <w:r>
-              <w:rPr>
-                <w:rFonts w:ascii="BRH Devanagari Extra" w:hAnsi="BRH Devanagari Extra" w:cs="BRH Devanagari Extra"/>
-                <w:color w:val="000000"/>
-                <w:sz w:val="32"/>
-                <w:szCs w:val="40"/>
-              </w:rPr>
-              <w:t>-  AÉ</w:t>
-            </w:r>
-            <w:proofErr w:type="gramEnd"/>
+              <w:t>)-  AÉ</w:t>
+            </w:r>
             <w:r>
               <w:rPr>
                 <w:rFonts w:ascii="BRH Malayalam Extra" w:hAnsi="BRH Malayalam Extra" w:cs="BRH Devanagari Extra"/>
@@ -6253,19 +6358,8 @@
                 <w:sz w:val="32"/>
                 <w:szCs w:val="40"/>
               </w:rPr>
-              <w:t>)</w:t>
-            </w:r>
-            <w:proofErr w:type="gramStart"/>
-            <w:r>
-              <w:rPr>
-                <w:rFonts w:ascii="BRH Devanagari Extra" w:hAnsi="BRH Devanagari Extra" w:cs="BRH Devanagari Extra"/>
-                <w:color w:val="000000"/>
-                <w:sz w:val="32"/>
-                <w:szCs w:val="40"/>
-              </w:rPr>
-              <w:t>-  AÉ</w:t>
-            </w:r>
-            <w:proofErr w:type="gramEnd"/>
+              <w:t>)-  AÉ</w:t>
+            </w:r>
             <w:r>
               <w:rPr>
                 <w:rFonts w:ascii="BRH Malayalam Extra" w:hAnsi="BRH Malayalam Extra" w:cs="BRH Devanagari Extra"/>
@@ -6535,27 +6629,7 @@
                 <w:sz w:val="32"/>
                 <w:szCs w:val="40"/>
               </w:rPr>
-              <w:t>)</w:t>
-            </w:r>
-            <w:proofErr w:type="gramStart"/>
-            <w:r>
-              <w:rPr>
-                <w:rFonts w:ascii="BRH Devanagari Extra" w:hAnsi="BRH Devanagari Extra" w:cs="BRH Devanagari Extra"/>
-                <w:color w:val="000000"/>
-                <w:sz w:val="32"/>
-                <w:szCs w:val="40"/>
-              </w:rPr>
-              <w:t>-  iÉålÉþ</w:t>
-            </w:r>
-            <w:proofErr w:type="gramEnd"/>
-            <w:r>
-              <w:rPr>
-                <w:rFonts w:ascii="BRH Devanagari Extra" w:hAnsi="BRH Devanagari Extra" w:cs="BRH Devanagari Extra"/>
-                <w:color w:val="000000"/>
-                <w:sz w:val="32"/>
-                <w:szCs w:val="40"/>
-              </w:rPr>
-              <w:t xml:space="preserve"> | </w:t>
+              <w:t xml:space="preserve">)-  iÉålÉþ | </w:t>
             </w:r>
             <w:r>
               <w:rPr>
@@ -6917,6 +6991,7 @@
                 <w:color w:val="000000"/>
                 <w:szCs w:val="40"/>
               </w:rPr>
+              <w:lastRenderedPageBreak/>
               <w:t>30</w:t>
             </w:r>
             <w:r>
@@ -7020,17 +7095,7 @@
                 <w:sz w:val="32"/>
                 <w:szCs w:val="40"/>
               </w:rPr>
-              <w:t>)</w:t>
-            </w:r>
-            <w:proofErr w:type="gramStart"/>
-            <w:r>
-              <w:rPr>
-                <w:rFonts w:ascii="BRH Devanagari Extra" w:hAnsi="BRH Devanagari Extra" w:cs="BRH Devanagari Extra"/>
-                <w:color w:val="000000"/>
-                <w:sz w:val="32"/>
-                <w:szCs w:val="40"/>
-              </w:rPr>
-              <w:t xml:space="preserve">-  </w:t>
+              <w:t xml:space="preserve">)-  </w:t>
             </w:r>
             <w:r>
               <w:rPr>
@@ -7042,7 +7107,6 @@
               </w:rPr>
               <w:t>A</w:t>
             </w:r>
-            <w:proofErr w:type="gramEnd"/>
             <w:r>
               <w:rPr>
                 <w:rFonts w:ascii="BRH Malayalam Extra" w:hAnsi="BRH Malayalam Extra" w:cs="BRH Devanagari Extra"/>
@@ -7553,17 +7617,7 @@
                 <w:sz w:val="32"/>
                 <w:szCs w:val="40"/>
               </w:rPr>
-              <w:t>)</w:t>
-            </w:r>
-            <w:proofErr w:type="gramStart"/>
-            <w:r>
-              <w:rPr>
-                <w:rFonts w:ascii="BRH Devanagari Extra" w:hAnsi="BRH Devanagari Extra" w:cs="BRH Devanagari Extra"/>
-                <w:color w:val="000000"/>
-                <w:sz w:val="32"/>
-                <w:szCs w:val="40"/>
-              </w:rPr>
-              <w:t xml:space="preserve">-  </w:t>
+              <w:t xml:space="preserve">)-  </w:t>
             </w:r>
             <w:r>
               <w:rPr>
@@ -7575,7 +7629,6 @@
               </w:rPr>
               <w:t>A</w:t>
             </w:r>
-            <w:proofErr w:type="gramEnd"/>
             <w:r>
               <w:rPr>
                 <w:rFonts w:ascii="BRH Malayalam Extra" w:hAnsi="BRH Malayalam Extra" w:cs="BRH Devanagari Extra"/>
@@ -7736,7 +7789,7 @@
       </w:tr>
       <w:tr>
         <w:trPr>
-          <w:trHeight w:val="3256"/>
+          <w:trHeight w:val="1975"/>
         </w:trPr>
         <w:tc>
           <w:tcPr>
@@ -7757,7 +7810,6 @@
               <w:spacing w:before="0" w:line="240" w:lineRule="auto"/>
               <w:rPr>
                 <w:rFonts w:ascii="BRH Devanagari Extra" w:hAnsi="BRH Devanagari Extra" w:cs="BRH Devanagari Extra"/>
-                <w:color w:val="000000"/>
                 <w:sz w:val="32"/>
                 <w:szCs w:val="40"/>
               </w:rPr>
@@ -7765,7 +7817,6 @@
             <w:r>
               <w:rPr>
                 <w:rFonts w:cs="BRH Devanagari Extra"/>
-                <w:color w:val="000000"/>
                 <w:szCs w:val="40"/>
               </w:rPr>
               <w:lastRenderedPageBreak/>
@@ -7774,7 +7825,6 @@
             <w:r>
               <w:rPr>
                 <w:rFonts w:ascii="BRH Devanagari Extra" w:hAnsi="BRH Devanagari Extra" w:cs="BRH Devanagari Extra"/>
-                <w:color w:val="000000"/>
                 <w:sz w:val="32"/>
                 <w:szCs w:val="40"/>
               </w:rPr>
@@ -7783,7 +7833,6 @@
             <w:r>
               <w:rPr>
                 <w:rFonts w:ascii="BRH Devanagari Extra" w:hAnsi="BRH Devanagari Extra" w:cs="BRH Devanagari Extra"/>
-                <w:color w:val="000000"/>
                 <w:sz w:val="32"/>
                 <w:szCs w:val="40"/>
               </w:rPr>
@@ -7792,7 +7841,6 @@
             <w:r>
               <w:rPr>
                 <w:rFonts w:cs="BRH Devanagari Extra"/>
-                <w:color w:val="000000"/>
                 <w:szCs w:val="40"/>
               </w:rPr>
               <w:t>3</w:t>
@@ -7800,7 +7848,6 @@
             <w:r>
               <w:rPr>
                 <w:rFonts w:ascii="BRH Devanagari Extra" w:hAnsi="BRH Devanagari Extra" w:cs="BRH Devanagari Extra"/>
-                <w:color w:val="000000"/>
                 <w:sz w:val="32"/>
                 <w:szCs w:val="40"/>
               </w:rPr>
@@ -7809,7 +7856,6 @@
             <w:r>
               <w:rPr>
                 <w:rFonts w:cs="BRH Devanagari Extra"/>
-                <w:color w:val="000000"/>
                 <w:szCs w:val="40"/>
               </w:rPr>
               <w:t>2</w:t>
@@ -7817,7 +7863,6 @@
             <w:r>
               <w:rPr>
                 <w:rFonts w:ascii="BRH Devanagari Extra" w:hAnsi="BRH Devanagari Extra" w:cs="BRH Devanagari Extra"/>
-                <w:color w:val="000000"/>
                 <w:sz w:val="32"/>
                 <w:szCs w:val="40"/>
               </w:rPr>
@@ -7826,7 +7871,6 @@
             <w:r>
               <w:rPr>
                 <w:rFonts w:cs="BRH Devanagari Extra"/>
-                <w:color w:val="000000"/>
                 <w:szCs w:val="40"/>
               </w:rPr>
               <w:t>2</w:t>
@@ -7834,7 +7878,6 @@
             <w:r>
               <w:rPr>
                 <w:rFonts w:ascii="BRH Devanagari Extra" w:hAnsi="BRH Devanagari Extra" w:cs="BRH Devanagari Extra"/>
-                <w:color w:val="000000"/>
                 <w:sz w:val="32"/>
                 <w:szCs w:val="40"/>
               </w:rPr>
@@ -7843,7 +7886,6 @@
             <w:r>
               <w:rPr>
                 <w:rFonts w:cs="BRH Devanagari Extra"/>
-                <w:color w:val="000000"/>
                 <w:szCs w:val="40"/>
               </w:rPr>
               <w:t>3</w:t>
@@ -7851,7 +7893,6 @@
             <w:r>
               <w:rPr>
                 <w:rFonts w:ascii="BRH Devanagari Extra" w:hAnsi="BRH Devanagari Extra" w:cs="BRH Devanagari Extra"/>
-                <w:color w:val="000000"/>
                 <w:sz w:val="32"/>
                 <w:szCs w:val="40"/>
               </w:rPr>
@@ -7860,7 +7901,6 @@
             <w:r>
               <w:rPr>
                 <w:rFonts w:cs="BRH Devanagari Extra"/>
-                <w:color w:val="000000"/>
                 <w:szCs w:val="40"/>
               </w:rPr>
               <w:t>14</w:t>
@@ -7868,35 +7908,21 @@
             <w:r>
               <w:rPr>
                 <w:rFonts w:ascii="BRH Devanagari Extra" w:hAnsi="BRH Devanagari Extra" w:cs="BRH Devanagari Extra"/>
-                <w:color w:val="000000"/>
-                <w:sz w:val="32"/>
-                <w:szCs w:val="40"/>
-              </w:rPr>
-              <w:t>)</w:t>
-            </w:r>
-            <w:proofErr w:type="gramStart"/>
-            <w:r>
-              <w:rPr>
-                <w:rFonts w:ascii="BRH Devanagari Extra" w:hAnsi="BRH Devanagari Extra" w:cs="BRH Devanagari Extra"/>
-                <w:color w:val="000000"/>
-                <w:sz w:val="32"/>
-                <w:szCs w:val="40"/>
-              </w:rPr>
-              <w:t>-  xÉÉ</w:t>
-            </w:r>
-            <w:proofErr w:type="gramEnd"/>
-            <w:r>
-              <w:rPr>
-                <w:rFonts w:ascii="BRH Malayalam Extra" w:hAnsi="BRH Malayalam Extra" w:cs="BRH Devanagari Extra"/>
-                <w:color w:val="000000"/>
-                <w:szCs w:val="40"/>
-              </w:rPr>
-              <w:t>–</w:t>
-            </w:r>
-            <w:r>
-              <w:rPr>
-                <w:rFonts w:ascii="BRH Devanagari Extra" w:hAnsi="BRH Devanagari Extra" w:cs="BRH Devanagari Extra"/>
-                <w:color w:val="000000"/>
+                <w:sz w:val="32"/>
+                <w:szCs w:val="40"/>
+              </w:rPr>
+              <w:t>)-  xÉÉ</w:t>
+            </w:r>
+            <w:r>
+              <w:rPr>
+                <w:rFonts w:ascii="BRH Malayalam Extra" w:hAnsi="BRH Malayalam Extra" w:cs="BRH Devanagari Extra"/>
+                <w:szCs w:val="40"/>
+              </w:rPr>
+              <w:t>–</w:t>
+            </w:r>
+            <w:r>
+              <w:rPr>
+                <w:rFonts w:ascii="BRH Devanagari Extra" w:hAnsi="BRH Devanagari Extra" w:cs="BRH Devanagari Extra"/>
                 <w:sz w:val="32"/>
                 <w:szCs w:val="40"/>
               </w:rPr>
@@ -7905,15 +7931,13 @@
             <w:r>
               <w:rPr>
                 <w:rFonts w:ascii="BRH Malayalam Extra" w:hAnsi="BRH Malayalam Extra" w:cs="BRH Devanagari Extra"/>
-                <w:color w:val="000000"/>
-                <w:szCs w:val="40"/>
-              </w:rPr>
-              <w:t>–</w:t>
-            </w:r>
-            <w:r>
-              <w:rPr>
-                <w:rFonts w:ascii="BRH Devanagari Extra" w:hAnsi="BRH Devanagari Extra" w:cs="BRH Devanagari Extra"/>
-                <w:color w:val="000000"/>
+                <w:szCs w:val="40"/>
+              </w:rPr>
+              <w:t>–</w:t>
+            </w:r>
+            <w:r>
+              <w:rPr>
+                <w:rFonts w:ascii="BRH Devanagari Extra" w:hAnsi="BRH Devanagari Extra" w:cs="BRH Devanagari Extra"/>
                 <w:sz w:val="32"/>
                 <w:szCs w:val="40"/>
               </w:rPr>
@@ -7922,15 +7946,13 @@
             <w:r>
               <w:rPr>
                 <w:rFonts w:ascii="BRH Malayalam Extra" w:hAnsi="BRH Malayalam Extra" w:cs="BRH Devanagari Extra"/>
-                <w:color w:val="000000"/>
-                <w:szCs w:val="40"/>
-              </w:rPr>
-              <w:t>–</w:t>
-            </w:r>
-            <w:r>
-              <w:rPr>
-                <w:rFonts w:ascii="BRH Devanagari Extra" w:hAnsi="BRH Devanagari Extra" w:cs="BRH Devanagari Extra"/>
-                <w:color w:val="000000"/>
+                <w:szCs w:val="40"/>
+              </w:rPr>
+              <w:t>–</w:t>
+            </w:r>
+            <w:r>
+              <w:rPr>
+                <w:rFonts w:ascii="BRH Devanagari Extra" w:hAnsi="BRH Devanagari Extra" w:cs="BRH Devanagari Extra"/>
                 <w:sz w:val="32"/>
                 <w:szCs w:val="40"/>
               </w:rPr>
@@ -7939,15 +7961,13 @@
             <w:r>
               <w:rPr>
                 <w:rFonts w:ascii="BRH Malayalam Extra" w:hAnsi="BRH Malayalam Extra" w:cs="BRH Devanagari Extra"/>
-                <w:color w:val="000000"/>
-                <w:szCs w:val="40"/>
-              </w:rPr>
-              <w:t>–</w:t>
-            </w:r>
-            <w:r>
-              <w:rPr>
-                <w:rFonts w:ascii="BRH Devanagari Extra" w:hAnsi="BRH Devanagari Extra" w:cs="BRH Devanagari Extra"/>
-                <w:color w:val="000000"/>
+                <w:szCs w:val="40"/>
+              </w:rPr>
+              <w:t>–</w:t>
+            </w:r>
+            <w:r>
+              <w:rPr>
+                <w:rFonts w:ascii="BRH Devanagari Extra" w:hAnsi="BRH Devanagari Extra" w:cs="BRH Devanagari Extra"/>
                 <w:sz w:val="32"/>
                 <w:szCs w:val="40"/>
               </w:rPr>
@@ -7956,15 +7976,13 @@
             <w:r>
               <w:rPr>
                 <w:rFonts w:ascii="BRH Malayalam Extra" w:hAnsi="BRH Malayalam Extra" w:cs="BRH Devanagari Extra"/>
-                <w:color w:val="000000"/>
-                <w:szCs w:val="40"/>
-              </w:rPr>
-              <w:t>–</w:t>
-            </w:r>
-            <w:r>
-              <w:rPr>
-                <w:rFonts w:ascii="BRH Devanagari Extra" w:hAnsi="BRH Devanagari Extra" w:cs="BRH Devanagari Extra"/>
-                <w:color w:val="000000"/>
+                <w:szCs w:val="40"/>
+              </w:rPr>
+              <w:t>–</w:t>
+            </w:r>
+            <w:r>
+              <w:rPr>
+                <w:rFonts w:ascii="BRH Devanagari Extra" w:hAnsi="BRH Devanagari Extra" w:cs="BRH Devanagari Extra"/>
                 <w:sz w:val="32"/>
                 <w:szCs w:val="40"/>
               </w:rPr>
@@ -7973,15 +7991,13 @@
             <w:r>
               <w:rPr>
                 <w:rFonts w:ascii="BRH Malayalam Extra" w:hAnsi="BRH Malayalam Extra" w:cs="BRH Devanagari Extra"/>
-                <w:color w:val="000000"/>
-                <w:szCs w:val="40"/>
-              </w:rPr>
-              <w:t>–</w:t>
-            </w:r>
-            <w:r>
-              <w:rPr>
-                <w:rFonts w:ascii="BRH Devanagari Extra" w:hAnsi="BRH Devanagari Extra" w:cs="BRH Devanagari Extra"/>
-                <w:color w:val="000000"/>
+                <w:szCs w:val="40"/>
+              </w:rPr>
+              <w:t>–</w:t>
+            </w:r>
+            <w:r>
+              <w:rPr>
+                <w:rFonts w:ascii="BRH Devanagari Extra" w:hAnsi="BRH Devanagari Extra" w:cs="BRH Devanagari Extra"/>
                 <w:sz w:val="32"/>
                 <w:szCs w:val="40"/>
               </w:rPr>
@@ -7997,7 +8013,6 @@
               <w:spacing w:before="0" w:line="240" w:lineRule="auto"/>
               <w:rPr>
                 <w:rFonts w:ascii="BRH Devanagari Extra" w:hAnsi="BRH Devanagari Extra" w:cs="BRH Devanagari Extra"/>
-                <w:color w:val="000000"/>
                 <w:sz w:val="32"/>
                 <w:szCs w:val="40"/>
               </w:rPr>
@@ -8005,7 +8020,6 @@
             <w:r>
               <w:rPr>
                 <w:rFonts w:ascii="BRH Devanagari Extra" w:hAnsi="BRH Devanagari Extra" w:cs="BRH Devanagari Extra"/>
-                <w:color w:val="000000"/>
                 <w:sz w:val="32"/>
                 <w:szCs w:val="40"/>
               </w:rPr>
@@ -8014,15 +8028,13 @@
             <w:r>
               <w:rPr>
                 <w:rFonts w:ascii="BRH Malayalam Extra" w:hAnsi="BRH Malayalam Extra" w:cs="BRH Devanagari Extra"/>
-                <w:color w:val="000000"/>
-                <w:szCs w:val="40"/>
-              </w:rPr>
-              <w:t>–</w:t>
-            </w:r>
-            <w:r>
-              <w:rPr>
-                <w:rFonts w:ascii="BRH Devanagari Extra" w:hAnsi="BRH Devanagari Extra" w:cs="BRH Devanagari Extra"/>
-                <w:color w:val="000000"/>
+                <w:szCs w:val="40"/>
+              </w:rPr>
+              <w:t>–</w:t>
+            </w:r>
+            <w:r>
+              <w:rPr>
+                <w:rFonts w:ascii="BRH Devanagari Extra" w:hAnsi="BRH Devanagari Extra" w:cs="BRH Devanagari Extra"/>
                 <w:sz w:val="32"/>
                 <w:szCs w:val="40"/>
               </w:rPr>
@@ -8031,15 +8043,13 @@
             <w:r>
               <w:rPr>
                 <w:rFonts w:ascii="BRH Malayalam Extra" w:hAnsi="BRH Malayalam Extra" w:cs="BRH Devanagari Extra"/>
-                <w:color w:val="000000"/>
-                <w:szCs w:val="40"/>
-              </w:rPr>
-              <w:t>–</w:t>
-            </w:r>
-            <w:r>
-              <w:rPr>
-                <w:rFonts w:ascii="BRH Devanagari Extra" w:hAnsi="BRH Devanagari Extra" w:cs="BRH Devanagari Extra"/>
-                <w:color w:val="000000"/>
+                <w:szCs w:val="40"/>
+              </w:rPr>
+              <w:t>–</w:t>
+            </w:r>
+            <w:r>
+              <w:rPr>
+                <w:rFonts w:ascii="BRH Devanagari Extra" w:hAnsi="BRH Devanagari Extra" w:cs="BRH Devanagari Extra"/>
                 <w:sz w:val="32"/>
                 <w:szCs w:val="40"/>
               </w:rPr>
@@ -8048,15 +8058,13 @@
             <w:r>
               <w:rPr>
                 <w:rFonts w:ascii="BRH Malayalam Extra" w:hAnsi="BRH Malayalam Extra" w:cs="BRH Devanagari Extra"/>
-                <w:color w:val="000000"/>
-                <w:szCs w:val="40"/>
-              </w:rPr>
-              <w:t>–</w:t>
-            </w:r>
-            <w:r>
-              <w:rPr>
-                <w:rFonts w:ascii="BRH Devanagari Extra" w:hAnsi="BRH Devanagari Extra" w:cs="BRH Devanagari Extra"/>
-                <w:color w:val="000000"/>
+                <w:szCs w:val="40"/>
+              </w:rPr>
+              <w:t>–</w:t>
+            </w:r>
+            <w:r>
+              <w:rPr>
+                <w:rFonts w:ascii="BRH Devanagari Extra" w:hAnsi="BRH Devanagari Extra" w:cs="BRH Devanagari Extra"/>
                 <w:sz w:val="32"/>
                 <w:szCs w:val="40"/>
               </w:rPr>
@@ -8065,15 +8073,13 @@
             <w:r>
               <w:rPr>
                 <w:rFonts w:ascii="BRH Malayalam Extra" w:hAnsi="BRH Malayalam Extra" w:cs="BRH Devanagari Extra"/>
-                <w:color w:val="000000"/>
-                <w:szCs w:val="40"/>
-              </w:rPr>
-              <w:t>–</w:t>
-            </w:r>
-            <w:r>
-              <w:rPr>
-                <w:rFonts w:ascii="BRH Devanagari Extra" w:hAnsi="BRH Devanagari Extra" w:cs="BRH Devanagari Extra"/>
-                <w:color w:val="000000"/>
+                <w:szCs w:val="40"/>
+              </w:rPr>
+              <w:t>–</w:t>
+            </w:r>
+            <w:r>
+              <w:rPr>
+                <w:rFonts w:ascii="BRH Devanagari Extra" w:hAnsi="BRH Devanagari Extra" w:cs="BRH Devanagari Extra"/>
                 <w:sz w:val="32"/>
                 <w:szCs w:val="40"/>
               </w:rPr>
@@ -8082,15 +8088,13 @@
             <w:r>
               <w:rPr>
                 <w:rFonts w:ascii="BRH Malayalam Extra" w:hAnsi="BRH Malayalam Extra" w:cs="BRH Devanagari Extra"/>
-                <w:color w:val="000000"/>
-                <w:szCs w:val="40"/>
-              </w:rPr>
-              <w:t>–</w:t>
-            </w:r>
-            <w:r>
-              <w:rPr>
-                <w:rFonts w:ascii="BRH Devanagari Extra" w:hAnsi="BRH Devanagari Extra" w:cs="BRH Devanagari Extra"/>
-                <w:color w:val="000000"/>
+                <w:szCs w:val="40"/>
+              </w:rPr>
+              <w:t>–</w:t>
+            </w:r>
+            <w:r>
+              <w:rPr>
+                <w:rFonts w:ascii="BRH Devanagari Extra" w:hAnsi="BRH Devanagari Extra" w:cs="BRH Devanagari Extra"/>
                 <w:sz w:val="32"/>
                 <w:szCs w:val="40"/>
               </w:rPr>
@@ -8099,15 +8103,13 @@
             <w:r>
               <w:rPr>
                 <w:rFonts w:ascii="BRH Malayalam Extra" w:hAnsi="BRH Malayalam Extra" w:cs="BRH Devanagari Extra"/>
-                <w:color w:val="000000"/>
-                <w:szCs w:val="40"/>
-              </w:rPr>
-              <w:t>–</w:t>
-            </w:r>
-            <w:r>
-              <w:rPr>
-                <w:rFonts w:ascii="BRH Devanagari Extra" w:hAnsi="BRH Devanagari Extra" w:cs="BRH Devanagari Extra"/>
-                <w:color w:val="000000"/>
+                <w:szCs w:val="40"/>
+              </w:rPr>
+              <w:t>–</w:t>
+            </w:r>
+            <w:r>
+              <w:rPr>
+                <w:rFonts w:ascii="BRH Devanagari Extra" w:hAnsi="BRH Devanagari Extra" w:cs="BRH Devanagari Extra"/>
                 <w:sz w:val="32"/>
                 <w:szCs w:val="40"/>
               </w:rPr>
@@ -8116,15 +8118,13 @@
             <w:r>
               <w:rPr>
                 <w:rFonts w:ascii="BRH Malayalam Extra" w:hAnsi="BRH Malayalam Extra" w:cs="BRH Devanagari Extra"/>
-                <w:color w:val="000000"/>
-                <w:szCs w:val="40"/>
-              </w:rPr>
-              <w:t>–</w:t>
-            </w:r>
-            <w:r>
-              <w:rPr>
-                <w:rFonts w:ascii="BRH Devanagari Extra" w:hAnsi="BRH Devanagari Extra" w:cs="BRH Devanagari Extra"/>
-                <w:color w:val="000000"/>
+                <w:szCs w:val="40"/>
+              </w:rPr>
+              <w:t>–</w:t>
+            </w:r>
+            <w:r>
+              <w:rPr>
+                <w:rFonts w:ascii="BRH Devanagari Extra" w:hAnsi="BRH Devanagari Extra" w:cs="BRH Devanagari Extra"/>
                 <w:sz w:val="32"/>
                 <w:szCs w:val="40"/>
               </w:rPr>
@@ -8133,15 +8133,13 @@
             <w:r>
               <w:rPr>
                 <w:rFonts w:ascii="BRH Malayalam Extra" w:hAnsi="BRH Malayalam Extra" w:cs="BRH Devanagari Extra"/>
-                <w:color w:val="000000"/>
-                <w:szCs w:val="40"/>
-              </w:rPr>
-              <w:t>–</w:t>
-            </w:r>
-            <w:r>
-              <w:rPr>
-                <w:rFonts w:ascii="BRH Devanagari Extra" w:hAnsi="BRH Devanagari Extra" w:cs="BRH Devanagari Extra"/>
-                <w:color w:val="000000"/>
+                <w:szCs w:val="40"/>
+              </w:rPr>
+              <w:t>–</w:t>
+            </w:r>
+            <w:r>
+              <w:rPr>
+                <w:rFonts w:ascii="BRH Devanagari Extra" w:hAnsi="BRH Devanagari Extra" w:cs="BRH Devanagari Extra"/>
                 <w:sz w:val="32"/>
                 <w:szCs w:val="40"/>
               </w:rPr>
@@ -8150,7 +8148,6 @@
             <w:r>
               <w:rPr>
                 <w:rFonts w:ascii="BRH Devanagari Extra" w:hAnsi="BRH Devanagari Extra" w:cs="BRH Devanagari Extra"/>
-                <w:color w:val="000000"/>
                 <w:sz w:val="32"/>
                 <w:szCs w:val="40"/>
                 <w:highlight w:val="yellow"/>
@@ -8160,7 +8157,6 @@
             <w:r>
               <w:rPr>
                 <w:rFonts w:ascii="BRH Malayalam Extra" w:hAnsi="BRH Malayalam Extra" w:cs="BRH Devanagari Extra"/>
-                <w:color w:val="000000"/>
                 <w:szCs w:val="40"/>
                 <w:highlight w:val="yellow"/>
               </w:rPr>
@@ -8169,7 +8165,6 @@
             <w:r>
               <w:rPr>
                 <w:rFonts w:ascii="BRH Devanagari Extra" w:hAnsi="BRH Devanagari Extra" w:cs="BRH Devanagari Extra"/>
-                <w:color w:val="000000"/>
                 <w:sz w:val="32"/>
                 <w:szCs w:val="40"/>
                 <w:highlight w:val="yellow"/>
@@ -8179,7 +8174,6 @@
             <w:r>
               <w:rPr>
                 <w:rFonts w:ascii="BRH Devanagari Extra" w:hAnsi="BRH Devanagari Extra" w:cs="BRH Devanagari Extra"/>
-                <w:color w:val="000000"/>
                 <w:sz w:val="32"/>
                 <w:szCs w:val="40"/>
               </w:rPr>
@@ -8188,15 +8182,13 @@
             <w:r>
               <w:rPr>
                 <w:rFonts w:ascii="BRH Malayalam Extra" w:hAnsi="BRH Malayalam Extra" w:cs="BRH Devanagari Extra"/>
-                <w:color w:val="000000"/>
-                <w:szCs w:val="40"/>
-              </w:rPr>
-              <w:t>–</w:t>
-            </w:r>
-            <w:r>
-              <w:rPr>
-                <w:rFonts w:ascii="BRH Devanagari Extra" w:hAnsi="BRH Devanagari Extra" w:cs="BRH Devanagari Extra"/>
-                <w:color w:val="000000"/>
+                <w:szCs w:val="40"/>
+              </w:rPr>
+              <w:t>–</w:t>
+            </w:r>
+            <w:r>
+              <w:rPr>
+                <w:rFonts w:ascii="BRH Devanagari Extra" w:hAnsi="BRH Devanagari Extra" w:cs="BRH Devanagari Extra"/>
                 <w:sz w:val="32"/>
                 <w:szCs w:val="40"/>
               </w:rPr>
@@ -8205,15 +8197,13 @@
             <w:r>
               <w:rPr>
                 <w:rFonts w:ascii="BRH Malayalam Extra" w:hAnsi="BRH Malayalam Extra" w:cs="BRH Devanagari Extra"/>
-                <w:color w:val="000000"/>
-                <w:szCs w:val="40"/>
-              </w:rPr>
-              <w:t>–</w:t>
-            </w:r>
-            <w:r>
-              <w:rPr>
-                <w:rFonts w:ascii="BRH Devanagari Extra" w:hAnsi="BRH Devanagari Extra" w:cs="BRH Devanagari Extra"/>
-                <w:color w:val="000000"/>
+                <w:szCs w:val="40"/>
+              </w:rPr>
+              <w:t>–</w:t>
+            </w:r>
+            <w:r>
+              <w:rPr>
+                <w:rFonts w:ascii="BRH Devanagari Extra" w:hAnsi="BRH Devanagari Extra" w:cs="BRH Devanagari Extra"/>
                 <w:sz w:val="32"/>
                 <w:szCs w:val="40"/>
               </w:rPr>
@@ -8222,15 +8212,13 @@
             <w:r>
               <w:rPr>
                 <w:rFonts w:ascii="BRH Malayalam Extra" w:hAnsi="BRH Malayalam Extra" w:cs="BRH Devanagari Extra"/>
-                <w:color w:val="000000"/>
-                <w:szCs w:val="40"/>
-              </w:rPr>
-              <w:t>–</w:t>
-            </w:r>
-            <w:r>
-              <w:rPr>
-                <w:rFonts w:ascii="BRH Devanagari Extra" w:hAnsi="BRH Devanagari Extra" w:cs="BRH Devanagari Extra"/>
-                <w:color w:val="000000"/>
+                <w:szCs w:val="40"/>
+              </w:rPr>
+              <w:t>–</w:t>
+            </w:r>
+            <w:r>
+              <w:rPr>
+                <w:rFonts w:ascii="BRH Devanagari Extra" w:hAnsi="BRH Devanagari Extra" w:cs="BRH Devanagari Extra"/>
                 <w:sz w:val="32"/>
                 <w:szCs w:val="40"/>
               </w:rPr>
@@ -8239,15 +8227,13 @@
             <w:r>
               <w:rPr>
                 <w:rFonts w:ascii="BRH Malayalam Extra" w:hAnsi="BRH Malayalam Extra" w:cs="BRH Devanagari Extra"/>
-                <w:color w:val="000000"/>
-                <w:szCs w:val="40"/>
-              </w:rPr>
-              <w:t>–</w:t>
-            </w:r>
-            <w:r>
-              <w:rPr>
-                <w:rFonts w:ascii="BRH Devanagari Extra" w:hAnsi="BRH Devanagari Extra" w:cs="BRH Devanagari Extra"/>
-                <w:color w:val="000000"/>
+                <w:szCs w:val="40"/>
+              </w:rPr>
+              <w:t>–</w:t>
+            </w:r>
+            <w:r>
+              <w:rPr>
+                <w:rFonts w:ascii="BRH Devanagari Extra" w:hAnsi="BRH Devanagari Extra" w:cs="BRH Devanagari Extra"/>
                 <w:sz w:val="32"/>
                 <w:szCs w:val="40"/>
               </w:rPr>
@@ -8263,7 +8249,6 @@
               <w:spacing w:before="0" w:line="240" w:lineRule="auto"/>
               <w:rPr>
                 <w:rFonts w:ascii="BRH Devanagari Extra" w:hAnsi="BRH Devanagari Extra" w:cs="BRH Devanagari Extra"/>
-                <w:color w:val="000000"/>
                 <w:sz w:val="32"/>
                 <w:szCs w:val="40"/>
               </w:rPr>
@@ -8271,7 +8256,6 @@
             <w:r>
               <w:rPr>
                 <w:rFonts w:cs="BRH Devanagari Extra"/>
-                <w:color w:val="000000"/>
                 <w:szCs w:val="40"/>
               </w:rPr>
               <w:t>19</w:t>
@@ -8279,7 +8263,6 @@
             <w:r>
               <w:rPr>
                 <w:rFonts w:ascii="BRH Devanagari Extra" w:hAnsi="BRH Devanagari Extra" w:cs="BRH Devanagari Extra"/>
-                <w:color w:val="000000"/>
                 <w:sz w:val="32"/>
                 <w:szCs w:val="40"/>
               </w:rPr>
@@ -8288,7 +8271,6 @@
             <w:r>
               <w:rPr>
                 <w:rFonts w:ascii="BRH Devanagari Extra" w:hAnsi="BRH Devanagari Extra" w:cs="BRH Devanagari Extra"/>
-                <w:color w:val="000000"/>
                 <w:sz w:val="32"/>
                 <w:szCs w:val="40"/>
               </w:rPr>
@@ -8297,7 +8279,6 @@
             <w:r>
               <w:rPr>
                 <w:rFonts w:cs="BRH Devanagari Extra"/>
-                <w:color w:val="000000"/>
                 <w:szCs w:val="40"/>
               </w:rPr>
               <w:t>3</w:t>
@@ -8305,7 +8286,6 @@
             <w:r>
               <w:rPr>
                 <w:rFonts w:ascii="BRH Devanagari Extra" w:hAnsi="BRH Devanagari Extra" w:cs="BRH Devanagari Extra"/>
-                <w:color w:val="000000"/>
                 <w:sz w:val="32"/>
                 <w:szCs w:val="40"/>
               </w:rPr>
@@ -8314,7 +8294,6 @@
             <w:r>
               <w:rPr>
                 <w:rFonts w:cs="BRH Devanagari Extra"/>
-                <w:color w:val="000000"/>
                 <w:szCs w:val="40"/>
               </w:rPr>
               <w:t>2</w:t>
@@ -8322,7 +8301,6 @@
             <w:r>
               <w:rPr>
                 <w:rFonts w:ascii="BRH Devanagari Extra" w:hAnsi="BRH Devanagari Extra" w:cs="BRH Devanagari Extra"/>
-                <w:color w:val="000000"/>
                 <w:sz w:val="32"/>
                 <w:szCs w:val="40"/>
               </w:rPr>
@@ -8331,7 +8309,6 @@
             <w:r>
               <w:rPr>
                 <w:rFonts w:cs="BRH Devanagari Extra"/>
-                <w:color w:val="000000"/>
                 <w:szCs w:val="40"/>
               </w:rPr>
               <w:t>2</w:t>
@@ -8339,7 +8316,6 @@
             <w:r>
               <w:rPr>
                 <w:rFonts w:ascii="BRH Devanagari Extra" w:hAnsi="BRH Devanagari Extra" w:cs="BRH Devanagari Extra"/>
-                <w:color w:val="000000"/>
                 <w:sz w:val="32"/>
                 <w:szCs w:val="40"/>
               </w:rPr>
@@ -8348,7 +8324,6 @@
             <w:r>
               <w:rPr>
                 <w:rFonts w:cs="BRH Devanagari Extra"/>
-                <w:color w:val="000000"/>
                 <w:szCs w:val="40"/>
               </w:rPr>
               <w:t>3</w:t>
@@ -8356,7 +8331,6 @@
             <w:r>
               <w:rPr>
                 <w:rFonts w:ascii="BRH Devanagari Extra" w:hAnsi="BRH Devanagari Extra" w:cs="BRH Devanagari Extra"/>
-                <w:color w:val="000000"/>
                 <w:sz w:val="32"/>
                 <w:szCs w:val="40"/>
               </w:rPr>
@@ -8365,7 +8339,6 @@
             <w:r>
               <w:rPr>
                 <w:rFonts w:cs="BRH Devanagari Extra"/>
-                <w:color w:val="000000"/>
                 <w:szCs w:val="40"/>
               </w:rPr>
               <w:t>15</w:t>
@@ -8373,35 +8346,21 @@
             <w:r>
               <w:rPr>
                 <w:rFonts w:ascii="BRH Devanagari Extra" w:hAnsi="BRH Devanagari Extra" w:cs="BRH Devanagari Extra"/>
-                <w:color w:val="000000"/>
-                <w:sz w:val="32"/>
-                <w:szCs w:val="40"/>
-              </w:rPr>
-              <w:t>)</w:t>
-            </w:r>
-            <w:proofErr w:type="gramStart"/>
-            <w:r>
-              <w:rPr>
-                <w:rFonts w:ascii="BRH Devanagari Extra" w:hAnsi="BRH Devanagari Extra" w:cs="BRH Devanagari Extra"/>
-                <w:color w:val="000000"/>
-                <w:sz w:val="32"/>
-                <w:szCs w:val="40"/>
-              </w:rPr>
-              <w:t>-  ÌmÉ</w:t>
-            </w:r>
-            <w:proofErr w:type="gramEnd"/>
-            <w:r>
-              <w:rPr>
-                <w:rFonts w:ascii="BRH Malayalam Extra" w:hAnsi="BRH Malayalam Extra" w:cs="BRH Devanagari Extra"/>
-                <w:color w:val="000000"/>
-                <w:szCs w:val="40"/>
-              </w:rPr>
-              <w:t>–</w:t>
-            </w:r>
-            <w:r>
-              <w:rPr>
-                <w:rFonts w:ascii="BRH Devanagari Extra" w:hAnsi="BRH Devanagari Extra" w:cs="BRH Devanagari Extra"/>
-                <w:color w:val="000000"/>
+                <w:sz w:val="32"/>
+                <w:szCs w:val="40"/>
+              </w:rPr>
+              <w:t>)-  ÌmÉ</w:t>
+            </w:r>
+            <w:r>
+              <w:rPr>
+                <w:rFonts w:ascii="BRH Malayalam Extra" w:hAnsi="BRH Malayalam Extra" w:cs="BRH Devanagari Extra"/>
+                <w:szCs w:val="40"/>
+              </w:rPr>
+              <w:t>–</w:t>
+            </w:r>
+            <w:r>
+              <w:rPr>
+                <w:rFonts w:ascii="BRH Devanagari Extra" w:hAnsi="BRH Devanagari Extra" w:cs="BRH Devanagari Extra"/>
                 <w:sz w:val="32"/>
                 <w:szCs w:val="40"/>
               </w:rPr>
@@ -8410,15 +8369,13 @@
             <w:r>
               <w:rPr>
                 <w:rFonts w:ascii="BRH Malayalam Extra" w:hAnsi="BRH Malayalam Extra" w:cs="BRH Devanagari Extra"/>
-                <w:color w:val="000000"/>
-                <w:szCs w:val="40"/>
-              </w:rPr>
-              <w:t>–</w:t>
-            </w:r>
-            <w:r>
-              <w:rPr>
-                <w:rFonts w:ascii="BRH Devanagari Extra" w:hAnsi="BRH Devanagari Extra" w:cs="BRH Devanagari Extra"/>
-                <w:color w:val="000000"/>
+                <w:szCs w:val="40"/>
+              </w:rPr>
+              <w:t>–</w:t>
+            </w:r>
+            <w:r>
+              <w:rPr>
+                <w:rFonts w:ascii="BRH Devanagari Extra" w:hAnsi="BRH Devanagari Extra" w:cs="BRH Devanagari Extra"/>
                 <w:sz w:val="32"/>
                 <w:szCs w:val="40"/>
               </w:rPr>
@@ -8427,15 +8384,13 @@
             <w:r>
               <w:rPr>
                 <w:rFonts w:ascii="BRH Malayalam Extra" w:hAnsi="BRH Malayalam Extra" w:cs="BRH Devanagari Extra"/>
-                <w:color w:val="000000"/>
-                <w:szCs w:val="40"/>
-              </w:rPr>
-              <w:t>–</w:t>
-            </w:r>
-            <w:r>
-              <w:rPr>
-                <w:rFonts w:ascii="BRH Devanagari Extra" w:hAnsi="BRH Devanagari Extra" w:cs="BRH Devanagari Extra"/>
-                <w:color w:val="000000"/>
+                <w:szCs w:val="40"/>
+              </w:rPr>
+              <w:t>–</w:t>
+            </w:r>
+            <w:r>
+              <w:rPr>
+                <w:rFonts w:ascii="BRH Devanagari Extra" w:hAnsi="BRH Devanagari Extra" w:cs="BRH Devanagari Extra"/>
                 <w:sz w:val="32"/>
                 <w:szCs w:val="40"/>
               </w:rPr>
@@ -8444,15 +8399,13 @@
             <w:r>
               <w:rPr>
                 <w:rFonts w:ascii="BRH Malayalam Extra" w:hAnsi="BRH Malayalam Extra" w:cs="BRH Devanagari Extra"/>
-                <w:color w:val="000000"/>
-                <w:szCs w:val="40"/>
-              </w:rPr>
-              <w:t>–</w:t>
-            </w:r>
-            <w:r>
-              <w:rPr>
-                <w:rFonts w:ascii="BRH Devanagari Extra" w:hAnsi="BRH Devanagari Extra" w:cs="BRH Devanagari Extra"/>
-                <w:color w:val="000000"/>
+                <w:szCs w:val="40"/>
+              </w:rPr>
+              <w:t>–</w:t>
+            </w:r>
+            <w:r>
+              <w:rPr>
+                <w:rFonts w:ascii="BRH Devanagari Extra" w:hAnsi="BRH Devanagari Extra" w:cs="BRH Devanagari Extra"/>
                 <w:sz w:val="32"/>
                 <w:szCs w:val="40"/>
               </w:rPr>
@@ -8461,15 +8414,13 @@
             <w:r>
               <w:rPr>
                 <w:rFonts w:ascii="BRH Malayalam Extra" w:hAnsi="BRH Malayalam Extra" w:cs="BRH Devanagari Extra"/>
-                <w:color w:val="000000"/>
-                <w:szCs w:val="40"/>
-              </w:rPr>
-              <w:t>–</w:t>
-            </w:r>
-            <w:r>
-              <w:rPr>
-                <w:rFonts w:ascii="BRH Devanagari Extra" w:hAnsi="BRH Devanagari Extra" w:cs="BRH Devanagari Extra"/>
-                <w:color w:val="000000"/>
+                <w:szCs w:val="40"/>
+              </w:rPr>
+              <w:t>–</w:t>
+            </w:r>
+            <w:r>
+              <w:rPr>
+                <w:rFonts w:ascii="BRH Devanagari Extra" w:hAnsi="BRH Devanagari Extra" w:cs="BRH Devanagari Extra"/>
                 <w:sz w:val="32"/>
                 <w:szCs w:val="40"/>
               </w:rPr>
@@ -8478,15 +8429,13 @@
             <w:r>
               <w:rPr>
                 <w:rFonts w:ascii="BRH Malayalam Extra" w:hAnsi="BRH Malayalam Extra" w:cs="BRH Devanagari Extra"/>
-                <w:color w:val="000000"/>
-                <w:szCs w:val="40"/>
-              </w:rPr>
-              <w:t>–</w:t>
-            </w:r>
-            <w:r>
-              <w:rPr>
-                <w:rFonts w:ascii="BRH Devanagari Extra" w:hAnsi="BRH Devanagari Extra" w:cs="BRH Devanagari Extra"/>
-                <w:color w:val="000000"/>
+                <w:szCs w:val="40"/>
+              </w:rPr>
+              <w:t>–</w:t>
+            </w:r>
+            <w:r>
+              <w:rPr>
+                <w:rFonts w:ascii="BRH Devanagari Extra" w:hAnsi="BRH Devanagari Extra" w:cs="BRH Devanagari Extra"/>
                 <w:sz w:val="32"/>
                 <w:szCs w:val="40"/>
               </w:rPr>
@@ -8495,15 +8444,13 @@
             <w:r>
               <w:rPr>
                 <w:rFonts w:ascii="BRH Malayalam Extra" w:hAnsi="BRH Malayalam Extra" w:cs="BRH Devanagari Extra"/>
-                <w:color w:val="000000"/>
-                <w:szCs w:val="40"/>
-              </w:rPr>
-              <w:t>–</w:t>
-            </w:r>
-            <w:r>
-              <w:rPr>
-                <w:rFonts w:ascii="BRH Devanagari Extra" w:hAnsi="BRH Devanagari Extra" w:cs="BRH Devanagari Extra"/>
-                <w:color w:val="000000"/>
+                <w:szCs w:val="40"/>
+              </w:rPr>
+              <w:t>–</w:t>
+            </w:r>
+            <w:r>
+              <w:rPr>
+                <w:rFonts w:ascii="BRH Devanagari Extra" w:hAnsi="BRH Devanagari Extra" w:cs="BRH Devanagari Extra"/>
                 <w:sz w:val="32"/>
                 <w:szCs w:val="40"/>
               </w:rPr>
@@ -8512,15 +8459,13 @@
             <w:r>
               <w:rPr>
                 <w:rFonts w:ascii="BRH Malayalam Extra" w:hAnsi="BRH Malayalam Extra" w:cs="BRH Devanagari Extra"/>
-                <w:color w:val="000000"/>
-                <w:szCs w:val="40"/>
-              </w:rPr>
-              <w:t>–</w:t>
-            </w:r>
-            <w:r>
-              <w:rPr>
-                <w:rFonts w:ascii="BRH Devanagari Extra" w:hAnsi="BRH Devanagari Extra" w:cs="BRH Devanagari Extra"/>
-                <w:color w:val="000000"/>
+                <w:szCs w:val="40"/>
+              </w:rPr>
+              <w:t>–</w:t>
+            </w:r>
+            <w:r>
+              <w:rPr>
+                <w:rFonts w:ascii="BRH Devanagari Extra" w:hAnsi="BRH Devanagari Extra" w:cs="BRH Devanagari Extra"/>
                 <w:sz w:val="32"/>
                 <w:szCs w:val="40"/>
               </w:rPr>
@@ -8536,7 +8481,6 @@
               <w:spacing w:before="0" w:line="240" w:lineRule="auto"/>
               <w:rPr>
                 <w:rFonts w:ascii="BRH Devanagari Extra" w:hAnsi="BRH Devanagari Extra" w:cs="BRH Devanagari Extra"/>
-                <w:color w:val="000000"/>
                 <w:sz w:val="32"/>
                 <w:szCs w:val="40"/>
               </w:rPr>
@@ -8544,7 +8488,6 @@
             <w:r>
               <w:rPr>
                 <w:rFonts w:ascii="BRH Devanagari Extra" w:hAnsi="BRH Devanagari Extra" w:cs="BRH Devanagari Extra"/>
-                <w:color w:val="000000"/>
                 <w:sz w:val="32"/>
                 <w:szCs w:val="40"/>
               </w:rPr>
@@ -8553,15 +8496,13 @@
             <w:r>
               <w:rPr>
                 <w:rFonts w:ascii="BRH Malayalam Extra" w:hAnsi="BRH Malayalam Extra" w:cs="BRH Devanagari Extra"/>
-                <w:color w:val="000000"/>
-                <w:szCs w:val="40"/>
-              </w:rPr>
-              <w:t>–</w:t>
-            </w:r>
-            <w:r>
-              <w:rPr>
-                <w:rFonts w:ascii="BRH Devanagari Extra" w:hAnsi="BRH Devanagari Extra" w:cs="BRH Devanagari Extra"/>
-                <w:color w:val="000000"/>
+                <w:szCs w:val="40"/>
+              </w:rPr>
+              <w:t>–</w:t>
+            </w:r>
+            <w:r>
+              <w:rPr>
+                <w:rFonts w:ascii="BRH Devanagari Extra" w:hAnsi="BRH Devanagari Extra" w:cs="BRH Devanagari Extra"/>
                 <w:sz w:val="32"/>
                 <w:szCs w:val="40"/>
               </w:rPr>
@@ -8570,15 +8511,13 @@
             <w:r>
               <w:rPr>
                 <w:rFonts w:ascii="BRH Malayalam Extra" w:hAnsi="BRH Malayalam Extra" w:cs="BRH Devanagari Extra"/>
-                <w:color w:val="000000"/>
-                <w:szCs w:val="40"/>
-              </w:rPr>
-              <w:t>–</w:t>
-            </w:r>
-            <w:r>
-              <w:rPr>
-                <w:rFonts w:ascii="BRH Devanagari Extra" w:hAnsi="BRH Devanagari Extra" w:cs="BRH Devanagari Extra"/>
-                <w:color w:val="000000"/>
+                <w:szCs w:val="40"/>
+              </w:rPr>
+              <w:t>–</w:t>
+            </w:r>
+            <w:r>
+              <w:rPr>
+                <w:rFonts w:ascii="BRH Devanagari Extra" w:hAnsi="BRH Devanagari Extra" w:cs="BRH Devanagari Extra"/>
                 <w:sz w:val="32"/>
                 <w:szCs w:val="40"/>
               </w:rPr>
@@ -8587,15 +8526,13 @@
             <w:r>
               <w:rPr>
                 <w:rFonts w:ascii="BRH Malayalam Extra" w:hAnsi="BRH Malayalam Extra" w:cs="BRH Devanagari Extra"/>
-                <w:color w:val="000000"/>
-                <w:szCs w:val="40"/>
-              </w:rPr>
-              <w:t>–</w:t>
-            </w:r>
-            <w:r>
-              <w:rPr>
-                <w:rFonts w:ascii="BRH Devanagari Extra" w:hAnsi="BRH Devanagari Extra" w:cs="BRH Devanagari Extra"/>
-                <w:color w:val="000000"/>
+                <w:szCs w:val="40"/>
+              </w:rPr>
+              <w:t>–</w:t>
+            </w:r>
+            <w:r>
+              <w:rPr>
+                <w:rFonts w:ascii="BRH Devanagari Extra" w:hAnsi="BRH Devanagari Extra" w:cs="BRH Devanagari Extra"/>
                 <w:sz w:val="32"/>
                 <w:szCs w:val="40"/>
               </w:rPr>
@@ -8604,7 +8541,6 @@
             <w:r>
               <w:rPr>
                 <w:rFonts w:ascii="BRH Devanagari Extra" w:hAnsi="BRH Devanagari Extra" w:cs="BRH Devanagari Extra"/>
-                <w:color w:val="000000"/>
                 <w:sz w:val="32"/>
                 <w:szCs w:val="40"/>
                 <w:highlight w:val="yellow"/>
@@ -8614,7 +8550,6 @@
             <w:r>
               <w:rPr>
                 <w:rFonts w:ascii="BRH Malayalam Extra" w:hAnsi="BRH Malayalam Extra" w:cs="BRH Devanagari Extra"/>
-                <w:color w:val="000000"/>
                 <w:szCs w:val="40"/>
                 <w:highlight w:val="yellow"/>
               </w:rPr>
@@ -8623,7 +8558,6 @@
             <w:r>
               <w:rPr>
                 <w:rFonts w:ascii="BRH Devanagari Extra" w:hAnsi="BRH Devanagari Extra" w:cs="BRH Devanagari Extra"/>
-                <w:color w:val="000000"/>
                 <w:sz w:val="32"/>
                 <w:szCs w:val="40"/>
                 <w:highlight w:val="yellow"/>
@@ -8633,7 +8567,6 @@
             <w:r>
               <w:rPr>
                 <w:rFonts w:ascii="BRH Devanagari Extra" w:hAnsi="BRH Devanagari Extra" w:cs="BRH Devanagari Extra"/>
-                <w:color w:val="000000"/>
                 <w:sz w:val="32"/>
                 <w:szCs w:val="40"/>
               </w:rPr>
@@ -8642,15 +8575,13 @@
             <w:r>
               <w:rPr>
                 <w:rFonts w:ascii="BRH Malayalam Extra" w:hAnsi="BRH Malayalam Extra" w:cs="BRH Devanagari Extra"/>
-                <w:color w:val="000000"/>
-                <w:szCs w:val="40"/>
-              </w:rPr>
-              <w:t>–</w:t>
-            </w:r>
-            <w:r>
-              <w:rPr>
-                <w:rFonts w:ascii="BRH Devanagari Extra" w:hAnsi="BRH Devanagari Extra" w:cs="BRH Devanagari Extra"/>
-                <w:color w:val="000000"/>
+                <w:szCs w:val="40"/>
+              </w:rPr>
+              <w:t>–</w:t>
+            </w:r>
+            <w:r>
+              <w:rPr>
+                <w:rFonts w:ascii="BRH Devanagari Extra" w:hAnsi="BRH Devanagari Extra" w:cs="BRH Devanagari Extra"/>
                 <w:sz w:val="32"/>
                 <w:szCs w:val="40"/>
               </w:rPr>
@@ -8659,15 +8590,13 @@
             <w:r>
               <w:rPr>
                 <w:rFonts w:ascii="BRH Malayalam Extra" w:hAnsi="BRH Malayalam Extra" w:cs="BRH Devanagari Extra"/>
-                <w:color w:val="000000"/>
-                <w:szCs w:val="40"/>
-              </w:rPr>
-              <w:t>–</w:t>
-            </w:r>
-            <w:r>
-              <w:rPr>
-                <w:rFonts w:ascii="BRH Devanagari Extra" w:hAnsi="BRH Devanagari Extra" w:cs="BRH Devanagari Extra"/>
-                <w:color w:val="000000"/>
+                <w:szCs w:val="40"/>
+              </w:rPr>
+              <w:t>–</w:t>
+            </w:r>
+            <w:r>
+              <w:rPr>
+                <w:rFonts w:ascii="BRH Devanagari Extra" w:hAnsi="BRH Devanagari Extra" w:cs="BRH Devanagari Extra"/>
                 <w:sz w:val="32"/>
                 <w:szCs w:val="40"/>
               </w:rPr>
@@ -8676,15 +8605,13 @@
             <w:r>
               <w:rPr>
                 <w:rFonts w:ascii="BRH Malayalam Extra" w:hAnsi="BRH Malayalam Extra" w:cs="BRH Devanagari Extra"/>
-                <w:color w:val="000000"/>
-                <w:szCs w:val="40"/>
-              </w:rPr>
-              <w:t>–</w:t>
-            </w:r>
-            <w:r>
-              <w:rPr>
-                <w:rFonts w:ascii="BRH Devanagari Extra" w:hAnsi="BRH Devanagari Extra" w:cs="BRH Devanagari Extra"/>
-                <w:color w:val="000000"/>
+                <w:szCs w:val="40"/>
+              </w:rPr>
+              <w:t>–</w:t>
+            </w:r>
+            <w:r>
+              <w:rPr>
+                <w:rFonts w:ascii="BRH Devanagari Extra" w:hAnsi="BRH Devanagari Extra" w:cs="BRH Devanagari Extra"/>
                 <w:sz w:val="32"/>
                 <w:szCs w:val="40"/>
               </w:rPr>
@@ -8693,15 +8620,13 @@
             <w:r>
               <w:rPr>
                 <w:rFonts w:ascii="BRH Malayalam Extra" w:hAnsi="BRH Malayalam Extra" w:cs="BRH Devanagari Extra"/>
-                <w:color w:val="000000"/>
-                <w:szCs w:val="40"/>
-              </w:rPr>
-              <w:t>–</w:t>
-            </w:r>
-            <w:r>
-              <w:rPr>
-                <w:rFonts w:ascii="BRH Devanagari Extra" w:hAnsi="BRH Devanagari Extra" w:cs="BRH Devanagari Extra"/>
-                <w:color w:val="000000"/>
+                <w:szCs w:val="40"/>
+              </w:rPr>
+              <w:t>–</w:t>
+            </w:r>
+            <w:r>
+              <w:rPr>
+                <w:rFonts w:ascii="BRH Devanagari Extra" w:hAnsi="BRH Devanagari Extra" w:cs="BRH Devanagari Extra"/>
                 <w:sz w:val="32"/>
                 <w:szCs w:val="40"/>
               </w:rPr>
@@ -8710,15 +8635,13 @@
             <w:r>
               <w:rPr>
                 <w:rFonts w:ascii="BRH Malayalam Extra" w:hAnsi="BRH Malayalam Extra" w:cs="BRH Devanagari Extra"/>
-                <w:color w:val="000000"/>
-                <w:szCs w:val="40"/>
-              </w:rPr>
-              <w:t>–</w:t>
-            </w:r>
-            <w:r>
-              <w:rPr>
-                <w:rFonts w:ascii="BRH Devanagari Extra" w:hAnsi="BRH Devanagari Extra" w:cs="BRH Devanagari Extra"/>
-                <w:color w:val="000000"/>
+                <w:szCs w:val="40"/>
+              </w:rPr>
+              <w:t>–</w:t>
+            </w:r>
+            <w:r>
+              <w:rPr>
+                <w:rFonts w:ascii="BRH Devanagari Extra" w:hAnsi="BRH Devanagari Extra" w:cs="BRH Devanagari Extra"/>
                 <w:sz w:val="32"/>
                 <w:szCs w:val="40"/>
               </w:rPr>
@@ -8727,15 +8650,13 @@
             <w:r>
               <w:rPr>
                 <w:rFonts w:ascii="BRH Malayalam Extra" w:hAnsi="BRH Malayalam Extra" w:cs="BRH Devanagari Extra"/>
-                <w:color w:val="000000"/>
-                <w:szCs w:val="40"/>
-              </w:rPr>
-              <w:t>–</w:t>
-            </w:r>
-            <w:r>
-              <w:rPr>
-                <w:rFonts w:ascii="BRH Devanagari Extra" w:hAnsi="BRH Devanagari Extra" w:cs="BRH Devanagari Extra"/>
-                <w:color w:val="000000"/>
+                <w:szCs w:val="40"/>
+              </w:rPr>
+              <w:t>–</w:t>
+            </w:r>
+            <w:r>
+              <w:rPr>
+                <w:rFonts w:ascii="BRH Devanagari Extra" w:hAnsi="BRH Devanagari Extra" w:cs="BRH Devanagari Extra"/>
                 <w:sz w:val="32"/>
                 <w:szCs w:val="40"/>
               </w:rPr>
@@ -8744,15 +8665,13 @@
             <w:r>
               <w:rPr>
                 <w:rFonts w:ascii="BRH Malayalam Extra" w:hAnsi="BRH Malayalam Extra" w:cs="BRH Devanagari Extra"/>
-                <w:color w:val="000000"/>
-                <w:szCs w:val="40"/>
-              </w:rPr>
-              <w:t>–</w:t>
-            </w:r>
-            <w:r>
-              <w:rPr>
-                <w:rFonts w:ascii="BRH Devanagari Extra" w:hAnsi="BRH Devanagari Extra" w:cs="BRH Devanagari Extra"/>
-                <w:color w:val="000000"/>
+                <w:szCs w:val="40"/>
+              </w:rPr>
+              <w:t>–</w:t>
+            </w:r>
+            <w:r>
+              <w:rPr>
+                <w:rFonts w:ascii="BRH Devanagari Extra" w:hAnsi="BRH Devanagari Extra" w:cs="BRH Devanagari Extra"/>
                 <w:sz w:val="32"/>
                 <w:szCs w:val="40"/>
               </w:rPr>
@@ -8768,7 +8687,6 @@
               <w:spacing w:before="0" w:line="240" w:lineRule="auto"/>
               <w:rPr>
                 <w:rFonts w:ascii="BRH Devanagari Extra" w:hAnsi="BRH Devanagari Extra" w:cs="BRH Devanagari Extra"/>
-                <w:color w:val="000000"/>
                 <w:sz w:val="32"/>
                 <w:szCs w:val="40"/>
               </w:rPr>
@@ -8776,7 +8694,6 @@
             <w:r>
               <w:rPr>
                 <w:rFonts w:cs="BRH Devanagari Extra"/>
-                <w:color w:val="000000"/>
                 <w:szCs w:val="40"/>
               </w:rPr>
               <w:t>21</w:t>
@@ -8784,7 +8701,6 @@
             <w:r>
               <w:rPr>
                 <w:rFonts w:ascii="BRH Devanagari Extra" w:hAnsi="BRH Devanagari Extra" w:cs="BRH Devanagari Extra"/>
-                <w:color w:val="000000"/>
                 <w:sz w:val="32"/>
                 <w:szCs w:val="40"/>
               </w:rPr>
@@ -8793,7 +8709,6 @@
             <w:r>
               <w:rPr>
                 <w:rFonts w:ascii="BRH Devanagari Extra" w:hAnsi="BRH Devanagari Extra" w:cs="BRH Devanagari Extra"/>
-                <w:color w:val="000000"/>
                 <w:sz w:val="32"/>
                 <w:szCs w:val="40"/>
               </w:rPr>
@@ -8802,7 +8717,6 @@
             <w:r>
               <w:rPr>
                 <w:rFonts w:cs="BRH Devanagari Extra"/>
-                <w:color w:val="000000"/>
                 <w:szCs w:val="40"/>
               </w:rPr>
               <w:t>3</w:t>
@@ -8810,7 +8724,6 @@
             <w:r>
               <w:rPr>
                 <w:rFonts w:ascii="BRH Devanagari Extra" w:hAnsi="BRH Devanagari Extra" w:cs="BRH Devanagari Extra"/>
-                <w:color w:val="000000"/>
                 <w:sz w:val="32"/>
                 <w:szCs w:val="40"/>
               </w:rPr>
@@ -8819,7 +8732,6 @@
             <w:r>
               <w:rPr>
                 <w:rFonts w:cs="BRH Devanagari Extra"/>
-                <w:color w:val="000000"/>
                 <w:szCs w:val="40"/>
               </w:rPr>
               <w:t>2</w:t>
@@ -8827,7 +8739,6 @@
             <w:r>
               <w:rPr>
                 <w:rFonts w:ascii="BRH Devanagari Extra" w:hAnsi="BRH Devanagari Extra" w:cs="BRH Devanagari Extra"/>
-                <w:color w:val="000000"/>
                 <w:sz w:val="32"/>
                 <w:szCs w:val="40"/>
               </w:rPr>
@@ -8836,7 +8747,6 @@
             <w:r>
               <w:rPr>
                 <w:rFonts w:cs="BRH Devanagari Extra"/>
-                <w:color w:val="000000"/>
                 <w:szCs w:val="40"/>
               </w:rPr>
               <w:t>2</w:t>
@@ -8844,7 +8754,6 @@
             <w:r>
               <w:rPr>
                 <w:rFonts w:ascii="BRH Devanagari Extra" w:hAnsi="BRH Devanagari Extra" w:cs="BRH Devanagari Extra"/>
-                <w:color w:val="000000"/>
                 <w:sz w:val="32"/>
                 <w:szCs w:val="40"/>
               </w:rPr>
@@ -8853,7 +8762,6 @@
             <w:r>
               <w:rPr>
                 <w:rFonts w:cs="BRH Devanagari Extra"/>
-                <w:color w:val="000000"/>
                 <w:szCs w:val="40"/>
               </w:rPr>
               <w:t>3</w:t>
@@ -8861,7 +8769,6 @@
             <w:r>
               <w:rPr>
                 <w:rFonts w:ascii="BRH Devanagari Extra" w:hAnsi="BRH Devanagari Extra" w:cs="BRH Devanagari Extra"/>
-                <w:color w:val="000000"/>
                 <w:sz w:val="32"/>
                 <w:szCs w:val="40"/>
               </w:rPr>
@@ -8870,7 +8777,6 @@
             <w:r>
               <w:rPr>
                 <w:rFonts w:cs="BRH Devanagari Extra"/>
-                <w:color w:val="000000"/>
                 <w:szCs w:val="40"/>
               </w:rPr>
               <w:t>16</w:t>
@@ -8878,44 +8784,21 @@
             <w:r>
               <w:rPr>
                 <w:rFonts w:ascii="BRH Devanagari Extra" w:hAnsi="BRH Devanagari Extra" w:cs="BRH Devanagari Extra"/>
-                <w:color w:val="000000"/>
-                <w:sz w:val="32"/>
-                <w:szCs w:val="40"/>
-              </w:rPr>
-              <w:t>)</w:t>
-            </w:r>
-            <w:proofErr w:type="gramStart"/>
-            <w:r>
-              <w:rPr>
-                <w:rFonts w:ascii="BRH Devanagari Extra" w:hAnsi="BRH Devanagari Extra" w:cs="BRH Devanagari Extra"/>
-                <w:color w:val="000000"/>
-                <w:sz w:val="32"/>
-                <w:szCs w:val="40"/>
-              </w:rPr>
-              <w:t>-  §</w:t>
-            </w:r>
-            <w:proofErr w:type="gramEnd"/>
-            <w:r>
-              <w:rPr>
-                <w:rFonts w:ascii="BRH Devanagari Extra" w:hAnsi="BRH Devanagari Extra" w:cs="BRH Devanagari Extra"/>
-                <w:color w:val="000000"/>
-                <w:sz w:val="32"/>
-                <w:szCs w:val="40"/>
-              </w:rPr>
-              <w:t>rÉþÇoÉMüÉlÉç | iÉ×</w:t>
-            </w:r>
-            <w:r>
-              <w:rPr>
-                <w:rFonts w:ascii="BRH Malayalam Extra" w:hAnsi="BRH Malayalam Extra" w:cs="BRH Devanagari Extra"/>
-                <w:color w:val="000000"/>
-                <w:szCs w:val="40"/>
-              </w:rPr>
-              <w:t>–</w:t>
-            </w:r>
-            <w:r>
-              <w:rPr>
-                <w:rFonts w:ascii="BRH Devanagari Extra" w:hAnsi="BRH Devanagari Extra" w:cs="BRH Devanagari Extra"/>
-                <w:color w:val="000000"/>
+                <w:sz w:val="32"/>
+                <w:szCs w:val="40"/>
+              </w:rPr>
+              <w:t>)-  §rÉþÇoÉMüÉlÉç | iÉ×</w:t>
+            </w:r>
+            <w:r>
+              <w:rPr>
+                <w:rFonts w:ascii="BRH Malayalam Extra" w:hAnsi="BRH Malayalam Extra" w:cs="BRH Devanagari Extra"/>
+                <w:szCs w:val="40"/>
+              </w:rPr>
+              <w:t>–</w:t>
+            </w:r>
+            <w:r>
+              <w:rPr>
+                <w:rFonts w:ascii="BRH Devanagari Extra" w:hAnsi="BRH Devanagari Extra" w:cs="BRH Devanagari Extra"/>
                 <w:sz w:val="32"/>
                 <w:szCs w:val="40"/>
               </w:rPr>
@@ -8924,15 +8807,13 @@
             <w:r>
               <w:rPr>
                 <w:rFonts w:ascii="BRH Malayalam Extra" w:hAnsi="BRH Malayalam Extra" w:cs="BRH Devanagari Extra"/>
-                <w:color w:val="000000"/>
-                <w:szCs w:val="40"/>
-              </w:rPr>
-              <w:t>–</w:t>
-            </w:r>
-            <w:r>
-              <w:rPr>
-                <w:rFonts w:ascii="BRH Devanagari Extra" w:hAnsi="BRH Devanagari Extra" w:cs="BRH Devanagari Extra"/>
-                <w:color w:val="000000"/>
+                <w:szCs w:val="40"/>
+              </w:rPr>
+              <w:t>–</w:t>
+            </w:r>
+            <w:r>
+              <w:rPr>
+                <w:rFonts w:ascii="BRH Devanagari Extra" w:hAnsi="BRH Devanagari Extra" w:cs="BRH Devanagari Extra"/>
                 <w:sz w:val="32"/>
                 <w:szCs w:val="40"/>
               </w:rPr>
@@ -8941,15 +8822,13 @@
             <w:r>
               <w:rPr>
                 <w:rFonts w:ascii="BRH Malayalam Extra" w:hAnsi="BRH Malayalam Extra" w:cs="BRH Devanagari Extra"/>
-                <w:color w:val="000000"/>
-                <w:szCs w:val="40"/>
-              </w:rPr>
-              <w:t>–</w:t>
-            </w:r>
-            <w:r>
-              <w:rPr>
-                <w:rFonts w:ascii="BRH Devanagari Extra" w:hAnsi="BRH Devanagari Extra" w:cs="BRH Devanagari Extra"/>
-                <w:color w:val="000000"/>
+                <w:szCs w:val="40"/>
+              </w:rPr>
+              <w:t>–</w:t>
+            </w:r>
+            <w:r>
+              <w:rPr>
+                <w:rFonts w:ascii="BRH Devanagari Extra" w:hAnsi="BRH Devanagari Extra" w:cs="BRH Devanagari Extra"/>
                 <w:sz w:val="32"/>
                 <w:szCs w:val="40"/>
               </w:rPr>
@@ -8958,15 +8837,13 @@
             <w:r>
               <w:rPr>
                 <w:rFonts w:ascii="BRH Malayalam Extra" w:hAnsi="BRH Malayalam Extra" w:cs="BRH Devanagari Extra"/>
-                <w:color w:val="000000"/>
-                <w:szCs w:val="40"/>
-              </w:rPr>
-              <w:t>–</w:t>
-            </w:r>
-            <w:r>
-              <w:rPr>
-                <w:rFonts w:ascii="BRH Devanagari Extra" w:hAnsi="BRH Devanagari Extra" w:cs="BRH Devanagari Extra"/>
-                <w:color w:val="000000"/>
+                <w:szCs w:val="40"/>
+              </w:rPr>
+              <w:t>–</w:t>
+            </w:r>
+            <w:r>
+              <w:rPr>
+                <w:rFonts w:ascii="BRH Devanagari Extra" w:hAnsi="BRH Devanagari Extra" w:cs="BRH Devanagari Extra"/>
                 <w:sz w:val="32"/>
                 <w:szCs w:val="40"/>
               </w:rPr>
@@ -8975,15 +8852,13 @@
             <w:r>
               <w:rPr>
                 <w:rFonts w:ascii="BRH Malayalam Extra" w:hAnsi="BRH Malayalam Extra" w:cs="BRH Devanagari Extra"/>
-                <w:color w:val="000000"/>
-                <w:szCs w:val="40"/>
-              </w:rPr>
-              <w:t>–</w:t>
-            </w:r>
-            <w:r>
-              <w:rPr>
-                <w:rFonts w:ascii="BRH Devanagari Extra" w:hAnsi="BRH Devanagari Extra" w:cs="BRH Devanagari Extra"/>
-                <w:color w:val="000000"/>
+                <w:szCs w:val="40"/>
+              </w:rPr>
+              <w:t>–</w:t>
+            </w:r>
+            <w:r>
+              <w:rPr>
+                <w:rFonts w:ascii="BRH Devanagari Extra" w:hAnsi="BRH Devanagari Extra" w:cs="BRH Devanagari Extra"/>
                 <w:sz w:val="32"/>
                 <w:szCs w:val="40"/>
               </w:rPr>
@@ -8992,15 +8867,13 @@
             <w:r>
               <w:rPr>
                 <w:rFonts w:ascii="BRH Malayalam Extra" w:hAnsi="BRH Malayalam Extra" w:cs="BRH Devanagari Extra"/>
-                <w:color w:val="000000"/>
-                <w:szCs w:val="40"/>
-              </w:rPr>
-              <w:t>–</w:t>
-            </w:r>
-            <w:r>
-              <w:rPr>
-                <w:rFonts w:ascii="BRH Devanagari Extra" w:hAnsi="BRH Devanagari Extra" w:cs="BRH Devanagari Extra"/>
-                <w:color w:val="000000"/>
+                <w:szCs w:val="40"/>
+              </w:rPr>
+              <w:t>–</w:t>
+            </w:r>
+            <w:r>
+              <w:rPr>
+                <w:rFonts w:ascii="BRH Devanagari Extra" w:hAnsi="BRH Devanagari Extra" w:cs="BRH Devanagari Extra"/>
                 <w:sz w:val="32"/>
                 <w:szCs w:val="40"/>
               </w:rPr>
@@ -9009,15 +8882,13 @@
             <w:r>
               <w:rPr>
                 <w:rFonts w:ascii="BRH Malayalam Extra" w:hAnsi="BRH Malayalam Extra" w:cs="BRH Devanagari Extra"/>
-                <w:color w:val="000000"/>
-                <w:szCs w:val="40"/>
-              </w:rPr>
-              <w:t>–</w:t>
-            </w:r>
-            <w:r>
-              <w:rPr>
-                <w:rFonts w:ascii="BRH Devanagari Extra" w:hAnsi="BRH Devanagari Extra" w:cs="BRH Devanagari Extra"/>
-                <w:color w:val="000000"/>
+                <w:szCs w:val="40"/>
+              </w:rPr>
+              <w:t>–</w:t>
+            </w:r>
+            <w:r>
+              <w:rPr>
+                <w:rFonts w:ascii="BRH Devanagari Extra" w:hAnsi="BRH Devanagari Extra" w:cs="BRH Devanagari Extra"/>
                 <w:sz w:val="32"/>
                 <w:szCs w:val="40"/>
               </w:rPr>
@@ -9026,15 +8897,13 @@
             <w:r>
               <w:rPr>
                 <w:rFonts w:ascii="BRH Malayalam Extra" w:hAnsi="BRH Malayalam Extra" w:cs="BRH Devanagari Extra"/>
-                <w:color w:val="000000"/>
-                <w:szCs w:val="40"/>
-              </w:rPr>
-              <w:t>–</w:t>
-            </w:r>
-            <w:r>
-              <w:rPr>
-                <w:rFonts w:ascii="BRH Devanagari Extra" w:hAnsi="BRH Devanagari Extra" w:cs="BRH Devanagari Extra"/>
-                <w:color w:val="000000"/>
+                <w:szCs w:val="40"/>
+              </w:rPr>
+              <w:t>–</w:t>
+            </w:r>
+            <w:r>
+              <w:rPr>
+                <w:rFonts w:ascii="BRH Devanagari Extra" w:hAnsi="BRH Devanagari Extra" w:cs="BRH Devanagari Extra"/>
                 <w:sz w:val="32"/>
                 <w:szCs w:val="40"/>
               </w:rPr>
@@ -9043,15 +8912,13 @@
             <w:r>
               <w:rPr>
                 <w:rFonts w:ascii="BRH Malayalam Extra" w:hAnsi="BRH Malayalam Extra" w:cs="BRH Devanagari Extra"/>
-                <w:color w:val="000000"/>
-                <w:szCs w:val="40"/>
-              </w:rPr>
-              <w:t>–</w:t>
-            </w:r>
-            <w:r>
-              <w:rPr>
-                <w:rFonts w:ascii="BRH Devanagari Extra" w:hAnsi="BRH Devanagari Extra" w:cs="BRH Devanagari Extra"/>
-                <w:color w:val="000000"/>
+                <w:szCs w:val="40"/>
+              </w:rPr>
+              <w:t>–</w:t>
+            </w:r>
+            <w:r>
+              <w:rPr>
+                <w:rFonts w:ascii="BRH Devanagari Extra" w:hAnsi="BRH Devanagari Extra" w:cs="BRH Devanagari Extra"/>
                 <w:sz w:val="32"/>
                 <w:szCs w:val="40"/>
               </w:rPr>
@@ -9067,7 +8934,6 @@
               <w:spacing w:before="0" w:line="240" w:lineRule="auto"/>
               <w:rPr>
                 <w:rFonts w:ascii="BRH Devanagari Extra" w:hAnsi="BRH Devanagari Extra" w:cs="BRH Devanagari Extra"/>
-                <w:color w:val="000000"/>
                 <w:sz w:val="32"/>
                 <w:szCs w:val="40"/>
               </w:rPr>
@@ -9075,24 +8941,22 @@
             <w:r>
               <w:rPr>
                 <w:rFonts w:ascii="BRH Devanagari Extra" w:hAnsi="BRH Devanagari Extra" w:cs="BRH Devanagari Extra"/>
-                <w:color w:val="000000"/>
-                <w:sz w:val="32"/>
-                <w:szCs w:val="40"/>
-              </w:rPr>
+                <w:sz w:val="32"/>
+                <w:szCs w:val="40"/>
+              </w:rPr>
+              <w:lastRenderedPageBreak/>
               <w:t>§rÉþÇoÉMüÉ(aaÉç) xiÉ×iÉÏrÉxÉuÉ</w:t>
             </w:r>
             <w:r>
               <w:rPr>
                 <w:rFonts w:ascii="BRH Malayalam Extra" w:hAnsi="BRH Malayalam Extra" w:cs="BRH Devanagari Extra"/>
-                <w:color w:val="000000"/>
-                <w:szCs w:val="40"/>
-              </w:rPr>
-              <w:t>–</w:t>
-            </w:r>
-            <w:r>
-              <w:rPr>
-                <w:rFonts w:ascii="BRH Devanagari Extra" w:hAnsi="BRH Devanagari Extra" w:cs="BRH Devanagari Extra"/>
-                <w:color w:val="000000"/>
+                <w:szCs w:val="40"/>
+              </w:rPr>
+              <w:t>–</w:t>
+            </w:r>
+            <w:r>
+              <w:rPr>
+                <w:rFonts w:ascii="BRH Devanagari Extra" w:hAnsi="BRH Devanagari Extra" w:cs="BRH Devanagari Extra"/>
                 <w:sz w:val="32"/>
                 <w:szCs w:val="40"/>
               </w:rPr>
@@ -9101,15 +8965,13 @@
             <w:r>
               <w:rPr>
                 <w:rFonts w:ascii="BRH Malayalam Extra" w:hAnsi="BRH Malayalam Extra" w:cs="BRH Devanagari Extra"/>
-                <w:color w:val="000000"/>
-                <w:szCs w:val="40"/>
-              </w:rPr>
-              <w:t>–</w:t>
-            </w:r>
-            <w:r>
-              <w:rPr>
-                <w:rFonts w:ascii="BRH Devanagari Extra" w:hAnsi="BRH Devanagari Extra" w:cs="BRH Devanagari Extra"/>
-                <w:color w:val="000000"/>
+                <w:szCs w:val="40"/>
+              </w:rPr>
+              <w:t>–</w:t>
+            </w:r>
+            <w:r>
+              <w:rPr>
+                <w:rFonts w:ascii="BRH Devanagari Extra" w:hAnsi="BRH Devanagari Extra" w:cs="BRH Devanagari Extra"/>
                 <w:sz w:val="32"/>
                 <w:szCs w:val="40"/>
               </w:rPr>
@@ -9118,7 +8980,6 @@
             <w:r>
               <w:rPr>
                 <w:rFonts w:ascii="BRH Devanagari Extra" w:hAnsi="BRH Devanagari Extra" w:cs="BRH Devanagari Extra"/>
-                <w:color w:val="000000"/>
                 <w:sz w:val="32"/>
                 <w:szCs w:val="40"/>
                 <w:highlight w:val="yellow"/>
@@ -9128,7 +8989,6 @@
             <w:r>
               <w:rPr>
                 <w:rFonts w:ascii="BRH Malayalam Extra" w:hAnsi="BRH Malayalam Extra" w:cs="BRH Devanagari Extra"/>
-                <w:color w:val="000000"/>
                 <w:szCs w:val="40"/>
                 <w:highlight w:val="yellow"/>
               </w:rPr>
@@ -9137,7 +8997,6 @@
             <w:r>
               <w:rPr>
                 <w:rFonts w:ascii="BRH Devanagari Extra" w:hAnsi="BRH Devanagari Extra" w:cs="BRH Devanagari Extra"/>
-                <w:color w:val="000000"/>
                 <w:sz w:val="32"/>
                 <w:szCs w:val="40"/>
                 <w:highlight w:val="yellow"/>
@@ -9147,7 +9006,6 @@
             <w:r>
               <w:rPr>
                 <w:rFonts w:ascii="BRH Devanagari Extra" w:hAnsi="BRH Devanagari Extra" w:cs="BRH Devanagari Extra"/>
-                <w:color w:val="000000"/>
                 <w:sz w:val="32"/>
                 <w:szCs w:val="40"/>
               </w:rPr>
@@ -9156,15 +9014,13 @@
             <w:r>
               <w:rPr>
                 <w:rFonts w:ascii="BRH Malayalam Extra" w:hAnsi="BRH Malayalam Extra" w:cs="BRH Devanagari Extra"/>
-                <w:color w:val="000000"/>
-                <w:szCs w:val="40"/>
-              </w:rPr>
-              <w:t>–</w:t>
-            </w:r>
-            <w:r>
-              <w:rPr>
-                <w:rFonts w:ascii="BRH Devanagari Extra" w:hAnsi="BRH Devanagari Extra" w:cs="BRH Devanagari Extra"/>
-                <w:color w:val="000000"/>
+                <w:szCs w:val="40"/>
+              </w:rPr>
+              <w:t>–</w:t>
+            </w:r>
+            <w:r>
+              <w:rPr>
+                <w:rFonts w:ascii="BRH Devanagari Extra" w:hAnsi="BRH Devanagari Extra" w:cs="BRH Devanagari Extra"/>
                 <w:sz w:val="32"/>
                 <w:szCs w:val="40"/>
               </w:rPr>
@@ -9173,15 +9029,13 @@
             <w:r>
               <w:rPr>
                 <w:rFonts w:ascii="BRH Malayalam Extra" w:hAnsi="BRH Malayalam Extra" w:cs="BRH Devanagari Extra"/>
-                <w:color w:val="000000"/>
-                <w:szCs w:val="40"/>
-              </w:rPr>
-              <w:t>–</w:t>
-            </w:r>
-            <w:r>
-              <w:rPr>
-                <w:rFonts w:ascii="BRH Devanagari Extra" w:hAnsi="BRH Devanagari Extra" w:cs="BRH Devanagari Extra"/>
-                <w:color w:val="000000"/>
+                <w:szCs w:val="40"/>
+              </w:rPr>
+              <w:t>–</w:t>
+            </w:r>
+            <w:r>
+              <w:rPr>
+                <w:rFonts w:ascii="BRH Devanagari Extra" w:hAnsi="BRH Devanagari Extra" w:cs="BRH Devanagari Extra"/>
                 <w:sz w:val="32"/>
                 <w:szCs w:val="40"/>
               </w:rPr>
@@ -9196,16 +9050,13 @@
               <w:adjustRightInd w:val="0"/>
               <w:spacing w:before="0" w:line="240" w:lineRule="auto"/>
               <w:rPr>
-                <w:rFonts w:ascii="BRH Devanagari Extra" w:hAnsi="BRH Devanagari Extra" w:cs="BRH Devanagari Extra"/>
-                <w:color w:val="000000"/>
-                <w:sz w:val="32"/>
+                <w:rFonts w:cs="BRH Malayalam Extra"/>
                 <w:szCs w:val="40"/>
               </w:rPr>
             </w:pPr>
             <w:r>
               <w:rPr>
                 <w:rFonts w:ascii="BRH Devanagari Extra" w:hAnsi="BRH Devanagari Extra" w:cs="BRH Devanagari Extra"/>
-                <w:color w:val="000000"/>
                 <w:sz w:val="32"/>
                 <w:szCs w:val="40"/>
               </w:rPr>
@@ -9214,7 +9065,6 @@
             <w:r>
               <w:rPr>
                 <w:rFonts w:ascii="BRH Devanagari Extra" w:hAnsi="BRH Devanagari Extra" w:cs="BRH Devanagari Extra"/>
-                <w:color w:val="000000"/>
                 <w:sz w:val="32"/>
                 <w:szCs w:val="40"/>
                 <w:highlight w:val="yellow"/>
@@ -9224,7 +9074,6 @@
             <w:r>
               <w:rPr>
                 <w:rFonts w:ascii="BRH Malayalam Extra" w:hAnsi="BRH Malayalam Extra" w:cs="BRH Devanagari Extra"/>
-                <w:color w:val="000000"/>
                 <w:szCs w:val="40"/>
                 <w:highlight w:val="yellow"/>
               </w:rPr>
@@ -9233,7 +9082,6 @@
             <w:r>
               <w:rPr>
                 <w:rFonts w:ascii="BRH Devanagari Extra" w:hAnsi="BRH Devanagari Extra" w:cs="BRH Devanagari Extra"/>
-                <w:color w:val="000000"/>
                 <w:sz w:val="32"/>
                 <w:szCs w:val="40"/>
                 <w:highlight w:val="yellow"/>
@@ -9243,7 +9091,6 @@
             <w:r>
               <w:rPr>
                 <w:rFonts w:ascii="BRH Devanagari Extra" w:hAnsi="BRH Devanagari Extra" w:cs="BRH Devanagari Extra"/>
-                <w:color w:val="000000"/>
                 <w:sz w:val="32"/>
                 <w:szCs w:val="40"/>
               </w:rPr>
@@ -9252,34 +9099,18 @@
             <w:r>
               <w:rPr>
                 <w:rFonts w:ascii="BRH Malayalam Extra" w:hAnsi="BRH Malayalam Extra" w:cs="BRH Devanagari Extra"/>
-                <w:color w:val="000000"/>
-                <w:szCs w:val="40"/>
-              </w:rPr>
-              <w:t>–</w:t>
-            </w:r>
-            <w:r>
-              <w:rPr>
-                <w:rFonts w:ascii="BRH Devanagari Extra" w:hAnsi="BRH Devanagari Extra" w:cs="BRH Devanagari Extra"/>
-                <w:color w:val="000000"/>
+                <w:szCs w:val="40"/>
+              </w:rPr>
+              <w:t>–</w:t>
+            </w:r>
+            <w:r>
+              <w:rPr>
+                <w:rFonts w:ascii="BRH Devanagari Extra" w:hAnsi="BRH Devanagari Extra" w:cs="BRH Devanagari Extra"/>
                 <w:sz w:val="32"/>
                 <w:szCs w:val="40"/>
               </w:rPr>
               <w:t xml:space="preserve">lÉ qÉþMÑüuÉïiÉ | </w:t>
             </w:r>
-          </w:p>
-          <w:p>
-            <w:pPr>
-              <w:widowControl w:val="0"/>
-              <w:autoSpaceDE w:val="0"/>
-              <w:autoSpaceDN w:val="0"/>
-              <w:adjustRightInd w:val="0"/>
-              <w:spacing w:before="0" w:line="240" w:lineRule="auto"/>
-              <w:rPr>
-                <w:rFonts w:cs="BRH Malayalam Extra"/>
-                <w:color w:val="FF0000"/>
-                <w:szCs w:val="40"/>
-              </w:rPr>
-            </w:pPr>
           </w:p>
         </w:tc>
         <w:tc>
@@ -9301,7 +9132,6 @@
               <w:spacing w:before="0" w:line="240" w:lineRule="auto"/>
               <w:rPr>
                 <w:rFonts w:ascii="BRH Devanagari Extra" w:hAnsi="BRH Devanagari Extra" w:cs="BRH Devanagari Extra"/>
-                <w:color w:val="000000"/>
                 <w:sz w:val="32"/>
                 <w:szCs w:val="40"/>
               </w:rPr>
@@ -9309,15 +9139,14 @@
             <w:r>
               <w:rPr>
                 <w:rFonts w:cs="BRH Devanagari Extra"/>
-                <w:color w:val="000000"/>
-                <w:szCs w:val="40"/>
-              </w:rPr>
+                <w:szCs w:val="40"/>
+              </w:rPr>
+              <w:lastRenderedPageBreak/>
               <w:t>17</w:t>
             </w:r>
             <w:r>
               <w:rPr>
                 <w:rFonts w:ascii="BRH Devanagari Extra" w:hAnsi="BRH Devanagari Extra" w:cs="BRH Devanagari Extra"/>
-                <w:color w:val="000000"/>
                 <w:sz w:val="32"/>
                 <w:szCs w:val="40"/>
               </w:rPr>
@@ -9326,7 +9155,6 @@
             <w:r>
               <w:rPr>
                 <w:rFonts w:ascii="BRH Devanagari Extra" w:hAnsi="BRH Devanagari Extra" w:cs="BRH Devanagari Extra"/>
-                <w:color w:val="000000"/>
                 <w:sz w:val="32"/>
                 <w:szCs w:val="40"/>
               </w:rPr>
@@ -9335,7 +9163,6 @@
             <w:r>
               <w:rPr>
                 <w:rFonts w:cs="BRH Devanagari Extra"/>
-                <w:color w:val="000000"/>
                 <w:szCs w:val="40"/>
               </w:rPr>
               <w:t>3</w:t>
@@ -9343,7 +9170,6 @@
             <w:r>
               <w:rPr>
                 <w:rFonts w:ascii="BRH Devanagari Extra" w:hAnsi="BRH Devanagari Extra" w:cs="BRH Devanagari Extra"/>
-                <w:color w:val="000000"/>
                 <w:sz w:val="32"/>
                 <w:szCs w:val="40"/>
               </w:rPr>
@@ -9352,7 +9178,6 @@
             <w:r>
               <w:rPr>
                 <w:rFonts w:cs="BRH Devanagari Extra"/>
-                <w:color w:val="000000"/>
                 <w:szCs w:val="40"/>
               </w:rPr>
               <w:t>2</w:t>
@@ -9360,7 +9185,6 @@
             <w:r>
               <w:rPr>
                 <w:rFonts w:ascii="BRH Devanagari Extra" w:hAnsi="BRH Devanagari Extra" w:cs="BRH Devanagari Extra"/>
-                <w:color w:val="000000"/>
                 <w:sz w:val="32"/>
                 <w:szCs w:val="40"/>
               </w:rPr>
@@ -9369,7 +9193,6 @@
             <w:r>
               <w:rPr>
                 <w:rFonts w:cs="BRH Devanagari Extra"/>
-                <w:color w:val="000000"/>
                 <w:szCs w:val="40"/>
               </w:rPr>
               <w:t>2</w:t>
@@ -9377,7 +9200,6 @@
             <w:r>
               <w:rPr>
                 <w:rFonts w:ascii="BRH Devanagari Extra" w:hAnsi="BRH Devanagari Extra" w:cs="BRH Devanagari Extra"/>
-                <w:color w:val="000000"/>
                 <w:sz w:val="32"/>
                 <w:szCs w:val="40"/>
               </w:rPr>
@@ -9386,7 +9208,6 @@
             <w:r>
               <w:rPr>
                 <w:rFonts w:cs="BRH Devanagari Extra"/>
-                <w:color w:val="000000"/>
                 <w:szCs w:val="40"/>
               </w:rPr>
               <w:t>3</w:t>
@@ -9394,7 +9215,6 @@
             <w:r>
               <w:rPr>
                 <w:rFonts w:ascii="BRH Devanagari Extra" w:hAnsi="BRH Devanagari Extra" w:cs="BRH Devanagari Extra"/>
-                <w:color w:val="000000"/>
                 <w:sz w:val="32"/>
                 <w:szCs w:val="40"/>
               </w:rPr>
@@ -9403,7 +9223,6 @@
             <w:r>
               <w:rPr>
                 <w:rFonts w:cs="BRH Devanagari Extra"/>
-                <w:color w:val="000000"/>
                 <w:szCs w:val="40"/>
               </w:rPr>
               <w:t>14</w:t>
@@ -9411,35 +9230,21 @@
             <w:r>
               <w:rPr>
                 <w:rFonts w:ascii="BRH Devanagari Extra" w:hAnsi="BRH Devanagari Extra" w:cs="BRH Devanagari Extra"/>
-                <w:color w:val="000000"/>
-                <w:sz w:val="32"/>
-                <w:szCs w:val="40"/>
-              </w:rPr>
-              <w:t>)</w:t>
-            </w:r>
-            <w:proofErr w:type="gramStart"/>
-            <w:r>
-              <w:rPr>
-                <w:rFonts w:ascii="BRH Devanagari Extra" w:hAnsi="BRH Devanagari Extra" w:cs="BRH Devanagari Extra"/>
-                <w:color w:val="000000"/>
-                <w:sz w:val="32"/>
-                <w:szCs w:val="40"/>
-              </w:rPr>
-              <w:t>-  xÉÉ</w:t>
-            </w:r>
-            <w:proofErr w:type="gramEnd"/>
-            <w:r>
-              <w:rPr>
-                <w:rFonts w:ascii="BRH Malayalam Extra" w:hAnsi="BRH Malayalam Extra" w:cs="BRH Devanagari Extra"/>
-                <w:color w:val="000000"/>
-                <w:szCs w:val="40"/>
-              </w:rPr>
-              <w:t>–</w:t>
-            </w:r>
-            <w:r>
-              <w:rPr>
-                <w:rFonts w:ascii="BRH Devanagari Extra" w:hAnsi="BRH Devanagari Extra" w:cs="BRH Devanagari Extra"/>
-                <w:color w:val="000000"/>
+                <w:sz w:val="32"/>
+                <w:szCs w:val="40"/>
+              </w:rPr>
+              <w:t>)-  xÉÉ</w:t>
+            </w:r>
+            <w:r>
+              <w:rPr>
+                <w:rFonts w:ascii="BRH Malayalam Extra" w:hAnsi="BRH Malayalam Extra" w:cs="BRH Devanagari Extra"/>
+                <w:szCs w:val="40"/>
+              </w:rPr>
+              <w:t>–</w:t>
+            </w:r>
+            <w:r>
+              <w:rPr>
+                <w:rFonts w:ascii="BRH Devanagari Extra" w:hAnsi="BRH Devanagari Extra" w:cs="BRH Devanagari Extra"/>
                 <w:sz w:val="32"/>
                 <w:szCs w:val="40"/>
               </w:rPr>
@@ -9448,15 +9253,13 @@
             <w:r>
               <w:rPr>
                 <w:rFonts w:ascii="BRH Malayalam Extra" w:hAnsi="BRH Malayalam Extra" w:cs="BRH Devanagari Extra"/>
-                <w:color w:val="000000"/>
-                <w:szCs w:val="40"/>
-              </w:rPr>
-              <w:t>–</w:t>
-            </w:r>
-            <w:r>
-              <w:rPr>
-                <w:rFonts w:ascii="BRH Devanagari Extra" w:hAnsi="BRH Devanagari Extra" w:cs="BRH Devanagari Extra"/>
-                <w:color w:val="000000"/>
+                <w:szCs w:val="40"/>
+              </w:rPr>
+              <w:t>–</w:t>
+            </w:r>
+            <w:r>
+              <w:rPr>
+                <w:rFonts w:ascii="BRH Devanagari Extra" w:hAnsi="BRH Devanagari Extra" w:cs="BRH Devanagari Extra"/>
                 <w:sz w:val="32"/>
                 <w:szCs w:val="40"/>
               </w:rPr>
@@ -9465,15 +9268,13 @@
             <w:r>
               <w:rPr>
                 <w:rFonts w:ascii="BRH Malayalam Extra" w:hAnsi="BRH Malayalam Extra" w:cs="BRH Devanagari Extra"/>
-                <w:color w:val="000000"/>
-                <w:szCs w:val="40"/>
-              </w:rPr>
-              <w:t>–</w:t>
-            </w:r>
-            <w:r>
-              <w:rPr>
-                <w:rFonts w:ascii="BRH Devanagari Extra" w:hAnsi="BRH Devanagari Extra" w:cs="BRH Devanagari Extra"/>
-                <w:color w:val="000000"/>
+                <w:szCs w:val="40"/>
+              </w:rPr>
+              <w:t>–</w:t>
+            </w:r>
+            <w:r>
+              <w:rPr>
+                <w:rFonts w:ascii="BRH Devanagari Extra" w:hAnsi="BRH Devanagari Extra" w:cs="BRH Devanagari Extra"/>
                 <w:sz w:val="32"/>
                 <w:szCs w:val="40"/>
               </w:rPr>
@@ -9482,15 +9283,13 @@
             <w:r>
               <w:rPr>
                 <w:rFonts w:ascii="BRH Malayalam Extra" w:hAnsi="BRH Malayalam Extra" w:cs="BRH Devanagari Extra"/>
-                <w:color w:val="000000"/>
-                <w:szCs w:val="40"/>
-              </w:rPr>
-              <w:t>–</w:t>
-            </w:r>
-            <w:r>
-              <w:rPr>
-                <w:rFonts w:ascii="BRH Devanagari Extra" w:hAnsi="BRH Devanagari Extra" w:cs="BRH Devanagari Extra"/>
-                <w:color w:val="000000"/>
+                <w:szCs w:val="40"/>
+              </w:rPr>
+              <w:t>–</w:t>
+            </w:r>
+            <w:r>
+              <w:rPr>
+                <w:rFonts w:ascii="BRH Devanagari Extra" w:hAnsi="BRH Devanagari Extra" w:cs="BRH Devanagari Extra"/>
                 <w:sz w:val="32"/>
                 <w:szCs w:val="40"/>
               </w:rPr>
@@ -9499,15 +9298,13 @@
             <w:r>
               <w:rPr>
                 <w:rFonts w:ascii="BRH Malayalam Extra" w:hAnsi="BRH Malayalam Extra" w:cs="BRH Devanagari Extra"/>
-                <w:color w:val="000000"/>
-                <w:szCs w:val="40"/>
-              </w:rPr>
-              <w:t>–</w:t>
-            </w:r>
-            <w:r>
-              <w:rPr>
-                <w:rFonts w:ascii="BRH Devanagari Extra" w:hAnsi="BRH Devanagari Extra" w:cs="BRH Devanagari Extra"/>
-                <w:color w:val="000000"/>
+                <w:szCs w:val="40"/>
+              </w:rPr>
+              <w:t>–</w:t>
+            </w:r>
+            <w:r>
+              <w:rPr>
+                <w:rFonts w:ascii="BRH Devanagari Extra" w:hAnsi="BRH Devanagari Extra" w:cs="BRH Devanagari Extra"/>
                 <w:sz w:val="32"/>
                 <w:szCs w:val="40"/>
               </w:rPr>
@@ -9516,15 +9313,13 @@
             <w:r>
               <w:rPr>
                 <w:rFonts w:ascii="BRH Malayalam Extra" w:hAnsi="BRH Malayalam Extra" w:cs="BRH Devanagari Extra"/>
-                <w:color w:val="000000"/>
-                <w:szCs w:val="40"/>
-              </w:rPr>
-              <w:t>–</w:t>
-            </w:r>
-            <w:r>
-              <w:rPr>
-                <w:rFonts w:ascii="BRH Devanagari Extra" w:hAnsi="BRH Devanagari Extra" w:cs="BRH Devanagari Extra"/>
-                <w:color w:val="000000"/>
+                <w:szCs w:val="40"/>
+              </w:rPr>
+              <w:t>–</w:t>
+            </w:r>
+            <w:r>
+              <w:rPr>
+                <w:rFonts w:ascii="BRH Devanagari Extra" w:hAnsi="BRH Devanagari Extra" w:cs="BRH Devanagari Extra"/>
                 <w:sz w:val="32"/>
                 <w:szCs w:val="40"/>
               </w:rPr>
@@ -9540,7 +9335,6 @@
               <w:spacing w:before="0" w:line="240" w:lineRule="auto"/>
               <w:rPr>
                 <w:rFonts w:ascii="BRH Devanagari Extra" w:hAnsi="BRH Devanagari Extra" w:cs="BRH Devanagari Extra"/>
-                <w:color w:val="000000"/>
                 <w:sz w:val="32"/>
                 <w:szCs w:val="40"/>
               </w:rPr>
@@ -9548,7 +9342,6 @@
             <w:r>
               <w:rPr>
                 <w:rFonts w:ascii="BRH Devanagari Extra" w:hAnsi="BRH Devanagari Extra" w:cs="BRH Devanagari Extra"/>
-                <w:color w:val="000000"/>
                 <w:sz w:val="32"/>
                 <w:szCs w:val="40"/>
               </w:rPr>
@@ -9557,15 +9350,13 @@
             <w:r>
               <w:rPr>
                 <w:rFonts w:ascii="BRH Malayalam Extra" w:hAnsi="BRH Malayalam Extra" w:cs="BRH Devanagari Extra"/>
-                <w:color w:val="000000"/>
-                <w:szCs w:val="40"/>
-              </w:rPr>
-              <w:t>–</w:t>
-            </w:r>
-            <w:r>
-              <w:rPr>
-                <w:rFonts w:ascii="BRH Devanagari Extra" w:hAnsi="BRH Devanagari Extra" w:cs="BRH Devanagari Extra"/>
-                <w:color w:val="000000"/>
+                <w:szCs w:val="40"/>
+              </w:rPr>
+              <w:t>–</w:t>
+            </w:r>
+            <w:r>
+              <w:rPr>
+                <w:rFonts w:ascii="BRH Devanagari Extra" w:hAnsi="BRH Devanagari Extra" w:cs="BRH Devanagari Extra"/>
                 <w:sz w:val="32"/>
                 <w:szCs w:val="40"/>
               </w:rPr>
@@ -9574,15 +9365,13 @@
             <w:r>
               <w:rPr>
                 <w:rFonts w:ascii="BRH Malayalam Extra" w:hAnsi="BRH Malayalam Extra" w:cs="BRH Devanagari Extra"/>
-                <w:color w:val="000000"/>
-                <w:szCs w:val="40"/>
-              </w:rPr>
-              <w:t>–</w:t>
-            </w:r>
-            <w:r>
-              <w:rPr>
-                <w:rFonts w:ascii="BRH Devanagari Extra" w:hAnsi="BRH Devanagari Extra" w:cs="BRH Devanagari Extra"/>
-                <w:color w:val="000000"/>
+                <w:szCs w:val="40"/>
+              </w:rPr>
+              <w:t>–</w:t>
+            </w:r>
+            <w:r>
+              <w:rPr>
+                <w:rFonts w:ascii="BRH Devanagari Extra" w:hAnsi="BRH Devanagari Extra" w:cs="BRH Devanagari Extra"/>
                 <w:sz w:val="32"/>
                 <w:szCs w:val="40"/>
               </w:rPr>
@@ -9591,15 +9380,13 @@
             <w:r>
               <w:rPr>
                 <w:rFonts w:ascii="BRH Malayalam Extra" w:hAnsi="BRH Malayalam Extra" w:cs="BRH Devanagari Extra"/>
-                <w:color w:val="000000"/>
-                <w:szCs w:val="40"/>
-              </w:rPr>
-              <w:t>–</w:t>
-            </w:r>
-            <w:r>
-              <w:rPr>
-                <w:rFonts w:ascii="BRH Devanagari Extra" w:hAnsi="BRH Devanagari Extra" w:cs="BRH Devanagari Extra"/>
-                <w:color w:val="000000"/>
+                <w:szCs w:val="40"/>
+              </w:rPr>
+              <w:t>–</w:t>
+            </w:r>
+            <w:r>
+              <w:rPr>
+                <w:rFonts w:ascii="BRH Devanagari Extra" w:hAnsi="BRH Devanagari Extra" w:cs="BRH Devanagari Extra"/>
                 <w:sz w:val="32"/>
                 <w:szCs w:val="40"/>
               </w:rPr>
@@ -9608,15 +9395,13 @@
             <w:r>
               <w:rPr>
                 <w:rFonts w:ascii="BRH Malayalam Extra" w:hAnsi="BRH Malayalam Extra" w:cs="BRH Devanagari Extra"/>
-                <w:color w:val="000000"/>
-                <w:szCs w:val="40"/>
-              </w:rPr>
-              <w:t>–</w:t>
-            </w:r>
-            <w:r>
-              <w:rPr>
-                <w:rFonts w:ascii="BRH Devanagari Extra" w:hAnsi="BRH Devanagari Extra" w:cs="BRH Devanagari Extra"/>
-                <w:color w:val="000000"/>
+                <w:szCs w:val="40"/>
+              </w:rPr>
+              <w:t>–</w:t>
+            </w:r>
+            <w:r>
+              <w:rPr>
+                <w:rFonts w:ascii="BRH Devanagari Extra" w:hAnsi="BRH Devanagari Extra" w:cs="BRH Devanagari Extra"/>
                 <w:sz w:val="32"/>
                 <w:szCs w:val="40"/>
               </w:rPr>
@@ -9625,15 +9410,13 @@
             <w:r>
               <w:rPr>
                 <w:rFonts w:ascii="BRH Malayalam Extra" w:hAnsi="BRH Malayalam Extra" w:cs="BRH Devanagari Extra"/>
-                <w:color w:val="000000"/>
-                <w:szCs w:val="40"/>
-              </w:rPr>
-              <w:t>–</w:t>
-            </w:r>
-            <w:r>
-              <w:rPr>
-                <w:rFonts w:ascii="BRH Devanagari Extra" w:hAnsi="BRH Devanagari Extra" w:cs="BRH Devanagari Extra"/>
-                <w:color w:val="000000"/>
+                <w:szCs w:val="40"/>
+              </w:rPr>
+              <w:t>–</w:t>
+            </w:r>
+            <w:r>
+              <w:rPr>
+                <w:rFonts w:ascii="BRH Devanagari Extra" w:hAnsi="BRH Devanagari Extra" w:cs="BRH Devanagari Extra"/>
                 <w:sz w:val="32"/>
                 <w:szCs w:val="40"/>
               </w:rPr>
@@ -9642,15 +9425,13 @@
             <w:r>
               <w:rPr>
                 <w:rFonts w:ascii="BRH Malayalam Extra" w:hAnsi="BRH Malayalam Extra" w:cs="BRH Devanagari Extra"/>
-                <w:color w:val="000000"/>
-                <w:szCs w:val="40"/>
-              </w:rPr>
-              <w:t>–</w:t>
-            </w:r>
-            <w:r>
-              <w:rPr>
-                <w:rFonts w:ascii="BRH Devanagari Extra" w:hAnsi="BRH Devanagari Extra" w:cs="BRH Devanagari Extra"/>
-                <w:color w:val="000000"/>
+                <w:szCs w:val="40"/>
+              </w:rPr>
+              <w:t>–</w:t>
+            </w:r>
+            <w:r>
+              <w:rPr>
+                <w:rFonts w:ascii="BRH Devanagari Extra" w:hAnsi="BRH Devanagari Extra" w:cs="BRH Devanagari Extra"/>
                 <w:sz w:val="32"/>
                 <w:szCs w:val="40"/>
               </w:rPr>
@@ -9659,15 +9440,13 @@
             <w:r>
               <w:rPr>
                 <w:rFonts w:ascii="BRH Malayalam Extra" w:hAnsi="BRH Malayalam Extra" w:cs="BRH Devanagari Extra"/>
-                <w:color w:val="000000"/>
-                <w:szCs w:val="40"/>
-              </w:rPr>
-              <w:t>–</w:t>
-            </w:r>
-            <w:r>
-              <w:rPr>
-                <w:rFonts w:ascii="BRH Devanagari Extra" w:hAnsi="BRH Devanagari Extra" w:cs="BRH Devanagari Extra"/>
-                <w:color w:val="000000"/>
+                <w:szCs w:val="40"/>
+              </w:rPr>
+              <w:t>–</w:t>
+            </w:r>
+            <w:r>
+              <w:rPr>
+                <w:rFonts w:ascii="BRH Devanagari Extra" w:hAnsi="BRH Devanagari Extra" w:cs="BRH Devanagari Extra"/>
                 <w:sz w:val="32"/>
                 <w:szCs w:val="40"/>
               </w:rPr>
@@ -9676,15 +9455,13 @@
             <w:r>
               <w:rPr>
                 <w:rFonts w:ascii="BRH Malayalam Extra" w:hAnsi="BRH Malayalam Extra" w:cs="BRH Devanagari Extra"/>
-                <w:color w:val="000000"/>
-                <w:szCs w:val="40"/>
-              </w:rPr>
-              <w:t>–</w:t>
-            </w:r>
-            <w:r>
-              <w:rPr>
-                <w:rFonts w:ascii="BRH Devanagari Extra" w:hAnsi="BRH Devanagari Extra" w:cs="BRH Devanagari Extra"/>
-                <w:color w:val="000000"/>
+                <w:szCs w:val="40"/>
+              </w:rPr>
+              <w:t>–</w:t>
+            </w:r>
+            <w:r>
+              <w:rPr>
+                <w:rFonts w:ascii="BRH Devanagari Extra" w:hAnsi="BRH Devanagari Extra" w:cs="BRH Devanagari Extra"/>
                 <w:sz w:val="32"/>
                 <w:szCs w:val="40"/>
               </w:rPr>
@@ -9693,7 +9470,6 @@
             <w:r>
               <w:rPr>
                 <w:rFonts w:ascii="BRH Devanagari Extra" w:hAnsi="BRH Devanagari Extra" w:cs="BRH Devanagari Extra"/>
-                <w:color w:val="000000"/>
                 <w:sz w:val="32"/>
                 <w:szCs w:val="40"/>
                 <w:highlight w:val="green"/>
@@ -9703,7 +9479,6 @@
             <w:r>
               <w:rPr>
                 <w:rFonts w:ascii="BRH Malayalam Extra" w:hAnsi="BRH Malayalam Extra" w:cs="BRH Devanagari Extra"/>
-                <w:color w:val="000000"/>
                 <w:szCs w:val="40"/>
                 <w:highlight w:val="green"/>
               </w:rPr>
@@ -9712,7 +9487,6 @@
             <w:r>
               <w:rPr>
                 <w:rFonts w:ascii="BRH Devanagari Extra" w:hAnsi="BRH Devanagari Extra" w:cs="BRH Devanagari Extra"/>
-                <w:color w:val="000000"/>
                 <w:sz w:val="32"/>
                 <w:szCs w:val="40"/>
                 <w:highlight w:val="green"/>
@@ -9722,7 +9496,6 @@
             <w:r>
               <w:rPr>
                 <w:rFonts w:ascii="BRH Malayalam Extra" w:hAnsi="BRH Malayalam Extra" w:cs="BRH Devanagari Extra"/>
-                <w:color w:val="000000"/>
                 <w:szCs w:val="40"/>
                 <w:highlight w:val="yellow"/>
               </w:rPr>
@@ -9731,7 +9504,6 @@
             <w:r>
               <w:rPr>
                 <w:rFonts w:ascii="BRH Devanagari Extra" w:hAnsi="BRH Devanagari Extra" w:cs="BRH Devanagari Extra"/>
-                <w:color w:val="000000"/>
                 <w:sz w:val="32"/>
                 <w:szCs w:val="40"/>
               </w:rPr>
@@ -9740,15 +9512,13 @@
             <w:r>
               <w:rPr>
                 <w:rFonts w:ascii="BRH Malayalam Extra" w:hAnsi="BRH Malayalam Extra" w:cs="BRH Devanagari Extra"/>
-                <w:color w:val="000000"/>
-                <w:szCs w:val="40"/>
-              </w:rPr>
-              <w:t>–</w:t>
-            </w:r>
-            <w:r>
-              <w:rPr>
-                <w:rFonts w:ascii="BRH Devanagari Extra" w:hAnsi="BRH Devanagari Extra" w:cs="BRH Devanagari Extra"/>
-                <w:color w:val="000000"/>
+                <w:szCs w:val="40"/>
+              </w:rPr>
+              <w:t>–</w:t>
+            </w:r>
+            <w:r>
+              <w:rPr>
+                <w:rFonts w:ascii="BRH Devanagari Extra" w:hAnsi="BRH Devanagari Extra" w:cs="BRH Devanagari Extra"/>
                 <w:sz w:val="32"/>
                 <w:szCs w:val="40"/>
               </w:rPr>
@@ -9757,15 +9527,13 @@
             <w:r>
               <w:rPr>
                 <w:rFonts w:ascii="BRH Malayalam Extra" w:hAnsi="BRH Malayalam Extra" w:cs="BRH Devanagari Extra"/>
-                <w:color w:val="000000"/>
-                <w:szCs w:val="40"/>
-              </w:rPr>
-              <w:t>–</w:t>
-            </w:r>
-            <w:r>
-              <w:rPr>
-                <w:rFonts w:ascii="BRH Devanagari Extra" w:hAnsi="BRH Devanagari Extra" w:cs="BRH Devanagari Extra"/>
-                <w:color w:val="000000"/>
+                <w:szCs w:val="40"/>
+              </w:rPr>
+              <w:t>–</w:t>
+            </w:r>
+            <w:r>
+              <w:rPr>
+                <w:rFonts w:ascii="BRH Devanagari Extra" w:hAnsi="BRH Devanagari Extra" w:cs="BRH Devanagari Extra"/>
                 <w:sz w:val="32"/>
                 <w:szCs w:val="40"/>
               </w:rPr>
@@ -9774,15 +9542,13 @@
             <w:r>
               <w:rPr>
                 <w:rFonts w:ascii="BRH Malayalam Extra" w:hAnsi="BRH Malayalam Extra" w:cs="BRH Devanagari Extra"/>
-                <w:color w:val="000000"/>
-                <w:szCs w:val="40"/>
-              </w:rPr>
-              <w:t>–</w:t>
-            </w:r>
-            <w:r>
-              <w:rPr>
-                <w:rFonts w:ascii="BRH Devanagari Extra" w:hAnsi="BRH Devanagari Extra" w:cs="BRH Devanagari Extra"/>
-                <w:color w:val="000000"/>
+                <w:szCs w:val="40"/>
+              </w:rPr>
+              <w:t>–</w:t>
+            </w:r>
+            <w:r>
+              <w:rPr>
+                <w:rFonts w:ascii="BRH Devanagari Extra" w:hAnsi="BRH Devanagari Extra" w:cs="BRH Devanagari Extra"/>
                 <w:sz w:val="32"/>
                 <w:szCs w:val="40"/>
               </w:rPr>
@@ -9791,15 +9557,13 @@
             <w:r>
               <w:rPr>
                 <w:rFonts w:ascii="BRH Malayalam Extra" w:hAnsi="BRH Malayalam Extra" w:cs="BRH Devanagari Extra"/>
-                <w:color w:val="000000"/>
-                <w:szCs w:val="40"/>
-              </w:rPr>
-              <w:t>–</w:t>
-            </w:r>
-            <w:r>
-              <w:rPr>
-                <w:rFonts w:ascii="BRH Devanagari Extra" w:hAnsi="BRH Devanagari Extra" w:cs="BRH Devanagari Extra"/>
-                <w:color w:val="000000"/>
+                <w:szCs w:val="40"/>
+              </w:rPr>
+              <w:t>–</w:t>
+            </w:r>
+            <w:r>
+              <w:rPr>
+                <w:rFonts w:ascii="BRH Devanagari Extra" w:hAnsi="BRH Devanagari Extra" w:cs="BRH Devanagari Extra"/>
                 <w:sz w:val="32"/>
                 <w:szCs w:val="40"/>
               </w:rPr>
@@ -9815,7 +9579,6 @@
               <w:spacing w:before="0" w:line="240" w:lineRule="auto"/>
               <w:rPr>
                 <w:rFonts w:ascii="BRH Devanagari Extra" w:hAnsi="BRH Devanagari Extra" w:cs="BRH Devanagari Extra"/>
-                <w:color w:val="000000"/>
                 <w:sz w:val="32"/>
                 <w:szCs w:val="40"/>
               </w:rPr>
@@ -9823,7 +9586,6 @@
             <w:r>
               <w:rPr>
                 <w:rFonts w:cs="BRH Devanagari Extra"/>
-                <w:color w:val="000000"/>
                 <w:szCs w:val="40"/>
               </w:rPr>
               <w:t>19</w:t>
@@ -9831,7 +9593,6 @@
             <w:r>
               <w:rPr>
                 <w:rFonts w:ascii="BRH Devanagari Extra" w:hAnsi="BRH Devanagari Extra" w:cs="BRH Devanagari Extra"/>
-                <w:color w:val="000000"/>
                 <w:sz w:val="32"/>
                 <w:szCs w:val="40"/>
               </w:rPr>
@@ -9840,7 +9601,6 @@
             <w:r>
               <w:rPr>
                 <w:rFonts w:ascii="BRH Devanagari Extra" w:hAnsi="BRH Devanagari Extra" w:cs="BRH Devanagari Extra"/>
-                <w:color w:val="000000"/>
                 <w:sz w:val="32"/>
                 <w:szCs w:val="40"/>
               </w:rPr>
@@ -9849,7 +9609,6 @@
             <w:r>
               <w:rPr>
                 <w:rFonts w:cs="BRH Devanagari Extra"/>
-                <w:color w:val="000000"/>
                 <w:szCs w:val="40"/>
               </w:rPr>
               <w:t>3</w:t>
@@ -9857,7 +9616,6 @@
             <w:r>
               <w:rPr>
                 <w:rFonts w:ascii="BRH Devanagari Extra" w:hAnsi="BRH Devanagari Extra" w:cs="BRH Devanagari Extra"/>
-                <w:color w:val="000000"/>
                 <w:sz w:val="32"/>
                 <w:szCs w:val="40"/>
               </w:rPr>
@@ -9866,7 +9624,6 @@
             <w:r>
               <w:rPr>
                 <w:rFonts w:cs="BRH Devanagari Extra"/>
-                <w:color w:val="000000"/>
                 <w:szCs w:val="40"/>
               </w:rPr>
               <w:t>2</w:t>
@@ -9874,7 +9631,6 @@
             <w:r>
               <w:rPr>
                 <w:rFonts w:ascii="BRH Devanagari Extra" w:hAnsi="BRH Devanagari Extra" w:cs="BRH Devanagari Extra"/>
-                <w:color w:val="000000"/>
                 <w:sz w:val="32"/>
                 <w:szCs w:val="40"/>
               </w:rPr>
@@ -9883,7 +9639,6 @@
             <w:r>
               <w:rPr>
                 <w:rFonts w:cs="BRH Devanagari Extra"/>
-                <w:color w:val="000000"/>
                 <w:szCs w:val="40"/>
               </w:rPr>
               <w:t>2</w:t>
@@ -9891,7 +9646,6 @@
             <w:r>
               <w:rPr>
                 <w:rFonts w:ascii="BRH Devanagari Extra" w:hAnsi="BRH Devanagari Extra" w:cs="BRH Devanagari Extra"/>
-                <w:color w:val="000000"/>
                 <w:sz w:val="32"/>
                 <w:szCs w:val="40"/>
               </w:rPr>
@@ -9900,7 +9654,6 @@
             <w:r>
               <w:rPr>
                 <w:rFonts w:cs="BRH Devanagari Extra"/>
-                <w:color w:val="000000"/>
                 <w:szCs w:val="40"/>
               </w:rPr>
               <w:t>3</w:t>
@@ -9908,7 +9661,6 @@
             <w:r>
               <w:rPr>
                 <w:rFonts w:ascii="BRH Devanagari Extra" w:hAnsi="BRH Devanagari Extra" w:cs="BRH Devanagari Extra"/>
-                <w:color w:val="000000"/>
                 <w:sz w:val="32"/>
                 <w:szCs w:val="40"/>
               </w:rPr>
@@ -9917,7 +9669,6 @@
             <w:r>
               <w:rPr>
                 <w:rFonts w:cs="BRH Devanagari Extra"/>
-                <w:color w:val="000000"/>
                 <w:szCs w:val="40"/>
               </w:rPr>
               <w:t>15</w:t>
@@ -9925,35 +9676,21 @@
             <w:r>
               <w:rPr>
                 <w:rFonts w:ascii="BRH Devanagari Extra" w:hAnsi="BRH Devanagari Extra" w:cs="BRH Devanagari Extra"/>
-                <w:color w:val="000000"/>
-                <w:sz w:val="32"/>
-                <w:szCs w:val="40"/>
-              </w:rPr>
-              <w:t>)</w:t>
-            </w:r>
-            <w:proofErr w:type="gramStart"/>
-            <w:r>
-              <w:rPr>
-                <w:rFonts w:ascii="BRH Devanagari Extra" w:hAnsi="BRH Devanagari Extra" w:cs="BRH Devanagari Extra"/>
-                <w:color w:val="000000"/>
-                <w:sz w:val="32"/>
-                <w:szCs w:val="40"/>
-              </w:rPr>
-              <w:t>-  ÌmÉ</w:t>
-            </w:r>
-            <w:proofErr w:type="gramEnd"/>
-            <w:r>
-              <w:rPr>
-                <w:rFonts w:ascii="BRH Malayalam Extra" w:hAnsi="BRH Malayalam Extra" w:cs="BRH Devanagari Extra"/>
-                <w:color w:val="000000"/>
-                <w:szCs w:val="40"/>
-              </w:rPr>
-              <w:t>–</w:t>
-            </w:r>
-            <w:r>
-              <w:rPr>
-                <w:rFonts w:ascii="BRH Devanagari Extra" w:hAnsi="BRH Devanagari Extra" w:cs="BRH Devanagari Extra"/>
-                <w:color w:val="000000"/>
+                <w:sz w:val="32"/>
+                <w:szCs w:val="40"/>
+              </w:rPr>
+              <w:t>)-  ÌmÉ</w:t>
+            </w:r>
+            <w:r>
+              <w:rPr>
+                <w:rFonts w:ascii="BRH Malayalam Extra" w:hAnsi="BRH Malayalam Extra" w:cs="BRH Devanagari Extra"/>
+                <w:szCs w:val="40"/>
+              </w:rPr>
+              <w:t>–</w:t>
+            </w:r>
+            <w:r>
+              <w:rPr>
+                <w:rFonts w:ascii="BRH Devanagari Extra" w:hAnsi="BRH Devanagari Extra" w:cs="BRH Devanagari Extra"/>
                 <w:sz w:val="32"/>
                 <w:szCs w:val="40"/>
               </w:rPr>
@@ -9962,15 +9699,13 @@
             <w:r>
               <w:rPr>
                 <w:rFonts w:ascii="BRH Malayalam Extra" w:hAnsi="BRH Malayalam Extra" w:cs="BRH Devanagari Extra"/>
-                <w:color w:val="000000"/>
-                <w:szCs w:val="40"/>
-              </w:rPr>
-              <w:t>–</w:t>
-            </w:r>
-            <w:r>
-              <w:rPr>
-                <w:rFonts w:ascii="BRH Devanagari Extra" w:hAnsi="BRH Devanagari Extra" w:cs="BRH Devanagari Extra"/>
-                <w:color w:val="000000"/>
+                <w:szCs w:val="40"/>
+              </w:rPr>
+              <w:t>–</w:t>
+            </w:r>
+            <w:r>
+              <w:rPr>
+                <w:rFonts w:ascii="BRH Devanagari Extra" w:hAnsi="BRH Devanagari Extra" w:cs="BRH Devanagari Extra"/>
                 <w:sz w:val="32"/>
                 <w:szCs w:val="40"/>
               </w:rPr>
@@ -9979,15 +9714,13 @@
             <w:r>
               <w:rPr>
                 <w:rFonts w:ascii="BRH Malayalam Extra" w:hAnsi="BRH Malayalam Extra" w:cs="BRH Devanagari Extra"/>
-                <w:color w:val="000000"/>
-                <w:szCs w:val="40"/>
-              </w:rPr>
-              <w:t>–</w:t>
-            </w:r>
-            <w:r>
-              <w:rPr>
-                <w:rFonts w:ascii="BRH Devanagari Extra" w:hAnsi="BRH Devanagari Extra" w:cs="BRH Devanagari Extra"/>
-                <w:color w:val="000000"/>
+                <w:szCs w:val="40"/>
+              </w:rPr>
+              <w:t>–</w:t>
+            </w:r>
+            <w:r>
+              <w:rPr>
+                <w:rFonts w:ascii="BRH Devanagari Extra" w:hAnsi="BRH Devanagari Extra" w:cs="BRH Devanagari Extra"/>
                 <w:sz w:val="32"/>
                 <w:szCs w:val="40"/>
               </w:rPr>
@@ -9996,15 +9729,13 @@
             <w:r>
               <w:rPr>
                 <w:rFonts w:ascii="BRH Malayalam Extra" w:hAnsi="BRH Malayalam Extra" w:cs="BRH Devanagari Extra"/>
-                <w:color w:val="000000"/>
-                <w:szCs w:val="40"/>
-              </w:rPr>
-              <w:t>–</w:t>
-            </w:r>
-            <w:r>
-              <w:rPr>
-                <w:rFonts w:ascii="BRH Devanagari Extra" w:hAnsi="BRH Devanagari Extra" w:cs="BRH Devanagari Extra"/>
-                <w:color w:val="000000"/>
+                <w:szCs w:val="40"/>
+              </w:rPr>
+              <w:t>–</w:t>
+            </w:r>
+            <w:r>
+              <w:rPr>
+                <w:rFonts w:ascii="BRH Devanagari Extra" w:hAnsi="BRH Devanagari Extra" w:cs="BRH Devanagari Extra"/>
                 <w:sz w:val="32"/>
                 <w:szCs w:val="40"/>
               </w:rPr>
@@ -10013,15 +9744,13 @@
             <w:r>
               <w:rPr>
                 <w:rFonts w:ascii="BRH Malayalam Extra" w:hAnsi="BRH Malayalam Extra" w:cs="BRH Devanagari Extra"/>
-                <w:color w:val="000000"/>
-                <w:szCs w:val="40"/>
-              </w:rPr>
-              <w:t>–</w:t>
-            </w:r>
-            <w:r>
-              <w:rPr>
-                <w:rFonts w:ascii="BRH Devanagari Extra" w:hAnsi="BRH Devanagari Extra" w:cs="BRH Devanagari Extra"/>
-                <w:color w:val="000000"/>
+                <w:szCs w:val="40"/>
+              </w:rPr>
+              <w:t>–</w:t>
+            </w:r>
+            <w:r>
+              <w:rPr>
+                <w:rFonts w:ascii="BRH Devanagari Extra" w:hAnsi="BRH Devanagari Extra" w:cs="BRH Devanagari Extra"/>
                 <w:sz w:val="32"/>
                 <w:szCs w:val="40"/>
               </w:rPr>
@@ -10030,15 +9759,13 @@
             <w:r>
               <w:rPr>
                 <w:rFonts w:ascii="BRH Malayalam Extra" w:hAnsi="BRH Malayalam Extra" w:cs="BRH Devanagari Extra"/>
-                <w:color w:val="000000"/>
-                <w:szCs w:val="40"/>
-              </w:rPr>
-              <w:t>–</w:t>
-            </w:r>
-            <w:r>
-              <w:rPr>
-                <w:rFonts w:ascii="BRH Devanagari Extra" w:hAnsi="BRH Devanagari Extra" w:cs="BRH Devanagari Extra"/>
-                <w:color w:val="000000"/>
+                <w:szCs w:val="40"/>
+              </w:rPr>
+              <w:t>–</w:t>
+            </w:r>
+            <w:r>
+              <w:rPr>
+                <w:rFonts w:ascii="BRH Devanagari Extra" w:hAnsi="BRH Devanagari Extra" w:cs="BRH Devanagari Extra"/>
                 <w:sz w:val="32"/>
                 <w:szCs w:val="40"/>
               </w:rPr>
@@ -10047,15 +9774,13 @@
             <w:r>
               <w:rPr>
                 <w:rFonts w:ascii="BRH Malayalam Extra" w:hAnsi="BRH Malayalam Extra" w:cs="BRH Devanagari Extra"/>
-                <w:color w:val="000000"/>
-                <w:szCs w:val="40"/>
-              </w:rPr>
-              <w:t>–</w:t>
-            </w:r>
-            <w:r>
-              <w:rPr>
-                <w:rFonts w:ascii="BRH Devanagari Extra" w:hAnsi="BRH Devanagari Extra" w:cs="BRH Devanagari Extra"/>
-                <w:color w:val="000000"/>
+                <w:szCs w:val="40"/>
+              </w:rPr>
+              <w:t>–</w:t>
+            </w:r>
+            <w:r>
+              <w:rPr>
+                <w:rFonts w:ascii="BRH Devanagari Extra" w:hAnsi="BRH Devanagari Extra" w:cs="BRH Devanagari Extra"/>
                 <w:sz w:val="32"/>
                 <w:szCs w:val="40"/>
               </w:rPr>
@@ -10064,15 +9789,13 @@
             <w:r>
               <w:rPr>
                 <w:rFonts w:ascii="BRH Malayalam Extra" w:hAnsi="BRH Malayalam Extra" w:cs="BRH Devanagari Extra"/>
-                <w:color w:val="000000"/>
-                <w:szCs w:val="40"/>
-              </w:rPr>
-              <w:t>–</w:t>
-            </w:r>
-            <w:r>
-              <w:rPr>
-                <w:rFonts w:ascii="BRH Devanagari Extra" w:hAnsi="BRH Devanagari Extra" w:cs="BRH Devanagari Extra"/>
-                <w:color w:val="000000"/>
+                <w:szCs w:val="40"/>
+              </w:rPr>
+              <w:t>–</w:t>
+            </w:r>
+            <w:r>
+              <w:rPr>
+                <w:rFonts w:ascii="BRH Devanagari Extra" w:hAnsi="BRH Devanagari Extra" w:cs="BRH Devanagari Extra"/>
                 <w:sz w:val="32"/>
                 <w:szCs w:val="40"/>
               </w:rPr>
@@ -10088,7 +9811,6 @@
               <w:spacing w:before="0" w:line="240" w:lineRule="auto"/>
               <w:rPr>
                 <w:rFonts w:ascii="BRH Devanagari Extra" w:hAnsi="BRH Devanagari Extra" w:cs="BRH Devanagari Extra"/>
-                <w:color w:val="000000"/>
                 <w:sz w:val="32"/>
                 <w:szCs w:val="40"/>
               </w:rPr>
@@ -10096,7 +9818,6 @@
             <w:r>
               <w:rPr>
                 <w:rFonts w:ascii="BRH Devanagari Extra" w:hAnsi="BRH Devanagari Extra" w:cs="BRH Devanagari Extra"/>
-                <w:color w:val="000000"/>
                 <w:sz w:val="32"/>
                 <w:szCs w:val="40"/>
               </w:rPr>
@@ -10105,15 +9826,13 @@
             <w:r>
               <w:rPr>
                 <w:rFonts w:ascii="BRH Malayalam Extra" w:hAnsi="BRH Malayalam Extra" w:cs="BRH Devanagari Extra"/>
-                <w:color w:val="000000"/>
-                <w:szCs w:val="40"/>
-              </w:rPr>
-              <w:t>–</w:t>
-            </w:r>
-            <w:r>
-              <w:rPr>
-                <w:rFonts w:ascii="BRH Devanagari Extra" w:hAnsi="BRH Devanagari Extra" w:cs="BRH Devanagari Extra"/>
-                <w:color w:val="000000"/>
+                <w:szCs w:val="40"/>
+              </w:rPr>
+              <w:t>–</w:t>
+            </w:r>
+            <w:r>
+              <w:rPr>
+                <w:rFonts w:ascii="BRH Devanagari Extra" w:hAnsi="BRH Devanagari Extra" w:cs="BRH Devanagari Extra"/>
                 <w:sz w:val="32"/>
                 <w:szCs w:val="40"/>
               </w:rPr>
@@ -10122,15 +9841,13 @@
             <w:r>
               <w:rPr>
                 <w:rFonts w:ascii="BRH Malayalam Extra" w:hAnsi="BRH Malayalam Extra" w:cs="BRH Devanagari Extra"/>
-                <w:color w:val="000000"/>
-                <w:szCs w:val="40"/>
-              </w:rPr>
-              <w:t>–</w:t>
-            </w:r>
-            <w:r>
-              <w:rPr>
-                <w:rFonts w:ascii="BRH Devanagari Extra" w:hAnsi="BRH Devanagari Extra" w:cs="BRH Devanagari Extra"/>
-                <w:color w:val="000000"/>
+                <w:szCs w:val="40"/>
+              </w:rPr>
+              <w:t>–</w:t>
+            </w:r>
+            <w:r>
+              <w:rPr>
+                <w:rFonts w:ascii="BRH Devanagari Extra" w:hAnsi="BRH Devanagari Extra" w:cs="BRH Devanagari Extra"/>
                 <w:sz w:val="32"/>
                 <w:szCs w:val="40"/>
               </w:rPr>
@@ -10139,15 +9856,13 @@
             <w:r>
               <w:rPr>
                 <w:rFonts w:ascii="BRH Malayalam Extra" w:hAnsi="BRH Malayalam Extra" w:cs="BRH Devanagari Extra"/>
-                <w:color w:val="000000"/>
-                <w:szCs w:val="40"/>
-              </w:rPr>
-              <w:t>–</w:t>
-            </w:r>
-            <w:r>
-              <w:rPr>
-                <w:rFonts w:ascii="BRH Devanagari Extra" w:hAnsi="BRH Devanagari Extra" w:cs="BRH Devanagari Extra"/>
-                <w:color w:val="000000"/>
+                <w:szCs w:val="40"/>
+              </w:rPr>
+              <w:t>–</w:t>
+            </w:r>
+            <w:r>
+              <w:rPr>
+                <w:rFonts w:ascii="BRH Devanagari Extra" w:hAnsi="BRH Devanagari Extra" w:cs="BRH Devanagari Extra"/>
                 <w:sz w:val="32"/>
                 <w:szCs w:val="40"/>
               </w:rPr>
@@ -10156,7 +9871,6 @@
             <w:r>
               <w:rPr>
                 <w:rFonts w:ascii="BRH Devanagari Extra" w:hAnsi="BRH Devanagari Extra" w:cs="BRH Devanagari Extra"/>
-                <w:color w:val="000000"/>
                 <w:sz w:val="32"/>
                 <w:szCs w:val="40"/>
                 <w:highlight w:val="green"/>
@@ -10166,7 +9880,6 @@
             <w:r>
               <w:rPr>
                 <w:rFonts w:ascii="BRH Malayalam Extra" w:hAnsi="BRH Malayalam Extra" w:cs="BRH Devanagari Extra"/>
-                <w:color w:val="000000"/>
                 <w:szCs w:val="40"/>
                 <w:highlight w:val="green"/>
               </w:rPr>
@@ -10175,7 +9888,6 @@
             <w:r>
               <w:rPr>
                 <w:rFonts w:ascii="BRH Devanagari Extra" w:hAnsi="BRH Devanagari Extra" w:cs="BRH Devanagari Extra"/>
-                <w:color w:val="000000"/>
                 <w:sz w:val="32"/>
                 <w:szCs w:val="40"/>
                 <w:highlight w:val="green"/>
@@ -10185,7 +9897,6 @@
             <w:r>
               <w:rPr>
                 <w:rFonts w:ascii="BRH Malayalam Extra" w:hAnsi="BRH Malayalam Extra" w:cs="BRH Devanagari Extra"/>
-                <w:color w:val="000000"/>
                 <w:szCs w:val="40"/>
                 <w:highlight w:val="yellow"/>
               </w:rPr>
@@ -10194,7 +9905,6 @@
             <w:r>
               <w:rPr>
                 <w:rFonts w:ascii="BRH Devanagari Extra" w:hAnsi="BRH Devanagari Extra" w:cs="BRH Devanagari Extra"/>
-                <w:color w:val="000000"/>
                 <w:sz w:val="32"/>
                 <w:szCs w:val="40"/>
               </w:rPr>
@@ -10203,15 +9913,13 @@
             <w:r>
               <w:rPr>
                 <w:rFonts w:ascii="BRH Malayalam Extra" w:hAnsi="BRH Malayalam Extra" w:cs="BRH Devanagari Extra"/>
-                <w:color w:val="000000"/>
-                <w:szCs w:val="40"/>
-              </w:rPr>
-              <w:t>–</w:t>
-            </w:r>
-            <w:r>
-              <w:rPr>
-                <w:rFonts w:ascii="BRH Devanagari Extra" w:hAnsi="BRH Devanagari Extra" w:cs="BRH Devanagari Extra"/>
-                <w:color w:val="000000"/>
+                <w:szCs w:val="40"/>
+              </w:rPr>
+              <w:t>–</w:t>
+            </w:r>
+            <w:r>
+              <w:rPr>
+                <w:rFonts w:ascii="BRH Devanagari Extra" w:hAnsi="BRH Devanagari Extra" w:cs="BRH Devanagari Extra"/>
                 <w:sz w:val="32"/>
                 <w:szCs w:val="40"/>
               </w:rPr>
@@ -10220,15 +9928,13 @@
             <w:r>
               <w:rPr>
                 <w:rFonts w:ascii="BRH Malayalam Extra" w:hAnsi="BRH Malayalam Extra" w:cs="BRH Devanagari Extra"/>
-                <w:color w:val="000000"/>
-                <w:szCs w:val="40"/>
-              </w:rPr>
-              <w:t>–</w:t>
-            </w:r>
-            <w:r>
-              <w:rPr>
-                <w:rFonts w:ascii="BRH Devanagari Extra" w:hAnsi="BRH Devanagari Extra" w:cs="BRH Devanagari Extra"/>
-                <w:color w:val="000000"/>
+                <w:szCs w:val="40"/>
+              </w:rPr>
+              <w:t>–</w:t>
+            </w:r>
+            <w:r>
+              <w:rPr>
+                <w:rFonts w:ascii="BRH Devanagari Extra" w:hAnsi="BRH Devanagari Extra" w:cs="BRH Devanagari Extra"/>
                 <w:sz w:val="32"/>
                 <w:szCs w:val="40"/>
               </w:rPr>
@@ -10237,15 +9943,13 @@
             <w:r>
               <w:rPr>
                 <w:rFonts w:ascii="BRH Malayalam Extra" w:hAnsi="BRH Malayalam Extra" w:cs="BRH Devanagari Extra"/>
-                <w:color w:val="000000"/>
-                <w:szCs w:val="40"/>
-              </w:rPr>
-              <w:t>–</w:t>
-            </w:r>
-            <w:r>
-              <w:rPr>
-                <w:rFonts w:ascii="BRH Devanagari Extra" w:hAnsi="BRH Devanagari Extra" w:cs="BRH Devanagari Extra"/>
-                <w:color w:val="000000"/>
+                <w:szCs w:val="40"/>
+              </w:rPr>
+              <w:t>–</w:t>
+            </w:r>
+            <w:r>
+              <w:rPr>
+                <w:rFonts w:ascii="BRH Devanagari Extra" w:hAnsi="BRH Devanagari Extra" w:cs="BRH Devanagari Extra"/>
                 <w:sz w:val="32"/>
                 <w:szCs w:val="40"/>
               </w:rPr>
@@ -10254,15 +9958,13 @@
             <w:r>
               <w:rPr>
                 <w:rFonts w:ascii="BRH Malayalam Extra" w:hAnsi="BRH Malayalam Extra" w:cs="BRH Devanagari Extra"/>
-                <w:color w:val="000000"/>
-                <w:szCs w:val="40"/>
-              </w:rPr>
-              <w:t>–</w:t>
-            </w:r>
-            <w:r>
-              <w:rPr>
-                <w:rFonts w:ascii="BRH Devanagari Extra" w:hAnsi="BRH Devanagari Extra" w:cs="BRH Devanagari Extra"/>
-                <w:color w:val="000000"/>
+                <w:szCs w:val="40"/>
+              </w:rPr>
+              <w:t>–</w:t>
+            </w:r>
+            <w:r>
+              <w:rPr>
+                <w:rFonts w:ascii="BRH Devanagari Extra" w:hAnsi="BRH Devanagari Extra" w:cs="BRH Devanagari Extra"/>
                 <w:sz w:val="32"/>
                 <w:szCs w:val="40"/>
               </w:rPr>
@@ -10271,15 +9973,13 @@
             <w:r>
               <w:rPr>
                 <w:rFonts w:ascii="BRH Malayalam Extra" w:hAnsi="BRH Malayalam Extra" w:cs="BRH Devanagari Extra"/>
-                <w:color w:val="000000"/>
-                <w:szCs w:val="40"/>
-              </w:rPr>
-              <w:t>–</w:t>
-            </w:r>
-            <w:r>
-              <w:rPr>
-                <w:rFonts w:ascii="BRH Devanagari Extra" w:hAnsi="BRH Devanagari Extra" w:cs="BRH Devanagari Extra"/>
-                <w:color w:val="000000"/>
+                <w:szCs w:val="40"/>
+              </w:rPr>
+              <w:t>–</w:t>
+            </w:r>
+            <w:r>
+              <w:rPr>
+                <w:rFonts w:ascii="BRH Devanagari Extra" w:hAnsi="BRH Devanagari Extra" w:cs="BRH Devanagari Extra"/>
                 <w:sz w:val="32"/>
                 <w:szCs w:val="40"/>
               </w:rPr>
@@ -10288,15 +9988,13 @@
             <w:r>
               <w:rPr>
                 <w:rFonts w:ascii="BRH Malayalam Extra" w:hAnsi="BRH Malayalam Extra" w:cs="BRH Devanagari Extra"/>
-                <w:color w:val="000000"/>
-                <w:szCs w:val="40"/>
-              </w:rPr>
-              <w:t>–</w:t>
-            </w:r>
-            <w:r>
-              <w:rPr>
-                <w:rFonts w:ascii="BRH Devanagari Extra" w:hAnsi="BRH Devanagari Extra" w:cs="BRH Devanagari Extra"/>
-                <w:color w:val="000000"/>
+                <w:szCs w:val="40"/>
+              </w:rPr>
+              <w:t>–</w:t>
+            </w:r>
+            <w:r>
+              <w:rPr>
+                <w:rFonts w:ascii="BRH Devanagari Extra" w:hAnsi="BRH Devanagari Extra" w:cs="BRH Devanagari Extra"/>
                 <w:sz w:val="32"/>
                 <w:szCs w:val="40"/>
               </w:rPr>
@@ -10305,15 +10003,13 @@
             <w:r>
               <w:rPr>
                 <w:rFonts w:ascii="BRH Malayalam Extra" w:hAnsi="BRH Malayalam Extra" w:cs="BRH Devanagari Extra"/>
-                <w:color w:val="000000"/>
-                <w:szCs w:val="40"/>
-              </w:rPr>
-              <w:t>–</w:t>
-            </w:r>
-            <w:r>
-              <w:rPr>
-                <w:rFonts w:ascii="BRH Devanagari Extra" w:hAnsi="BRH Devanagari Extra" w:cs="BRH Devanagari Extra"/>
-                <w:color w:val="000000"/>
+                <w:szCs w:val="40"/>
+              </w:rPr>
+              <w:t>–</w:t>
+            </w:r>
+            <w:r>
+              <w:rPr>
+                <w:rFonts w:ascii="BRH Devanagari Extra" w:hAnsi="BRH Devanagari Extra" w:cs="BRH Devanagari Extra"/>
                 <w:sz w:val="32"/>
                 <w:szCs w:val="40"/>
               </w:rPr>
@@ -10329,7 +10025,6 @@
               <w:spacing w:before="0" w:line="240" w:lineRule="auto"/>
               <w:rPr>
                 <w:rFonts w:ascii="BRH Devanagari Extra" w:hAnsi="BRH Devanagari Extra" w:cs="BRH Devanagari Extra"/>
-                <w:color w:val="000000"/>
                 <w:sz w:val="32"/>
                 <w:szCs w:val="40"/>
               </w:rPr>
@@ -10337,7 +10032,6 @@
             <w:r>
               <w:rPr>
                 <w:rFonts w:cs="BRH Devanagari Extra"/>
-                <w:color w:val="000000"/>
                 <w:szCs w:val="40"/>
               </w:rPr>
               <w:t>21</w:t>
@@ -10345,7 +10039,6 @@
             <w:r>
               <w:rPr>
                 <w:rFonts w:ascii="BRH Devanagari Extra" w:hAnsi="BRH Devanagari Extra" w:cs="BRH Devanagari Extra"/>
-                <w:color w:val="000000"/>
                 <w:sz w:val="32"/>
                 <w:szCs w:val="40"/>
               </w:rPr>
@@ -10354,7 +10047,6 @@
             <w:r>
               <w:rPr>
                 <w:rFonts w:ascii="BRH Devanagari Extra" w:hAnsi="BRH Devanagari Extra" w:cs="BRH Devanagari Extra"/>
-                <w:color w:val="000000"/>
                 <w:sz w:val="32"/>
                 <w:szCs w:val="40"/>
               </w:rPr>
@@ -10363,7 +10055,6 @@
             <w:r>
               <w:rPr>
                 <w:rFonts w:cs="BRH Devanagari Extra"/>
-                <w:color w:val="000000"/>
                 <w:szCs w:val="40"/>
               </w:rPr>
               <w:t>3</w:t>
@@ -10371,7 +10062,6 @@
             <w:r>
               <w:rPr>
                 <w:rFonts w:ascii="BRH Devanagari Extra" w:hAnsi="BRH Devanagari Extra" w:cs="BRH Devanagari Extra"/>
-                <w:color w:val="000000"/>
                 <w:sz w:val="32"/>
                 <w:szCs w:val="40"/>
               </w:rPr>
@@ -10380,7 +10070,6 @@
             <w:r>
               <w:rPr>
                 <w:rFonts w:cs="BRH Devanagari Extra"/>
-                <w:color w:val="000000"/>
                 <w:szCs w:val="40"/>
               </w:rPr>
               <w:t>2</w:t>
@@ -10388,7 +10077,6 @@
             <w:r>
               <w:rPr>
                 <w:rFonts w:ascii="BRH Devanagari Extra" w:hAnsi="BRH Devanagari Extra" w:cs="BRH Devanagari Extra"/>
-                <w:color w:val="000000"/>
                 <w:sz w:val="32"/>
                 <w:szCs w:val="40"/>
               </w:rPr>
@@ -10397,7 +10085,6 @@
             <w:r>
               <w:rPr>
                 <w:rFonts w:cs="BRH Devanagari Extra"/>
-                <w:color w:val="000000"/>
                 <w:szCs w:val="40"/>
               </w:rPr>
               <w:t>2</w:t>
@@ -10405,7 +10092,6 @@
             <w:r>
               <w:rPr>
                 <w:rFonts w:ascii="BRH Devanagari Extra" w:hAnsi="BRH Devanagari Extra" w:cs="BRH Devanagari Extra"/>
-                <w:color w:val="000000"/>
                 <w:sz w:val="32"/>
                 <w:szCs w:val="40"/>
               </w:rPr>
@@ -10414,7 +10100,6 @@
             <w:r>
               <w:rPr>
                 <w:rFonts w:cs="BRH Devanagari Extra"/>
-                <w:color w:val="000000"/>
                 <w:szCs w:val="40"/>
               </w:rPr>
               <w:t>3</w:t>
@@ -10422,7 +10107,6 @@
             <w:r>
               <w:rPr>
                 <w:rFonts w:ascii="BRH Devanagari Extra" w:hAnsi="BRH Devanagari Extra" w:cs="BRH Devanagari Extra"/>
-                <w:color w:val="000000"/>
                 <w:sz w:val="32"/>
                 <w:szCs w:val="40"/>
               </w:rPr>
@@ -10431,7 +10115,6 @@
             <w:r>
               <w:rPr>
                 <w:rFonts w:cs="BRH Devanagari Extra"/>
-                <w:color w:val="000000"/>
                 <w:szCs w:val="40"/>
               </w:rPr>
               <w:t>16</w:t>
@@ -10439,44 +10122,21 @@
             <w:r>
               <w:rPr>
                 <w:rFonts w:ascii="BRH Devanagari Extra" w:hAnsi="BRH Devanagari Extra" w:cs="BRH Devanagari Extra"/>
-                <w:color w:val="000000"/>
-                <w:sz w:val="32"/>
-                <w:szCs w:val="40"/>
-              </w:rPr>
-              <w:t>)</w:t>
-            </w:r>
-            <w:proofErr w:type="gramStart"/>
-            <w:r>
-              <w:rPr>
-                <w:rFonts w:ascii="BRH Devanagari Extra" w:hAnsi="BRH Devanagari Extra" w:cs="BRH Devanagari Extra"/>
-                <w:color w:val="000000"/>
-                <w:sz w:val="32"/>
-                <w:szCs w:val="40"/>
-              </w:rPr>
-              <w:t>-  §</w:t>
-            </w:r>
-            <w:proofErr w:type="gramEnd"/>
-            <w:r>
-              <w:rPr>
-                <w:rFonts w:ascii="BRH Devanagari Extra" w:hAnsi="BRH Devanagari Extra" w:cs="BRH Devanagari Extra"/>
-                <w:color w:val="000000"/>
-                <w:sz w:val="32"/>
-                <w:szCs w:val="40"/>
-              </w:rPr>
-              <w:t>rÉþÇoÉMüÉlÉç | iÉ×</w:t>
-            </w:r>
-            <w:r>
-              <w:rPr>
-                <w:rFonts w:ascii="BRH Malayalam Extra" w:hAnsi="BRH Malayalam Extra" w:cs="BRH Devanagari Extra"/>
-                <w:color w:val="000000"/>
-                <w:szCs w:val="40"/>
-              </w:rPr>
-              <w:t>–</w:t>
-            </w:r>
-            <w:r>
-              <w:rPr>
-                <w:rFonts w:ascii="BRH Devanagari Extra" w:hAnsi="BRH Devanagari Extra" w:cs="BRH Devanagari Extra"/>
-                <w:color w:val="000000"/>
+                <w:sz w:val="32"/>
+                <w:szCs w:val="40"/>
+              </w:rPr>
+              <w:t>)-  §rÉþÇoÉMüÉlÉç | iÉ×</w:t>
+            </w:r>
+            <w:r>
+              <w:rPr>
+                <w:rFonts w:ascii="BRH Malayalam Extra" w:hAnsi="BRH Malayalam Extra" w:cs="BRH Devanagari Extra"/>
+                <w:szCs w:val="40"/>
+              </w:rPr>
+              <w:t>–</w:t>
+            </w:r>
+            <w:r>
+              <w:rPr>
+                <w:rFonts w:ascii="BRH Devanagari Extra" w:hAnsi="BRH Devanagari Extra" w:cs="BRH Devanagari Extra"/>
                 <w:sz w:val="32"/>
                 <w:szCs w:val="40"/>
               </w:rPr>
@@ -10485,15 +10145,13 @@
             <w:r>
               <w:rPr>
                 <w:rFonts w:ascii="BRH Malayalam Extra" w:hAnsi="BRH Malayalam Extra" w:cs="BRH Devanagari Extra"/>
-                <w:color w:val="000000"/>
-                <w:szCs w:val="40"/>
-              </w:rPr>
-              <w:t>–</w:t>
-            </w:r>
-            <w:r>
-              <w:rPr>
-                <w:rFonts w:ascii="BRH Devanagari Extra" w:hAnsi="BRH Devanagari Extra" w:cs="BRH Devanagari Extra"/>
-                <w:color w:val="000000"/>
+                <w:szCs w:val="40"/>
+              </w:rPr>
+              <w:t>–</w:t>
+            </w:r>
+            <w:r>
+              <w:rPr>
+                <w:rFonts w:ascii="BRH Devanagari Extra" w:hAnsi="BRH Devanagari Extra" w:cs="BRH Devanagari Extra"/>
                 <w:sz w:val="32"/>
                 <w:szCs w:val="40"/>
               </w:rPr>
@@ -10502,15 +10160,13 @@
             <w:r>
               <w:rPr>
                 <w:rFonts w:ascii="BRH Malayalam Extra" w:hAnsi="BRH Malayalam Extra" w:cs="BRH Devanagari Extra"/>
-                <w:color w:val="000000"/>
-                <w:szCs w:val="40"/>
-              </w:rPr>
-              <w:t>–</w:t>
-            </w:r>
-            <w:r>
-              <w:rPr>
-                <w:rFonts w:ascii="BRH Devanagari Extra" w:hAnsi="BRH Devanagari Extra" w:cs="BRH Devanagari Extra"/>
-                <w:color w:val="000000"/>
+                <w:szCs w:val="40"/>
+              </w:rPr>
+              <w:t>–</w:t>
+            </w:r>
+            <w:r>
+              <w:rPr>
+                <w:rFonts w:ascii="BRH Devanagari Extra" w:hAnsi="BRH Devanagari Extra" w:cs="BRH Devanagari Extra"/>
                 <w:sz w:val="32"/>
                 <w:szCs w:val="40"/>
               </w:rPr>
@@ -10519,15 +10175,13 @@
             <w:r>
               <w:rPr>
                 <w:rFonts w:ascii="BRH Malayalam Extra" w:hAnsi="BRH Malayalam Extra" w:cs="BRH Devanagari Extra"/>
-                <w:color w:val="000000"/>
-                <w:szCs w:val="40"/>
-              </w:rPr>
-              <w:t>–</w:t>
-            </w:r>
-            <w:r>
-              <w:rPr>
-                <w:rFonts w:ascii="BRH Devanagari Extra" w:hAnsi="BRH Devanagari Extra" w:cs="BRH Devanagari Extra"/>
-                <w:color w:val="000000"/>
+                <w:szCs w:val="40"/>
+              </w:rPr>
+              <w:t>–</w:t>
+            </w:r>
+            <w:r>
+              <w:rPr>
+                <w:rFonts w:ascii="BRH Devanagari Extra" w:hAnsi="BRH Devanagari Extra" w:cs="BRH Devanagari Extra"/>
                 <w:sz w:val="32"/>
                 <w:szCs w:val="40"/>
               </w:rPr>
@@ -10536,15 +10190,13 @@
             <w:r>
               <w:rPr>
                 <w:rFonts w:ascii="BRH Malayalam Extra" w:hAnsi="BRH Malayalam Extra" w:cs="BRH Devanagari Extra"/>
-                <w:color w:val="000000"/>
-                <w:szCs w:val="40"/>
-              </w:rPr>
-              <w:t>–</w:t>
-            </w:r>
-            <w:r>
-              <w:rPr>
-                <w:rFonts w:ascii="BRH Devanagari Extra" w:hAnsi="BRH Devanagari Extra" w:cs="BRH Devanagari Extra"/>
-                <w:color w:val="000000"/>
+                <w:szCs w:val="40"/>
+              </w:rPr>
+              <w:t>–</w:t>
+            </w:r>
+            <w:r>
+              <w:rPr>
+                <w:rFonts w:ascii="BRH Devanagari Extra" w:hAnsi="BRH Devanagari Extra" w:cs="BRH Devanagari Extra"/>
                 <w:sz w:val="32"/>
                 <w:szCs w:val="40"/>
               </w:rPr>
@@ -10553,15 +10205,13 @@
             <w:r>
               <w:rPr>
                 <w:rFonts w:ascii="BRH Malayalam Extra" w:hAnsi="BRH Malayalam Extra" w:cs="BRH Devanagari Extra"/>
-                <w:color w:val="000000"/>
-                <w:szCs w:val="40"/>
-              </w:rPr>
-              <w:t>–</w:t>
-            </w:r>
-            <w:r>
-              <w:rPr>
-                <w:rFonts w:ascii="BRH Devanagari Extra" w:hAnsi="BRH Devanagari Extra" w:cs="BRH Devanagari Extra"/>
-                <w:color w:val="000000"/>
+                <w:szCs w:val="40"/>
+              </w:rPr>
+              <w:t>–</w:t>
+            </w:r>
+            <w:r>
+              <w:rPr>
+                <w:rFonts w:ascii="BRH Devanagari Extra" w:hAnsi="BRH Devanagari Extra" w:cs="BRH Devanagari Extra"/>
                 <w:sz w:val="32"/>
                 <w:szCs w:val="40"/>
               </w:rPr>
@@ -10570,15 +10220,13 @@
             <w:r>
               <w:rPr>
                 <w:rFonts w:ascii="BRH Malayalam Extra" w:hAnsi="BRH Malayalam Extra" w:cs="BRH Devanagari Extra"/>
-                <w:color w:val="000000"/>
-                <w:szCs w:val="40"/>
-              </w:rPr>
-              <w:t>–</w:t>
-            </w:r>
-            <w:r>
-              <w:rPr>
-                <w:rFonts w:ascii="BRH Devanagari Extra" w:hAnsi="BRH Devanagari Extra" w:cs="BRH Devanagari Extra"/>
-                <w:color w:val="000000"/>
+                <w:szCs w:val="40"/>
+              </w:rPr>
+              <w:t>–</w:t>
+            </w:r>
+            <w:r>
+              <w:rPr>
+                <w:rFonts w:ascii="BRH Devanagari Extra" w:hAnsi="BRH Devanagari Extra" w:cs="BRH Devanagari Extra"/>
                 <w:sz w:val="32"/>
                 <w:szCs w:val="40"/>
               </w:rPr>
@@ -10587,15 +10235,13 @@
             <w:r>
               <w:rPr>
                 <w:rFonts w:ascii="BRH Malayalam Extra" w:hAnsi="BRH Malayalam Extra" w:cs="BRH Devanagari Extra"/>
-                <w:color w:val="000000"/>
-                <w:szCs w:val="40"/>
-              </w:rPr>
-              <w:t>–</w:t>
-            </w:r>
-            <w:r>
-              <w:rPr>
-                <w:rFonts w:ascii="BRH Devanagari Extra" w:hAnsi="BRH Devanagari Extra" w:cs="BRH Devanagari Extra"/>
-                <w:color w:val="000000"/>
+                <w:szCs w:val="40"/>
+              </w:rPr>
+              <w:t>–</w:t>
+            </w:r>
+            <w:r>
+              <w:rPr>
+                <w:rFonts w:ascii="BRH Devanagari Extra" w:hAnsi="BRH Devanagari Extra" w:cs="BRH Devanagari Extra"/>
                 <w:sz w:val="32"/>
                 <w:szCs w:val="40"/>
               </w:rPr>
@@ -10604,15 +10250,13 @@
             <w:r>
               <w:rPr>
                 <w:rFonts w:ascii="BRH Malayalam Extra" w:hAnsi="BRH Malayalam Extra" w:cs="BRH Devanagari Extra"/>
-                <w:color w:val="000000"/>
-                <w:szCs w:val="40"/>
-              </w:rPr>
-              <w:t>–</w:t>
-            </w:r>
-            <w:r>
-              <w:rPr>
-                <w:rFonts w:ascii="BRH Devanagari Extra" w:hAnsi="BRH Devanagari Extra" w:cs="BRH Devanagari Extra"/>
-                <w:color w:val="000000"/>
+                <w:szCs w:val="40"/>
+              </w:rPr>
+              <w:t>–</w:t>
+            </w:r>
+            <w:r>
+              <w:rPr>
+                <w:rFonts w:ascii="BRH Devanagari Extra" w:hAnsi="BRH Devanagari Extra" w:cs="BRH Devanagari Extra"/>
                 <w:sz w:val="32"/>
                 <w:szCs w:val="40"/>
               </w:rPr>
@@ -10628,7 +10272,6 @@
               <w:spacing w:before="0" w:line="240" w:lineRule="auto"/>
               <w:rPr>
                 <w:rFonts w:ascii="BRH Devanagari Extra" w:hAnsi="BRH Devanagari Extra" w:cs="BRH Devanagari Extra"/>
-                <w:color w:val="000000"/>
                 <w:sz w:val="32"/>
                 <w:szCs w:val="40"/>
               </w:rPr>
@@ -10636,24 +10279,22 @@
             <w:r>
               <w:rPr>
                 <w:rFonts w:ascii="BRH Devanagari Extra" w:hAnsi="BRH Devanagari Extra" w:cs="BRH Devanagari Extra"/>
-                <w:color w:val="000000"/>
-                <w:sz w:val="32"/>
-                <w:szCs w:val="40"/>
-              </w:rPr>
+                <w:sz w:val="32"/>
+                <w:szCs w:val="40"/>
+              </w:rPr>
+              <w:lastRenderedPageBreak/>
               <w:t>§rÉþÇoÉMüÉ(aaÉç) xiÉ×iÉÏrÉxÉuÉ</w:t>
             </w:r>
             <w:r>
               <w:rPr>
                 <w:rFonts w:ascii="BRH Malayalam Extra" w:hAnsi="BRH Malayalam Extra" w:cs="BRH Devanagari Extra"/>
-                <w:color w:val="000000"/>
-                <w:szCs w:val="40"/>
-              </w:rPr>
-              <w:t>–</w:t>
-            </w:r>
-            <w:r>
-              <w:rPr>
-                <w:rFonts w:ascii="BRH Devanagari Extra" w:hAnsi="BRH Devanagari Extra" w:cs="BRH Devanagari Extra"/>
-                <w:color w:val="000000"/>
+                <w:szCs w:val="40"/>
+              </w:rPr>
+              <w:t>–</w:t>
+            </w:r>
+            <w:r>
+              <w:rPr>
+                <w:rFonts w:ascii="BRH Devanagari Extra" w:hAnsi="BRH Devanagari Extra" w:cs="BRH Devanagari Extra"/>
                 <w:sz w:val="32"/>
                 <w:szCs w:val="40"/>
               </w:rPr>
@@ -10662,15 +10303,13 @@
             <w:r>
               <w:rPr>
                 <w:rFonts w:ascii="BRH Malayalam Extra" w:hAnsi="BRH Malayalam Extra" w:cs="BRH Devanagari Extra"/>
-                <w:color w:val="000000"/>
-                <w:szCs w:val="40"/>
-              </w:rPr>
-              <w:t>–</w:t>
-            </w:r>
-            <w:r>
-              <w:rPr>
-                <w:rFonts w:ascii="BRH Devanagari Extra" w:hAnsi="BRH Devanagari Extra" w:cs="BRH Devanagari Extra"/>
-                <w:color w:val="000000"/>
+                <w:szCs w:val="40"/>
+              </w:rPr>
+              <w:t>–</w:t>
+            </w:r>
+            <w:r>
+              <w:rPr>
+                <w:rFonts w:ascii="BRH Devanagari Extra" w:hAnsi="BRH Devanagari Extra" w:cs="BRH Devanagari Extra"/>
                 <w:sz w:val="32"/>
                 <w:szCs w:val="40"/>
               </w:rPr>
@@ -10679,7 +10318,6 @@
             <w:r>
               <w:rPr>
                 <w:rFonts w:ascii="BRH Devanagari Extra" w:hAnsi="BRH Devanagari Extra" w:cs="BRH Devanagari Extra"/>
-                <w:color w:val="000000"/>
                 <w:sz w:val="32"/>
                 <w:szCs w:val="40"/>
                 <w:highlight w:val="green"/>
@@ -10689,7 +10327,6 @@
             <w:r>
               <w:rPr>
                 <w:rFonts w:ascii="BRH Malayalam Extra" w:hAnsi="BRH Malayalam Extra" w:cs="BRH Devanagari Extra"/>
-                <w:color w:val="000000"/>
                 <w:szCs w:val="40"/>
                 <w:highlight w:val="green"/>
               </w:rPr>
@@ -10698,7 +10335,6 @@
             <w:r>
               <w:rPr>
                 <w:rFonts w:ascii="BRH Devanagari Extra" w:hAnsi="BRH Devanagari Extra" w:cs="BRH Devanagari Extra"/>
-                <w:color w:val="000000"/>
                 <w:sz w:val="32"/>
                 <w:szCs w:val="40"/>
                 <w:highlight w:val="green"/>
@@ -10708,7 +10344,6 @@
             <w:r>
               <w:rPr>
                 <w:rFonts w:ascii="BRH Malayalam Extra" w:hAnsi="BRH Malayalam Extra" w:cs="BRH Devanagari Extra"/>
-                <w:color w:val="000000"/>
                 <w:szCs w:val="40"/>
                 <w:highlight w:val="yellow"/>
               </w:rPr>
@@ -10717,7 +10352,6 @@
             <w:r>
               <w:rPr>
                 <w:rFonts w:ascii="BRH Devanagari Extra" w:hAnsi="BRH Devanagari Extra" w:cs="BRH Devanagari Extra"/>
-                <w:color w:val="000000"/>
                 <w:sz w:val="32"/>
                 <w:szCs w:val="40"/>
               </w:rPr>
@@ -10726,15 +10360,13 @@
             <w:r>
               <w:rPr>
                 <w:rFonts w:ascii="BRH Malayalam Extra" w:hAnsi="BRH Malayalam Extra" w:cs="BRH Devanagari Extra"/>
-                <w:color w:val="000000"/>
-                <w:szCs w:val="40"/>
-              </w:rPr>
-              <w:t>–</w:t>
-            </w:r>
-            <w:r>
-              <w:rPr>
-                <w:rFonts w:ascii="BRH Devanagari Extra" w:hAnsi="BRH Devanagari Extra" w:cs="BRH Devanagari Extra"/>
-                <w:color w:val="000000"/>
+                <w:szCs w:val="40"/>
+              </w:rPr>
+              <w:t>–</w:t>
+            </w:r>
+            <w:r>
+              <w:rPr>
+                <w:rFonts w:ascii="BRH Devanagari Extra" w:hAnsi="BRH Devanagari Extra" w:cs="BRH Devanagari Extra"/>
                 <w:sz w:val="32"/>
                 <w:szCs w:val="40"/>
               </w:rPr>
@@ -10743,15 +10375,13 @@
             <w:r>
               <w:rPr>
                 <w:rFonts w:ascii="BRH Malayalam Extra" w:hAnsi="BRH Malayalam Extra" w:cs="BRH Devanagari Extra"/>
-                <w:color w:val="000000"/>
-                <w:szCs w:val="40"/>
-              </w:rPr>
-              <w:t>–</w:t>
-            </w:r>
-            <w:r>
-              <w:rPr>
-                <w:rFonts w:ascii="BRH Devanagari Extra" w:hAnsi="BRH Devanagari Extra" w:cs="BRH Devanagari Extra"/>
-                <w:color w:val="000000"/>
+                <w:szCs w:val="40"/>
+              </w:rPr>
+              <w:t>–</w:t>
+            </w:r>
+            <w:r>
+              <w:rPr>
+                <w:rFonts w:ascii="BRH Devanagari Extra" w:hAnsi="BRH Devanagari Extra" w:cs="BRH Devanagari Extra"/>
                 <w:sz w:val="32"/>
                 <w:szCs w:val="40"/>
               </w:rPr>
@@ -10766,16 +10396,13 @@
               <w:adjustRightInd w:val="0"/>
               <w:spacing w:before="0" w:line="240" w:lineRule="auto"/>
               <w:rPr>
-                <w:rFonts w:ascii="BRH Devanagari Extra" w:hAnsi="BRH Devanagari Extra" w:cs="BRH Devanagari Extra"/>
-                <w:color w:val="000000"/>
-                <w:sz w:val="32"/>
+                <w:rFonts w:cs="BRH Malayalam Extra"/>
                 <w:szCs w:val="40"/>
               </w:rPr>
             </w:pPr>
             <w:r>
               <w:rPr>
                 <w:rFonts w:ascii="BRH Devanagari Extra" w:hAnsi="BRH Devanagari Extra" w:cs="BRH Devanagari Extra"/>
-                <w:color w:val="000000"/>
                 <w:sz w:val="32"/>
                 <w:szCs w:val="40"/>
               </w:rPr>
@@ -10784,7 +10411,6 @@
             <w:r>
               <w:rPr>
                 <w:rFonts w:ascii="BRH Devanagari Extra" w:hAnsi="BRH Devanagari Extra" w:cs="BRH Devanagari Extra"/>
-                <w:color w:val="000000"/>
                 <w:sz w:val="32"/>
                 <w:szCs w:val="40"/>
                 <w:highlight w:val="yellow"/>
@@ -10794,7 +10420,6 @@
             <w:r>
               <w:rPr>
                 <w:rFonts w:ascii="BRH Devanagari Extra" w:hAnsi="BRH Devanagari Extra" w:cs="BRH Devanagari Extra"/>
-                <w:color w:val="000000"/>
                 <w:sz w:val="32"/>
                 <w:szCs w:val="40"/>
                 <w:highlight w:val="green"/>
@@ -10804,7 +10429,6 @@
             <w:r>
               <w:rPr>
                 <w:rFonts w:ascii="BRH Malayalam Extra" w:hAnsi="BRH Malayalam Extra" w:cs="BRH Devanagari Extra"/>
-                <w:color w:val="000000"/>
                 <w:szCs w:val="40"/>
                 <w:highlight w:val="green"/>
               </w:rPr>
@@ -10813,7 +10437,6 @@
             <w:r>
               <w:rPr>
                 <w:rFonts w:ascii="BRH Devanagari Extra" w:hAnsi="BRH Devanagari Extra" w:cs="BRH Devanagari Extra"/>
-                <w:color w:val="000000"/>
                 <w:sz w:val="32"/>
                 <w:szCs w:val="40"/>
                 <w:highlight w:val="green"/>
@@ -10823,7 +10446,6 @@
             <w:r>
               <w:rPr>
                 <w:rFonts w:ascii="BRH Malayalam Extra" w:hAnsi="BRH Malayalam Extra" w:cs="BRH Devanagari Extra"/>
-                <w:color w:val="000000"/>
                 <w:szCs w:val="40"/>
                 <w:highlight w:val="green"/>
               </w:rPr>
@@ -10832,7 +10454,6 @@
             <w:r>
               <w:rPr>
                 <w:rFonts w:ascii="BRH Devanagari Extra" w:hAnsi="BRH Devanagari Extra" w:cs="BRH Devanagari Extra"/>
-                <w:color w:val="000000"/>
                 <w:sz w:val="32"/>
                 <w:szCs w:val="40"/>
               </w:rPr>
@@ -10841,49 +10462,24 @@
             <w:r>
               <w:rPr>
                 <w:rFonts w:ascii="BRH Malayalam Extra" w:hAnsi="BRH Malayalam Extra" w:cs="BRH Devanagari Extra"/>
-                <w:color w:val="000000"/>
-                <w:szCs w:val="40"/>
-              </w:rPr>
-              <w:t>–</w:t>
-            </w:r>
-            <w:r>
-              <w:rPr>
-                <w:rFonts w:ascii="BRH Devanagari Extra" w:hAnsi="BRH Devanagari Extra" w:cs="BRH Devanagari Extra"/>
-                <w:color w:val="000000"/>
+                <w:szCs w:val="40"/>
+              </w:rPr>
+              <w:t>–</w:t>
+            </w:r>
+            <w:r>
+              <w:rPr>
+                <w:rFonts w:ascii="BRH Devanagari Extra" w:hAnsi="BRH Devanagari Extra" w:cs="BRH Devanagari Extra"/>
                 <w:sz w:val="32"/>
                 <w:szCs w:val="40"/>
               </w:rPr>
               <w:t xml:space="preserve">lÉ qÉþMÑüuÉïiÉ | </w:t>
-            </w:r>
-          </w:p>
-          <w:p>
-            <w:pPr>
-              <w:widowControl w:val="0"/>
-              <w:autoSpaceDE w:val="0"/>
-              <w:autoSpaceDN w:val="0"/>
-              <w:adjustRightInd w:val="0"/>
-              <w:spacing w:before="0" w:line="240" w:lineRule="auto"/>
-              <w:rPr>
-                <w:rFonts w:cs="BRH Malayalam Extra"/>
-                <w:color w:val="FF0000"/>
-                <w:szCs w:val="40"/>
-              </w:rPr>
-            </w:pPr>
-            <w:r>
-              <w:rPr>
-                <w:rFonts w:ascii="BRH Malayalam Extra" w:hAnsi="BRH Malayalam Extra" w:cs="BRH Malayalam Extra"/>
-                <w:color w:val="FF0000"/>
-                <w:sz w:val="32"/>
-                <w:szCs w:val="40"/>
-              </w:rPr>
-              <w:t xml:space="preserve"> </w:t>
             </w:r>
           </w:p>
         </w:tc>
       </w:tr>
       <w:tr>
         <w:trPr>
-          <w:trHeight w:val="7038"/>
+          <w:trHeight w:val="1975"/>
         </w:trPr>
         <w:tc>
           <w:tcPr>
@@ -10915,7 +10511,6 @@
                 <w:color w:val="000000"/>
                 <w:szCs w:val="40"/>
               </w:rPr>
-              <w:lastRenderedPageBreak/>
               <w:t>16</w:t>
             </w:r>
             <w:r>
@@ -11019,19 +10614,8 @@
                 <w:sz w:val="32"/>
                 <w:szCs w:val="40"/>
               </w:rPr>
-              <w:t>)</w:t>
-            </w:r>
-            <w:proofErr w:type="gramStart"/>
-            <w:r>
-              <w:rPr>
-                <w:rFonts w:ascii="BRH Devanagari Extra" w:hAnsi="BRH Devanagari Extra" w:cs="BRH Devanagari Extra"/>
-                <w:color w:val="000000"/>
-                <w:sz w:val="32"/>
-                <w:szCs w:val="40"/>
-              </w:rPr>
-              <w:t>-  Â</w:t>
-            </w:r>
-            <w:proofErr w:type="gramEnd"/>
+              <w:t>)-  Â</w:t>
+            </w:r>
             <w:r>
               <w:rPr>
                 <w:rFonts w:ascii="BRH Malayalam Extra" w:hAnsi="BRH Malayalam Extra" w:cs="BRH Devanagari Extra"/>
@@ -11572,19 +11156,8 @@
                 <w:sz w:val="32"/>
                 <w:szCs w:val="40"/>
               </w:rPr>
-              <w:t>)</w:t>
-            </w:r>
-            <w:proofErr w:type="gramStart"/>
-            <w:r>
-              <w:rPr>
-                <w:rFonts w:ascii="BRH Devanagari Extra" w:hAnsi="BRH Devanagari Extra" w:cs="BRH Devanagari Extra"/>
-                <w:color w:val="000000"/>
-                <w:sz w:val="32"/>
-                <w:szCs w:val="40"/>
-              </w:rPr>
-              <w:t>-  qÉ</w:t>
-            </w:r>
-            <w:proofErr w:type="gramEnd"/>
+              <w:t>)-  qÉ</w:t>
+            </w:r>
             <w:r>
               <w:rPr>
                 <w:rFonts w:ascii="BRH Malayalam Extra" w:hAnsi="BRH Malayalam Extra" w:cs="BRH Devanagari Extra"/>
@@ -12165,17 +11738,7 @@
                 <w:sz w:val="32"/>
                 <w:szCs w:val="40"/>
               </w:rPr>
-              <w:t>)</w:t>
-            </w:r>
-            <w:proofErr w:type="gramStart"/>
-            <w:r>
-              <w:rPr>
-                <w:rFonts w:ascii="BRH Devanagari Extra" w:hAnsi="BRH Devanagari Extra" w:cs="BRH Devanagari Extra"/>
-                <w:color w:val="000000"/>
-                <w:sz w:val="32"/>
-                <w:szCs w:val="40"/>
-              </w:rPr>
-              <w:t>-  lÉqÉþ</w:t>
+              <w:t>)-  lÉqÉþ</w:t>
             </w:r>
             <w:r>
               <w:rPr>
@@ -12185,18 +11748,7 @@
                 <w:szCs w:val="40"/>
                 <w:highlight w:val="yellow"/>
               </w:rPr>
-              <w:t>xM</w:t>
-            </w:r>
-            <w:proofErr w:type="gramEnd"/>
-            <w:r>
-              <w:rPr>
-                <w:rFonts w:ascii="BRH Devanagari Extra" w:hAnsi="BRH Devanagari Extra" w:cs="BRH Devanagari Extra"/>
-                <w:color w:val="000000"/>
-                <w:sz w:val="32"/>
-                <w:szCs w:val="40"/>
-                <w:highlight w:val="yellow"/>
-              </w:rPr>
-              <w:t>×ü</w:t>
+              <w:t>xM×ü</w:t>
             </w:r>
             <w:r>
               <w:rPr>
@@ -12664,17 +12216,7 @@
                 <w:sz w:val="32"/>
                 <w:szCs w:val="40"/>
               </w:rPr>
-              <w:t>)</w:t>
-            </w:r>
-            <w:proofErr w:type="gramStart"/>
-            <w:r>
-              <w:rPr>
-                <w:rFonts w:ascii="BRH Devanagari Extra" w:hAnsi="BRH Devanagari Extra" w:cs="BRH Devanagari Extra"/>
-                <w:color w:val="000000"/>
-                <w:sz w:val="32"/>
-                <w:szCs w:val="40"/>
-              </w:rPr>
-              <w:t>-  lÉqÉþ</w:t>
+              <w:t>)-  lÉqÉþ</w:t>
             </w:r>
             <w:r>
               <w:rPr>
@@ -12684,18 +12226,7 @@
                 <w:szCs w:val="40"/>
                 <w:highlight w:val="yellow"/>
               </w:rPr>
-              <w:t>xM</w:t>
-            </w:r>
-            <w:proofErr w:type="gramEnd"/>
-            <w:r>
-              <w:rPr>
-                <w:rFonts w:ascii="BRH Devanagari Extra" w:hAnsi="BRH Devanagari Extra" w:cs="BRH Devanagari Extra"/>
-                <w:color w:val="000000"/>
-                <w:sz w:val="32"/>
-                <w:szCs w:val="40"/>
-                <w:highlight w:val="yellow"/>
-              </w:rPr>
-              <w:t>×ü</w:t>
+              <w:t>xM×ü</w:t>
             </w:r>
             <w:r>
               <w:rPr>
@@ -12724,8 +12255,8 @@
               <w:adjustRightInd w:val="0"/>
               <w:spacing w:before="0" w:line="240" w:lineRule="auto"/>
               <w:rPr>
-                <w:rFonts w:cs="BRH Malayalam Extra"/>
-                <w:color w:val="FF0000"/>
+                <w:rFonts w:cs="BRH Devanagari Extra"/>
+                <w:color w:val="EE0000"/>
                 <w:szCs w:val="40"/>
               </w:rPr>
             </w:pPr>
@@ -12941,19 +12472,8 @@
                 <w:sz w:val="32"/>
                 <w:szCs w:val="40"/>
               </w:rPr>
-              <w:t>)</w:t>
-            </w:r>
-            <w:proofErr w:type="gramStart"/>
-            <w:r>
-              <w:rPr>
-                <w:rFonts w:ascii="BRH Devanagari Extra" w:hAnsi="BRH Devanagari Extra" w:cs="BRH Devanagari Extra"/>
-                <w:color w:val="000000"/>
-                <w:sz w:val="32"/>
-                <w:szCs w:val="40"/>
-              </w:rPr>
-              <w:t>-  Â</w:t>
-            </w:r>
-            <w:proofErr w:type="gramEnd"/>
+              <w:t>)-  Â</w:t>
+            </w:r>
             <w:r>
               <w:rPr>
                 <w:rFonts w:ascii="BRH Malayalam Extra" w:hAnsi="BRH Malayalam Extra" w:cs="BRH Devanagari Extra"/>
@@ -13447,19 +12967,8 @@
                 <w:sz w:val="32"/>
                 <w:szCs w:val="40"/>
               </w:rPr>
-              <w:t>)</w:t>
-            </w:r>
-            <w:proofErr w:type="gramStart"/>
-            <w:r>
-              <w:rPr>
-                <w:rFonts w:ascii="BRH Devanagari Extra" w:hAnsi="BRH Devanagari Extra" w:cs="BRH Devanagari Extra"/>
-                <w:color w:val="000000"/>
-                <w:sz w:val="32"/>
-                <w:szCs w:val="40"/>
-              </w:rPr>
-              <w:t>-  qÉ</w:t>
-            </w:r>
-            <w:proofErr w:type="gramEnd"/>
+              <w:t>)-  qÉ</w:t>
+            </w:r>
             <w:r>
               <w:rPr>
                 <w:rFonts w:ascii="BRH Malayalam Extra" w:hAnsi="BRH Malayalam Extra" w:cs="BRH Devanagari Extra"/>
@@ -14021,17 +13530,7 @@
                 <w:sz w:val="32"/>
                 <w:szCs w:val="40"/>
               </w:rPr>
-              <w:t>)</w:t>
-            </w:r>
-            <w:proofErr w:type="gramStart"/>
-            <w:r>
-              <w:rPr>
-                <w:rFonts w:ascii="BRH Devanagari Extra" w:hAnsi="BRH Devanagari Extra" w:cs="BRH Devanagari Extra"/>
-                <w:color w:val="000000"/>
-                <w:sz w:val="32"/>
-                <w:szCs w:val="40"/>
-              </w:rPr>
-              <w:t>-  lÉqÉþ</w:t>
+              <w:t>)-  lÉqÉþ</w:t>
             </w:r>
             <w:r>
               <w:rPr>
@@ -14041,18 +13540,7 @@
                 <w:szCs w:val="40"/>
                 <w:highlight w:val="green"/>
               </w:rPr>
-              <w:t>xM</w:t>
-            </w:r>
-            <w:proofErr w:type="gramEnd"/>
-            <w:r>
-              <w:rPr>
-                <w:rFonts w:ascii="BRH Devanagari Extra" w:hAnsi="BRH Devanagari Extra" w:cs="BRH Devanagari Extra"/>
-                <w:color w:val="000000"/>
-                <w:sz w:val="32"/>
-                <w:szCs w:val="40"/>
-                <w:highlight w:val="green"/>
-              </w:rPr>
-              <w:t>×ü</w:t>
+              <w:t>xM×ü</w:t>
             </w:r>
             <w:r>
               <w:rPr>
@@ -14476,17 +13964,7 @@
                 <w:sz w:val="32"/>
                 <w:szCs w:val="40"/>
               </w:rPr>
-              <w:t>)</w:t>
-            </w:r>
-            <w:proofErr w:type="gramStart"/>
-            <w:r>
-              <w:rPr>
-                <w:rFonts w:ascii="BRH Devanagari Extra" w:hAnsi="BRH Devanagari Extra" w:cs="BRH Devanagari Extra"/>
-                <w:color w:val="000000"/>
-                <w:sz w:val="32"/>
-                <w:szCs w:val="40"/>
-              </w:rPr>
-              <w:t>-  lÉqÉ</w:t>
+              <w:t>)-  lÉqÉ</w:t>
             </w:r>
             <w:r>
               <w:rPr>
@@ -14498,7 +13976,6 @@
               </w:rPr>
               <w:t>þxM</w:t>
             </w:r>
-            <w:proofErr w:type="gramEnd"/>
             <w:r>
               <w:rPr>
                 <w:rFonts w:ascii="BRH Devanagari Extra" w:hAnsi="BRH Devanagari Extra" w:cs="BRH Devanagari Extra"/>
@@ -14527,8 +14004,8 @@
               <w:adjustRightInd w:val="0"/>
               <w:spacing w:before="0" w:line="240" w:lineRule="auto"/>
               <w:rPr>
-                <w:rFonts w:cs="BRH Malayalam Extra"/>
-                <w:color w:val="FF0000"/>
+                <w:rFonts w:cs="BRH Devanagari Extra"/>
+                <w:color w:val="EE0000"/>
                 <w:szCs w:val="40"/>
               </w:rPr>
             </w:pPr>
@@ -14646,6 +14123,7 @@
                 <w:color w:val="000000"/>
                 <w:szCs w:val="40"/>
               </w:rPr>
+              <w:lastRenderedPageBreak/>
               <w:t>14</w:t>
             </w:r>
             <w:r>
@@ -14749,27 +14227,7 @@
                 <w:sz w:val="32"/>
                 <w:szCs w:val="40"/>
               </w:rPr>
-              <w:t>)</w:t>
-            </w:r>
-            <w:proofErr w:type="gramStart"/>
-            <w:r>
-              <w:rPr>
-                <w:rFonts w:ascii="BRH Devanagari Extra" w:hAnsi="BRH Devanagari Extra" w:cs="BRH Devanagari Extra"/>
-                <w:color w:val="000000"/>
-                <w:sz w:val="32"/>
-                <w:szCs w:val="40"/>
-              </w:rPr>
-              <w:t>-  AÉ</w:t>
-            </w:r>
-            <w:proofErr w:type="gramEnd"/>
-            <w:r>
-              <w:rPr>
-                <w:rFonts w:ascii="BRH Devanagari Extra" w:hAnsi="BRH Devanagari Extra" w:cs="BRH Devanagari Extra"/>
-                <w:color w:val="000000"/>
-                <w:sz w:val="32"/>
-                <w:szCs w:val="40"/>
-              </w:rPr>
-              <w:t xml:space="preserve"> | G</w:t>
+              <w:t>)-  AÉ | G</w:t>
             </w:r>
             <w:r>
               <w:rPr>
@@ -15122,27 +14580,7 @@
                 <w:sz w:val="32"/>
                 <w:szCs w:val="40"/>
               </w:rPr>
-              <w:t>)</w:t>
-            </w:r>
-            <w:proofErr w:type="gramStart"/>
-            <w:r>
-              <w:rPr>
-                <w:rFonts w:ascii="BRH Devanagari Extra" w:hAnsi="BRH Devanagari Extra" w:cs="BRH Devanagari Extra"/>
-                <w:color w:val="000000"/>
-                <w:sz w:val="32"/>
-                <w:szCs w:val="40"/>
-              </w:rPr>
-              <w:t>-  AÉ</w:t>
-            </w:r>
-            <w:proofErr w:type="gramEnd"/>
-            <w:r>
-              <w:rPr>
-                <w:rFonts w:ascii="BRH Devanagari Extra" w:hAnsi="BRH Devanagari Extra" w:cs="BRH Devanagari Extra"/>
-                <w:color w:val="000000"/>
-                <w:sz w:val="32"/>
-                <w:szCs w:val="40"/>
-              </w:rPr>
-              <w:t xml:space="preserve"> | G</w:t>
+              <w:t>)-  AÉ | G</w:t>
             </w:r>
             <w:r>
               <w:rPr>
@@ -15422,7 +14860,6 @@
                 <w:color w:val="000000"/>
                 <w:szCs w:val="40"/>
               </w:rPr>
-              <w:lastRenderedPageBreak/>
               <w:t>38</w:t>
             </w:r>
             <w:r>
@@ -15526,27 +14963,7 @@
                 <w:sz w:val="32"/>
                 <w:szCs w:val="40"/>
               </w:rPr>
-              <w:t>)</w:t>
-            </w:r>
-            <w:proofErr w:type="gramStart"/>
-            <w:r>
-              <w:rPr>
-                <w:rFonts w:ascii="BRH Devanagari Extra" w:hAnsi="BRH Devanagari Extra" w:cs="BRH Devanagari Extra"/>
-                <w:color w:val="000000"/>
-                <w:sz w:val="32"/>
-                <w:szCs w:val="40"/>
-              </w:rPr>
-              <w:t>-  AÉ</w:t>
-            </w:r>
-            <w:proofErr w:type="gramEnd"/>
-            <w:r>
-              <w:rPr>
-                <w:rFonts w:ascii="BRH Devanagari Extra" w:hAnsi="BRH Devanagari Extra" w:cs="BRH Devanagari Extra"/>
-                <w:color w:val="000000"/>
-                <w:sz w:val="32"/>
-                <w:szCs w:val="40"/>
-              </w:rPr>
-              <w:t xml:space="preserve"> | G</w:t>
+              <w:t>)-  AÉ | G</w:t>
             </w:r>
             <w:r>
               <w:rPr>
@@ -15901,27 +15318,7 @@
                 <w:sz w:val="32"/>
                 <w:szCs w:val="40"/>
               </w:rPr>
-              <w:t>)</w:t>
-            </w:r>
-            <w:proofErr w:type="gramStart"/>
-            <w:r>
-              <w:rPr>
-                <w:rFonts w:ascii="BRH Devanagari Extra" w:hAnsi="BRH Devanagari Extra" w:cs="BRH Devanagari Extra"/>
-                <w:color w:val="000000"/>
-                <w:sz w:val="32"/>
-                <w:szCs w:val="40"/>
-              </w:rPr>
-              <w:t>-  AÉ</w:t>
-            </w:r>
-            <w:proofErr w:type="gramEnd"/>
-            <w:r>
-              <w:rPr>
-                <w:rFonts w:ascii="BRH Devanagari Extra" w:hAnsi="BRH Devanagari Extra" w:cs="BRH Devanagari Extra"/>
-                <w:color w:val="000000"/>
-                <w:sz w:val="32"/>
-                <w:szCs w:val="40"/>
-              </w:rPr>
-              <w:t xml:space="preserve"> | G</w:t>
+              <w:t>)-  AÉ | G</w:t>
             </w:r>
             <w:r>
               <w:rPr>
@@ -16327,19 +15724,8 @@
                 <w:sz w:val="32"/>
                 <w:szCs w:val="40"/>
               </w:rPr>
-              <w:t>)</w:t>
-            </w:r>
-            <w:proofErr w:type="gramStart"/>
-            <w:r>
-              <w:rPr>
-                <w:rFonts w:ascii="BRH Devanagari Extra" w:hAnsi="BRH Devanagari Extra" w:cs="BRH Devanagari Extra"/>
-                <w:color w:val="000000"/>
-                <w:sz w:val="32"/>
-                <w:szCs w:val="40"/>
-              </w:rPr>
-              <w:t>-  oÉë</w:t>
-            </w:r>
-            <w:proofErr w:type="gramEnd"/>
+              <w:t>)-  oÉë</w:t>
+            </w:r>
             <w:r>
               <w:rPr>
                 <w:rFonts w:ascii="BRH Malayalam Extra" w:hAnsi="BRH Malayalam Extra" w:cs="BRH Devanagari Extra"/>
@@ -16762,19 +16148,8 @@
                 <w:sz w:val="32"/>
                 <w:szCs w:val="40"/>
               </w:rPr>
-              <w:t>)</w:t>
-            </w:r>
-            <w:proofErr w:type="gramStart"/>
-            <w:r>
-              <w:rPr>
-                <w:rFonts w:ascii="BRH Devanagari Extra" w:hAnsi="BRH Devanagari Extra" w:cs="BRH Devanagari Extra"/>
-                <w:color w:val="000000"/>
-                <w:sz w:val="32"/>
-                <w:szCs w:val="40"/>
-              </w:rPr>
-              <w:t>-  oÉë</w:t>
-            </w:r>
-            <w:proofErr w:type="gramEnd"/>
+              <w:t>)-  oÉë</w:t>
+            </w:r>
             <w:r>
               <w:rPr>
                 <w:rFonts w:ascii="BRH Malayalam Extra" w:hAnsi="BRH Malayalam Extra" w:cs="BRH Devanagari Extra"/>
@@ -17178,19 +16553,8 @@
                 <w:sz w:val="32"/>
                 <w:szCs w:val="40"/>
               </w:rPr>
-              <w:t>)</w:t>
-            </w:r>
-            <w:proofErr w:type="gramStart"/>
-            <w:r>
-              <w:rPr>
-                <w:rFonts w:ascii="BRH Devanagari Extra" w:hAnsi="BRH Devanagari Extra" w:cs="BRH Devanagari Extra"/>
-                <w:color w:val="000000"/>
-                <w:sz w:val="32"/>
-                <w:szCs w:val="40"/>
-              </w:rPr>
-              <w:t>-  G</w:t>
-            </w:r>
-            <w:proofErr w:type="gramEnd"/>
+              <w:t>)-  G</w:t>
+            </w:r>
             <w:r>
               <w:rPr>
                 <w:rFonts w:ascii="BRH Malayalam Extra" w:hAnsi="BRH Malayalam Extra" w:cs="BRH Devanagari Extra"/>
@@ -17586,19 +16950,8 @@
                 <w:sz w:val="32"/>
                 <w:szCs w:val="40"/>
               </w:rPr>
-              <w:t>)</w:t>
-            </w:r>
-            <w:proofErr w:type="gramStart"/>
-            <w:r>
-              <w:rPr>
-                <w:rFonts w:ascii="BRH Devanagari Extra" w:hAnsi="BRH Devanagari Extra" w:cs="BRH Devanagari Extra"/>
-                <w:color w:val="000000"/>
-                <w:sz w:val="32"/>
-                <w:szCs w:val="40"/>
-              </w:rPr>
-              <w:t>-  G</w:t>
-            </w:r>
-            <w:proofErr w:type="gramEnd"/>
+              <w:t>)-  G</w:t>
+            </w:r>
             <w:r>
               <w:rPr>
                 <w:rFonts w:ascii="BRH Malayalam Extra" w:hAnsi="BRH Malayalam Extra" w:cs="BRH Devanagari Extra"/>
@@ -17960,6 +17313,7 @@
                 <w:color w:val="000000"/>
                 <w:szCs w:val="40"/>
               </w:rPr>
+              <w:lastRenderedPageBreak/>
               <w:t>50</w:t>
             </w:r>
             <w:r>
@@ -18063,19 +17417,8 @@
                 <w:sz w:val="32"/>
                 <w:szCs w:val="40"/>
               </w:rPr>
-              <w:t>)</w:t>
-            </w:r>
-            <w:proofErr w:type="gramStart"/>
-            <w:r>
-              <w:rPr>
-                <w:rFonts w:ascii="BRH Devanagari Extra" w:hAnsi="BRH Devanagari Extra" w:cs="BRH Devanagari Extra"/>
-                <w:color w:val="000000"/>
-                <w:sz w:val="32"/>
-                <w:szCs w:val="40"/>
-              </w:rPr>
-              <w:t>-  xÉÑ</w:t>
-            </w:r>
-            <w:proofErr w:type="gramEnd"/>
+              <w:t>)-  xÉÑ</w:t>
+            </w:r>
             <w:r>
               <w:rPr>
                 <w:rFonts w:ascii="BRH Malayalam Extra" w:hAnsi="BRH Malayalam Extra" w:cs="BRH Devanagari Extra"/>
@@ -18378,6 +17721,7 @@
                 <w:color w:val="000000"/>
                 <w:szCs w:val="40"/>
               </w:rPr>
+              <w:lastRenderedPageBreak/>
               <w:t>47</w:t>
             </w:r>
             <w:r>
@@ -18481,19 +17825,8 @@
                 <w:sz w:val="32"/>
                 <w:szCs w:val="40"/>
               </w:rPr>
-              <w:t>)</w:t>
-            </w:r>
-            <w:proofErr w:type="gramStart"/>
-            <w:r>
-              <w:rPr>
-                <w:rFonts w:ascii="BRH Devanagari Extra" w:hAnsi="BRH Devanagari Extra" w:cs="BRH Devanagari Extra"/>
-                <w:color w:val="000000"/>
-                <w:sz w:val="32"/>
-                <w:szCs w:val="40"/>
-              </w:rPr>
-              <w:t>-  G</w:t>
-            </w:r>
-            <w:proofErr w:type="gramEnd"/>
+              <w:t>)-  G</w:t>
+            </w:r>
             <w:r>
               <w:rPr>
                 <w:rFonts w:ascii="BRH Malayalam Extra" w:hAnsi="BRH Malayalam Extra" w:cs="BRH Devanagari Extra"/>
@@ -18889,19 +18222,8 @@
                 <w:sz w:val="32"/>
                 <w:szCs w:val="40"/>
               </w:rPr>
-              <w:t>)</w:t>
-            </w:r>
-            <w:proofErr w:type="gramStart"/>
-            <w:r>
-              <w:rPr>
-                <w:rFonts w:ascii="BRH Devanagari Extra" w:hAnsi="BRH Devanagari Extra" w:cs="BRH Devanagari Extra"/>
-                <w:color w:val="000000"/>
-                <w:sz w:val="32"/>
-                <w:szCs w:val="40"/>
-              </w:rPr>
-              <w:t>-  G</w:t>
-            </w:r>
-            <w:proofErr w:type="gramEnd"/>
+              <w:t>)-  G</w:t>
+            </w:r>
             <w:r>
               <w:rPr>
                 <w:rFonts w:ascii="BRH Malayalam Extra" w:hAnsi="BRH Malayalam Extra" w:cs="BRH Devanagari Extra"/>
@@ -19486,6 +18808,7 @@
                 <w:color w:val="000000"/>
                 <w:szCs w:val="40"/>
               </w:rPr>
+              <w:lastRenderedPageBreak/>
               <w:t>50</w:t>
             </w:r>
             <w:r>
@@ -19589,19 +18912,8 @@
                 <w:sz w:val="32"/>
                 <w:szCs w:val="40"/>
               </w:rPr>
-              <w:t>)</w:t>
-            </w:r>
-            <w:proofErr w:type="gramStart"/>
-            <w:r>
-              <w:rPr>
-                <w:rFonts w:ascii="BRH Devanagari Extra" w:hAnsi="BRH Devanagari Extra" w:cs="BRH Devanagari Extra"/>
-                <w:color w:val="000000"/>
-                <w:sz w:val="32"/>
-                <w:szCs w:val="40"/>
-              </w:rPr>
-              <w:t>-  xÉÑ</w:t>
-            </w:r>
-            <w:proofErr w:type="gramEnd"/>
+              <w:t>)-  xÉÑ</w:t>
+            </w:r>
             <w:r>
               <w:rPr>
                 <w:rFonts w:ascii="BRH Malayalam Extra" w:hAnsi="BRH Malayalam Extra" w:cs="BRH Devanagari Extra"/>
@@ -20021,27 +19333,7 @@
                 <w:sz w:val="32"/>
                 <w:szCs w:val="40"/>
               </w:rPr>
-              <w:t>)</w:t>
-            </w:r>
-            <w:proofErr w:type="gramStart"/>
-            <w:r>
-              <w:rPr>
-                <w:rFonts w:ascii="BRH Devanagari Extra" w:hAnsi="BRH Devanagari Extra" w:cs="BRH Devanagari Extra"/>
-                <w:color w:val="000000"/>
-                <w:sz w:val="32"/>
-                <w:szCs w:val="40"/>
-              </w:rPr>
-              <w:t>-  rÉå</w:t>
-            </w:r>
-            <w:proofErr w:type="gramEnd"/>
-            <w:r>
-              <w:rPr>
-                <w:rFonts w:ascii="BRH Devanagari Extra" w:hAnsi="BRH Devanagari Extra" w:cs="BRH Devanagari Extra"/>
-                <w:color w:val="000000"/>
-                <w:sz w:val="32"/>
-                <w:szCs w:val="40"/>
-              </w:rPr>
-              <w:t xml:space="preserve"> | lÉ</w:t>
+              <w:t>)-  rÉå | lÉ</w:t>
             </w:r>
             <w:r>
               <w:rPr>
@@ -20335,19 +19627,8 @@
                 <w:sz w:val="32"/>
                 <w:szCs w:val="40"/>
               </w:rPr>
-              <w:t>)</w:t>
-            </w:r>
-            <w:proofErr w:type="gramStart"/>
-            <w:r>
-              <w:rPr>
-                <w:rFonts w:ascii="BRH Devanagari Extra" w:hAnsi="BRH Devanagari Extra" w:cs="BRH Devanagari Extra"/>
-                <w:color w:val="000000"/>
-                <w:sz w:val="32"/>
-                <w:szCs w:val="40"/>
-              </w:rPr>
-              <w:t>-  lÉ</w:t>
-            </w:r>
-            <w:proofErr w:type="gramEnd"/>
+              <w:t>)-  lÉ</w:t>
+            </w:r>
             <w:r>
               <w:rPr>
                 <w:rFonts w:ascii="BRH Malayalam Extra" w:hAnsi="BRH Malayalam Extra" w:cs="BRH Devanagari Extra"/>
@@ -20834,27 +20115,7 @@
                 <w:sz w:val="32"/>
                 <w:szCs w:val="40"/>
               </w:rPr>
-              <w:t>)</w:t>
-            </w:r>
-            <w:proofErr w:type="gramStart"/>
-            <w:r>
-              <w:rPr>
-                <w:rFonts w:ascii="BRH Devanagari Extra" w:hAnsi="BRH Devanagari Extra" w:cs="BRH Devanagari Extra"/>
-                <w:color w:val="000000"/>
-                <w:sz w:val="32"/>
-                <w:szCs w:val="40"/>
-              </w:rPr>
-              <w:t>-  rÉå</w:t>
-            </w:r>
-            <w:proofErr w:type="gramEnd"/>
-            <w:r>
-              <w:rPr>
-                <w:rFonts w:ascii="BRH Devanagari Extra" w:hAnsi="BRH Devanagari Extra" w:cs="BRH Devanagari Extra"/>
-                <w:color w:val="000000"/>
-                <w:sz w:val="32"/>
-                <w:szCs w:val="40"/>
-              </w:rPr>
-              <w:t xml:space="preserve"> | lÉ</w:t>
+              <w:t>)-  rÉå | lÉ</w:t>
             </w:r>
             <w:r>
               <w:rPr>
@@ -21175,19 +20436,8 @@
                 <w:sz w:val="32"/>
                 <w:szCs w:val="40"/>
               </w:rPr>
-              <w:t>)</w:t>
-            </w:r>
-            <w:proofErr w:type="gramStart"/>
-            <w:r>
-              <w:rPr>
-                <w:rFonts w:ascii="BRH Devanagari Extra" w:hAnsi="BRH Devanagari Extra" w:cs="BRH Devanagari Extra"/>
-                <w:color w:val="000000"/>
-                <w:sz w:val="32"/>
-                <w:szCs w:val="40"/>
-              </w:rPr>
-              <w:t>-  lÉ</w:t>
-            </w:r>
-            <w:proofErr w:type="gramEnd"/>
+              <w:t>)-  lÉ</w:t>
+            </w:r>
             <w:r>
               <w:rPr>
                 <w:rFonts w:ascii="BRH Malayalam Extra" w:hAnsi="BRH Malayalam Extra" w:cs="BRH Devanagari Extra"/>
@@ -21685,27 +20935,7 @@
                 <w:sz w:val="32"/>
                 <w:szCs w:val="40"/>
               </w:rPr>
-              <w:t>)</w:t>
-            </w:r>
-            <w:proofErr w:type="gramStart"/>
-            <w:r>
-              <w:rPr>
-                <w:rFonts w:ascii="BRH Devanagari Extra" w:hAnsi="BRH Devanagari Extra" w:cs="BRH Devanagari Extra"/>
-                <w:color w:val="000000"/>
-                <w:sz w:val="32"/>
-                <w:szCs w:val="40"/>
-              </w:rPr>
-              <w:t>-  AÍxÉþcÉiÉç</w:t>
-            </w:r>
-            <w:proofErr w:type="gramEnd"/>
-            <w:r>
-              <w:rPr>
-                <w:rFonts w:ascii="BRH Devanagari Extra" w:hAnsi="BRH Devanagari Extra" w:cs="BRH Devanagari Extra"/>
-                <w:color w:val="000000"/>
-                <w:sz w:val="32"/>
-                <w:szCs w:val="40"/>
-              </w:rPr>
-              <w:t xml:space="preserve"> | xÉlSÒþakÉqÉç | </w:t>
+              <w:t xml:space="preserve">)-  AÍxÉþcÉiÉç | xÉlSÒþakÉqÉç | </w:t>
             </w:r>
             <w:r>
               <w:rPr>
@@ -22140,27 +21370,7 @@
                 <w:sz w:val="32"/>
                 <w:szCs w:val="40"/>
               </w:rPr>
-              <w:t>)</w:t>
-            </w:r>
-            <w:proofErr w:type="gramStart"/>
-            <w:r>
-              <w:rPr>
-                <w:rFonts w:ascii="BRH Devanagari Extra" w:hAnsi="BRH Devanagari Extra" w:cs="BRH Devanagari Extra"/>
-                <w:color w:val="000000"/>
-                <w:sz w:val="32"/>
-                <w:szCs w:val="40"/>
-              </w:rPr>
-              <w:t>-  xÉlSÒþakÉqÉç</w:t>
-            </w:r>
-            <w:proofErr w:type="gramEnd"/>
-            <w:r>
-              <w:rPr>
-                <w:rFonts w:ascii="BRH Devanagari Extra" w:hAnsi="BRH Devanagari Extra" w:cs="BRH Devanagari Extra"/>
-                <w:color w:val="000000"/>
-                <w:sz w:val="32"/>
-                <w:szCs w:val="40"/>
-              </w:rPr>
-              <w:t xml:space="preserve"> | </w:t>
+              <w:t xml:space="preserve">)-  xÉlSÒþakÉqÉç | </w:t>
             </w:r>
             <w:r>
               <w:rPr>
@@ -22540,6 +21750,7 @@
                 <w:color w:val="000000"/>
                 <w:szCs w:val="40"/>
               </w:rPr>
+              <w:lastRenderedPageBreak/>
               <w:t>49</w:t>
             </w:r>
             <w:r>
@@ -22643,17 +21854,7 @@
                 <w:sz w:val="32"/>
                 <w:szCs w:val="40"/>
               </w:rPr>
-              <w:t>)</w:t>
-            </w:r>
-            <w:proofErr w:type="gramStart"/>
-            <w:r>
-              <w:rPr>
-                <w:rFonts w:ascii="BRH Devanagari Extra" w:hAnsi="BRH Devanagari Extra" w:cs="BRH Devanagari Extra"/>
-                <w:color w:val="000000"/>
-                <w:sz w:val="32"/>
-                <w:szCs w:val="40"/>
-              </w:rPr>
-              <w:t xml:space="preserve">-  </w:t>
+              <w:t xml:space="preserve">)-  </w:t>
             </w:r>
             <w:r>
               <w:rPr>
@@ -22665,7 +21866,6 @@
               </w:rPr>
               <w:t>MÑü</w:t>
             </w:r>
-            <w:proofErr w:type="gramEnd"/>
             <w:r>
               <w:rPr>
                 <w:rFonts w:ascii="BRH Malayalam Extra" w:hAnsi="BRH Malayalam Extra" w:cs="BRH Devanagari Extra"/>
@@ -23003,6 +22203,7 @@
                 <w:color w:val="000000"/>
                 <w:szCs w:val="40"/>
               </w:rPr>
+              <w:lastRenderedPageBreak/>
               <w:t>46</w:t>
             </w:r>
             <w:r>
@@ -23106,27 +22307,7 @@
                 <w:sz w:val="32"/>
                 <w:szCs w:val="40"/>
               </w:rPr>
-              <w:t>)</w:t>
-            </w:r>
-            <w:proofErr w:type="gramStart"/>
-            <w:r>
-              <w:rPr>
-                <w:rFonts w:ascii="BRH Devanagari Extra" w:hAnsi="BRH Devanagari Extra" w:cs="BRH Devanagari Extra"/>
-                <w:color w:val="000000"/>
-                <w:sz w:val="32"/>
-                <w:szCs w:val="40"/>
-              </w:rPr>
-              <w:t>-  AÍxÉþcÉiÉç</w:t>
-            </w:r>
-            <w:proofErr w:type="gramEnd"/>
-            <w:r>
-              <w:rPr>
-                <w:rFonts w:ascii="BRH Devanagari Extra" w:hAnsi="BRH Devanagari Extra" w:cs="BRH Devanagari Extra"/>
-                <w:color w:val="000000"/>
-                <w:sz w:val="32"/>
-                <w:szCs w:val="40"/>
-              </w:rPr>
-              <w:t xml:space="preserve"> | xÉlSÒþakÉqÉç | </w:t>
+              <w:t xml:space="preserve">)-  AÍxÉþcÉiÉç | xÉlSÒþakÉqÉç | </w:t>
             </w:r>
             <w:r>
               <w:rPr>
@@ -23563,27 +22744,7 @@
                 <w:sz w:val="32"/>
                 <w:szCs w:val="40"/>
               </w:rPr>
-              <w:t>)</w:t>
-            </w:r>
-            <w:proofErr w:type="gramStart"/>
-            <w:r>
-              <w:rPr>
-                <w:rFonts w:ascii="BRH Devanagari Extra" w:hAnsi="BRH Devanagari Extra" w:cs="BRH Devanagari Extra"/>
-                <w:color w:val="000000"/>
-                <w:sz w:val="32"/>
-                <w:szCs w:val="40"/>
-              </w:rPr>
-              <w:t>-  xÉlSÒþakÉqÉç</w:t>
-            </w:r>
-            <w:proofErr w:type="gramEnd"/>
-            <w:r>
-              <w:rPr>
-                <w:rFonts w:ascii="BRH Devanagari Extra" w:hAnsi="BRH Devanagari Extra" w:cs="BRH Devanagari Extra"/>
-                <w:color w:val="000000"/>
-                <w:sz w:val="32"/>
-                <w:szCs w:val="40"/>
-              </w:rPr>
-              <w:t xml:space="preserve"> | </w:t>
+              <w:t xml:space="preserve">)-  xÉlSÒþakÉqÉç | </w:t>
             </w:r>
             <w:r>
               <w:rPr>
@@ -23955,6 +23116,7 @@
                 <w:color w:val="000000"/>
                 <w:szCs w:val="40"/>
               </w:rPr>
+              <w:lastRenderedPageBreak/>
               <w:t>49</w:t>
             </w:r>
             <w:r>
@@ -24058,17 +23220,7 @@
                 <w:sz w:val="32"/>
                 <w:szCs w:val="40"/>
               </w:rPr>
-              <w:t>)</w:t>
-            </w:r>
-            <w:proofErr w:type="gramStart"/>
-            <w:r>
-              <w:rPr>
-                <w:rFonts w:ascii="BRH Devanagari Extra" w:hAnsi="BRH Devanagari Extra" w:cs="BRH Devanagari Extra"/>
-                <w:color w:val="000000"/>
-                <w:sz w:val="32"/>
-                <w:szCs w:val="40"/>
-              </w:rPr>
-              <w:t xml:space="preserve">-  </w:t>
+              <w:t xml:space="preserve">)-  </w:t>
             </w:r>
             <w:r>
               <w:rPr>
@@ -24080,7 +23232,6 @@
               </w:rPr>
               <w:t>MÑü</w:t>
             </w:r>
-            <w:proofErr w:type="gramEnd"/>
             <w:r>
               <w:rPr>
                 <w:rFonts w:ascii="BRH Malayalam Extra" w:hAnsi="BRH Malayalam Extra" w:cs="BRH Devanagari Extra"/>
@@ -24558,19 +23709,8 @@
                 <w:sz w:val="32"/>
                 <w:szCs w:val="40"/>
               </w:rPr>
-              <w:t>)</w:t>
-            </w:r>
-            <w:proofErr w:type="gramStart"/>
-            <w:r>
-              <w:rPr>
-                <w:rFonts w:ascii="BRH Devanagari Extra" w:hAnsi="BRH Devanagari Extra" w:cs="BRH Devanagari Extra"/>
-                <w:color w:val="000000"/>
-                <w:sz w:val="32"/>
-                <w:szCs w:val="40"/>
-              </w:rPr>
-              <w:t>-  AÉ</w:t>
-            </w:r>
-            <w:proofErr w:type="gramEnd"/>
+              <w:t>)-  AÉ</w:t>
+            </w:r>
             <w:r>
               <w:rPr>
                 <w:rFonts w:ascii="BRH Malayalam Extra" w:hAnsi="BRH Malayalam Extra" w:cs="BRH Devanagari Extra"/>
@@ -25043,19 +24183,8 @@
                 <w:sz w:val="32"/>
                 <w:szCs w:val="40"/>
               </w:rPr>
-              <w:t>)</w:t>
-            </w:r>
-            <w:proofErr w:type="gramStart"/>
-            <w:r>
-              <w:rPr>
-                <w:rFonts w:ascii="BRH Devanagari Extra" w:hAnsi="BRH Devanagari Extra" w:cs="BRH Devanagari Extra"/>
-                <w:color w:val="000000"/>
-                <w:sz w:val="32"/>
-                <w:szCs w:val="40"/>
-              </w:rPr>
-              <w:t>-  xÉ</w:t>
-            </w:r>
-            <w:proofErr w:type="gramEnd"/>
+              <w:t>)-  xÉ</w:t>
+            </w:r>
             <w:r>
               <w:rPr>
                 <w:rFonts w:ascii="BRH Malayalam Extra" w:hAnsi="BRH Malayalam Extra" w:cs="BRH Devanagari Extra"/>
@@ -25546,17 +24675,7 @@
                 <w:sz w:val="32"/>
                 <w:szCs w:val="40"/>
               </w:rPr>
-              <w:t>)</w:t>
-            </w:r>
-            <w:proofErr w:type="gramStart"/>
-            <w:r>
-              <w:rPr>
-                <w:rFonts w:ascii="BRH Devanagari Extra" w:hAnsi="BRH Devanagari Extra" w:cs="BRH Devanagari Extra"/>
-                <w:color w:val="000000"/>
-                <w:sz w:val="32"/>
-                <w:szCs w:val="40"/>
-              </w:rPr>
-              <w:t xml:space="preserve">-  </w:t>
+              <w:t xml:space="preserve">)-  </w:t>
             </w:r>
             <w:r>
               <w:rPr>
@@ -25577,7 +24696,6 @@
               </w:rPr>
               <w:t>ü</w:t>
             </w:r>
-            <w:proofErr w:type="gramEnd"/>
             <w:r>
               <w:rPr>
                 <w:rFonts w:ascii="BRH Malayalam Extra" w:hAnsi="BRH Malayalam Extra" w:cs="BRH Devanagari Extra"/>
@@ -25894,19 +25012,8 @@
                 <w:sz w:val="32"/>
                 <w:szCs w:val="40"/>
               </w:rPr>
-              <w:t>)</w:t>
-            </w:r>
-            <w:proofErr w:type="gramStart"/>
-            <w:r>
-              <w:rPr>
-                <w:rFonts w:ascii="BRH Devanagari Extra" w:hAnsi="BRH Devanagari Extra" w:cs="BRH Devanagari Extra"/>
-                <w:color w:val="000000"/>
-                <w:sz w:val="32"/>
-                <w:szCs w:val="40"/>
-              </w:rPr>
-              <w:t>-  AÉ</w:t>
-            </w:r>
-            <w:proofErr w:type="gramEnd"/>
+              <w:t>)-  AÉ</w:t>
+            </w:r>
             <w:r>
               <w:rPr>
                 <w:rFonts w:ascii="BRH Malayalam Extra" w:hAnsi="BRH Malayalam Extra" w:cs="BRH Devanagari Extra"/>
@@ -26391,19 +25498,8 @@
                 <w:sz w:val="32"/>
                 <w:szCs w:val="40"/>
               </w:rPr>
-              <w:t>)</w:t>
-            </w:r>
-            <w:proofErr w:type="gramStart"/>
-            <w:r>
-              <w:rPr>
-                <w:rFonts w:ascii="BRH Devanagari Extra" w:hAnsi="BRH Devanagari Extra" w:cs="BRH Devanagari Extra"/>
-                <w:color w:val="000000"/>
-                <w:sz w:val="32"/>
-                <w:szCs w:val="40"/>
-              </w:rPr>
-              <w:t>-  xÉ</w:t>
-            </w:r>
-            <w:proofErr w:type="gramEnd"/>
+              <w:t>)-  xÉ</w:t>
+            </w:r>
             <w:r>
               <w:rPr>
                 <w:rFonts w:ascii="BRH Malayalam Extra" w:hAnsi="BRH Malayalam Extra" w:cs="BRH Devanagari Extra"/>
@@ -26878,17 +25974,7 @@
                 <w:sz w:val="32"/>
                 <w:szCs w:val="40"/>
               </w:rPr>
-              <w:t>)</w:t>
-            </w:r>
-            <w:proofErr w:type="gramStart"/>
-            <w:r>
-              <w:rPr>
-                <w:rFonts w:ascii="BRH Devanagari Extra" w:hAnsi="BRH Devanagari Extra" w:cs="BRH Devanagari Extra"/>
-                <w:color w:val="000000"/>
-                <w:sz w:val="32"/>
-                <w:szCs w:val="40"/>
-              </w:rPr>
-              <w:t xml:space="preserve">-  </w:t>
+              <w:t xml:space="preserve">)-  </w:t>
             </w:r>
             <w:r>
               <w:rPr>
@@ -26900,7 +25986,6 @@
               </w:rPr>
               <w:t>MÑü</w:t>
             </w:r>
-            <w:proofErr w:type="gramEnd"/>
             <w:r>
               <w:rPr>
                 <w:rFonts w:ascii="BRH Malayalam Extra" w:hAnsi="BRH Malayalam Extra" w:cs="BRH Devanagari Extra"/>
@@ -27115,6 +26200,7 @@
                 <w:color w:val="000000"/>
                 <w:szCs w:val="40"/>
               </w:rPr>
+              <w:lastRenderedPageBreak/>
               <w:t>29</w:t>
             </w:r>
             <w:r>
@@ -27218,19 +26304,8 @@
                 <w:sz w:val="32"/>
                 <w:szCs w:val="40"/>
               </w:rPr>
-              <w:t>)</w:t>
-            </w:r>
-            <w:proofErr w:type="gramStart"/>
-            <w:r>
-              <w:rPr>
-                <w:rFonts w:ascii="BRH Devanagari Extra" w:hAnsi="BRH Devanagari Extra" w:cs="BRH Devanagari Extra"/>
-                <w:color w:val="000000"/>
-                <w:sz w:val="32"/>
-                <w:szCs w:val="40"/>
-              </w:rPr>
-              <w:t>-  xÉ</w:t>
-            </w:r>
-            <w:proofErr w:type="gramEnd"/>
+              <w:t>)-  xÉ</w:t>
+            </w:r>
             <w:r>
               <w:rPr>
                 <w:rFonts w:ascii="BRH Malayalam Extra" w:hAnsi="BRH Malayalam Extra" w:cs="BRH Devanagari Extra"/>
@@ -27644,19 +26719,8 @@
                 <w:sz w:val="32"/>
                 <w:szCs w:val="40"/>
               </w:rPr>
-              <w:t>)</w:t>
-            </w:r>
-            <w:proofErr w:type="gramStart"/>
-            <w:r>
-              <w:rPr>
-                <w:rFonts w:ascii="BRH Devanagari Extra" w:hAnsi="BRH Devanagari Extra" w:cs="BRH Devanagari Extra"/>
-                <w:color w:val="000000"/>
-                <w:sz w:val="32"/>
-                <w:szCs w:val="40"/>
-              </w:rPr>
-              <w:t>-  xÉ</w:t>
-            </w:r>
-            <w:proofErr w:type="gramEnd"/>
+              <w:t>)-  xÉ</w:t>
+            </w:r>
             <w:r>
               <w:rPr>
                 <w:rFonts w:ascii="BRH Malayalam Extra" w:hAnsi="BRH Malayalam Extra" w:cs="BRH Devanagari Extra"/>
@@ -27908,19 +26972,8 @@
                 <w:sz w:val="32"/>
                 <w:szCs w:val="40"/>
               </w:rPr>
-              <w:t>)</w:t>
-            </w:r>
-            <w:proofErr w:type="gramStart"/>
-            <w:r>
-              <w:rPr>
-                <w:rFonts w:ascii="BRH Devanagari Extra" w:hAnsi="BRH Devanagari Extra" w:cs="BRH Devanagari Extra"/>
-                <w:color w:val="000000"/>
-                <w:sz w:val="32"/>
-                <w:szCs w:val="40"/>
-              </w:rPr>
-              <w:t>-  xÉ</w:t>
-            </w:r>
-            <w:proofErr w:type="gramEnd"/>
+              <w:t>)-  xÉ</w:t>
+            </w:r>
             <w:r>
               <w:rPr>
                 <w:rFonts w:ascii="BRH Malayalam Extra" w:hAnsi="BRH Malayalam Extra" w:cs="BRH Devanagari Extra"/>
@@ -28350,19 +27403,8 @@
                 <w:sz w:val="32"/>
                 <w:szCs w:val="40"/>
               </w:rPr>
-              <w:t>)</w:t>
-            </w:r>
-            <w:proofErr w:type="gramStart"/>
-            <w:r>
-              <w:rPr>
-                <w:rFonts w:ascii="BRH Devanagari Extra" w:hAnsi="BRH Devanagari Extra" w:cs="BRH Devanagari Extra"/>
-                <w:color w:val="000000"/>
-                <w:sz w:val="32"/>
-                <w:szCs w:val="40"/>
-              </w:rPr>
-              <w:t>-  xÉ</w:t>
-            </w:r>
-            <w:proofErr w:type="gramEnd"/>
+              <w:t>)-  xÉ</w:t>
+            </w:r>
             <w:r>
               <w:rPr>
                 <w:rFonts w:ascii="BRH Malayalam Extra" w:hAnsi="BRH Malayalam Extra" w:cs="BRH Devanagari Extra"/>
@@ -28508,7 +27550,6 @@
                 <w:color w:val="000000"/>
                 <w:szCs w:val="40"/>
               </w:rPr>
-              <w:lastRenderedPageBreak/>
               <w:t>33</w:t>
             </w:r>
             <w:r>
@@ -28612,27 +27653,7 @@
                 <w:sz w:val="32"/>
                 <w:szCs w:val="40"/>
               </w:rPr>
-              <w:t>)</w:t>
-            </w:r>
-            <w:proofErr w:type="gramStart"/>
-            <w:r>
-              <w:rPr>
-                <w:rFonts w:ascii="BRH Devanagari Extra" w:hAnsi="BRH Devanagari Extra" w:cs="BRH Devanagari Extra"/>
-                <w:color w:val="000000"/>
-                <w:sz w:val="32"/>
-                <w:szCs w:val="40"/>
-              </w:rPr>
-              <w:t>-  AÉxÉÏþlÉÈ</w:t>
-            </w:r>
-            <w:proofErr w:type="gramEnd"/>
-            <w:r>
-              <w:rPr>
-                <w:rFonts w:ascii="BRH Devanagari Extra" w:hAnsi="BRH Devanagari Extra" w:cs="BRH Devanagari Extra"/>
-                <w:color w:val="000000"/>
-                <w:sz w:val="32"/>
-                <w:szCs w:val="40"/>
-              </w:rPr>
-              <w:t xml:space="preserve"> | zÉ(aqÉç)xÉþÌiÉ | mÉë</w:t>
+              <w:t>)-  AÉxÉÏþlÉÈ | zÉ(aqÉç)xÉþÌiÉ | mÉë</w:t>
             </w:r>
             <w:r>
               <w:rPr>
@@ -29005,27 +28026,7 @@
                 <w:sz w:val="32"/>
                 <w:szCs w:val="40"/>
               </w:rPr>
-              <w:t>)</w:t>
-            </w:r>
-            <w:proofErr w:type="gramStart"/>
-            <w:r>
-              <w:rPr>
-                <w:rFonts w:ascii="BRH Devanagari Extra" w:hAnsi="BRH Devanagari Extra" w:cs="BRH Devanagari Extra"/>
-                <w:color w:val="000000"/>
-                <w:sz w:val="32"/>
-                <w:szCs w:val="40"/>
-              </w:rPr>
-              <w:t>-  zÉ</w:t>
-            </w:r>
-            <w:proofErr w:type="gramEnd"/>
-            <w:r>
-              <w:rPr>
-                <w:rFonts w:ascii="BRH Devanagari Extra" w:hAnsi="BRH Devanagari Extra" w:cs="BRH Devanagari Extra"/>
-                <w:color w:val="000000"/>
-                <w:sz w:val="32"/>
-                <w:szCs w:val="40"/>
-              </w:rPr>
-              <w:t>(aqÉç)xÉþÌiÉ | mÉë</w:t>
+              <w:t>)-  zÉ(aqÉç)xÉþÌiÉ | mÉë</w:t>
             </w:r>
             <w:r>
               <w:rPr>
@@ -29456,27 +28457,7 @@
                 <w:sz w:val="32"/>
                 <w:szCs w:val="40"/>
               </w:rPr>
-              <w:t>)</w:t>
-            </w:r>
-            <w:proofErr w:type="gramStart"/>
-            <w:r>
-              <w:rPr>
-                <w:rFonts w:ascii="BRH Devanagari Extra" w:hAnsi="BRH Devanagari Extra" w:cs="BRH Devanagari Extra"/>
-                <w:color w:val="000000"/>
-                <w:sz w:val="32"/>
-                <w:szCs w:val="40"/>
-              </w:rPr>
-              <w:t>-  AÉxÉÏþlÉÈ</w:t>
-            </w:r>
-            <w:proofErr w:type="gramEnd"/>
-            <w:r>
-              <w:rPr>
-                <w:rFonts w:ascii="BRH Devanagari Extra" w:hAnsi="BRH Devanagari Extra" w:cs="BRH Devanagari Extra"/>
-                <w:color w:val="000000"/>
-                <w:sz w:val="32"/>
-                <w:szCs w:val="40"/>
-              </w:rPr>
-              <w:t xml:space="preserve"> | zÉ(aqÉç)xÉþÌiÉ | mÉë</w:t>
+              <w:t>)-  AÉxÉÏþlÉÈ | zÉ(aqÉç)xÉþÌiÉ | mÉë</w:t>
             </w:r>
             <w:r>
               <w:rPr>
@@ -29874,27 +28855,7 @@
                 <w:sz w:val="32"/>
                 <w:szCs w:val="40"/>
               </w:rPr>
-              <w:t>)</w:t>
-            </w:r>
-            <w:proofErr w:type="gramStart"/>
-            <w:r>
-              <w:rPr>
-                <w:rFonts w:ascii="BRH Devanagari Extra" w:hAnsi="BRH Devanagari Extra" w:cs="BRH Devanagari Extra"/>
-                <w:color w:val="000000"/>
-                <w:sz w:val="32"/>
-                <w:szCs w:val="40"/>
-              </w:rPr>
-              <w:t>-  zÉ</w:t>
-            </w:r>
-            <w:proofErr w:type="gramEnd"/>
-            <w:r>
-              <w:rPr>
-                <w:rFonts w:ascii="BRH Devanagari Extra" w:hAnsi="BRH Devanagari Extra" w:cs="BRH Devanagari Extra"/>
-                <w:color w:val="000000"/>
-                <w:sz w:val="32"/>
-                <w:szCs w:val="40"/>
-              </w:rPr>
-              <w:t>(aqÉç)xÉþÌiÉ | mÉë</w:t>
+              <w:t>)-  zÉ(aqÉç)xÉþÌiÉ | mÉë</w:t>
             </w:r>
             <w:r>
               <w:rPr>
@@ -30252,6 +29213,7 @@
           <w:szCs w:val="32"/>
           <w:u w:val="single"/>
         </w:rPr>
+        <w:lastRenderedPageBreak/>
         <w:t xml:space="preserve">TS </w:t>
       </w:r>
       <w:r>
@@ -30687,7 +29649,7 @@
 </file>
 
 <file path=word/endnotes.xml><?xml version="1.0" encoding="utf-8"?>
-<w:endnotes xmlns:wpc="http://schemas.microsoft.com/office/word/2010/wordprocessingCanvas" xmlns:cx="http://schemas.microsoft.com/office/drawing/2014/chartex" xmlns:cx1="http://schemas.microsoft.com/office/drawing/2015/9/8/chartex" xmlns:cx2="http://schemas.microsoft.com/office/drawing/2015/10/21/chartex" xmlns:cx3="http://schemas.microsoft.com/office/drawing/2016/5/9/chartex" xmlns:cx4="http://schemas.microsoft.com/office/drawing/2016/5/10/chartex" xmlns:cx5="http://schemas.microsoft.com/office/drawing/2016/5/11/chartex" xmlns:cx6="http://schemas.microsoft.com/office/drawing/2016/5/12/chartex" xmlns:cx7="http://schemas.microsoft.com/office/drawing/2016/5/13/chartex" xmlns:cx8="http://schemas.microsoft.com/office/drawing/2016/5/14/chartex" xmlns:mc="http://schemas.openxmlformats.org/markup-compatibility/2006" xmlns:aink="http://schemas.microsoft.com/office/drawing/2016/ink" xmlns:am3d="http://schemas.microsoft.com/office/drawing/2017/model3d" xmlns:o="urn:schemas-microsoft-com:office:office" xmlns:oel="http://schemas.microsoft.com/office/2019/extlst" xmlns:r="http://schemas.openxmlformats.org/officeDocument/2006/relationships" xmlns:m="http://schemas.openxmlformats.org/officeDocument/2006/math" xmlns:v="urn:schemas-microsoft-com:vml" xmlns:wp14="http://schemas.microsoft.com/office/word/2010/wordprocessingDrawing" xmlns:wp="http://schemas.openxmlformats.org/drawingml/2006/wordprocessingDrawing" xmlns:w10="urn:schemas-microsoft-com:office:word" xmlns:w="http://schemas.openxmlformats.org/wordprocessingml/2006/main" xmlns:w14="http://schemas.microsoft.com/office/word/2010/wordml" xmlns:w15="http://schemas.microsoft.com/office/word/2012/wordml" xmlns:w16cex="http://schemas.microsoft.com/office/word/2018/wordml/cex" xmlns:w16cid="http://schemas.microsoft.com/office/word/2016/wordml/cid" xmlns:w16="http://schemas.microsoft.com/office/word/2018/wordml" xmlns:w16sdtdh="http://schemas.microsoft.com/office/word/2020/wordml/sdtdatahash" xmlns:w16se="http://schemas.microsoft.com/office/word/2015/wordml/symex" xmlns:wpg="http://schemas.microsoft.com/office/word/2010/wordprocessingGroup" xmlns:wpi="http://schemas.microsoft.com/office/word/2010/wordprocessingInk" xmlns:wne="http://schemas.microsoft.com/office/word/2006/wordml" xmlns:wps="http://schemas.microsoft.com/office/word/2010/wordprocessingShape" mc:Ignorable="w14 w15 w16se w16cid w16 w16cex w16sdtdh wp14">
+<w:endnotes xmlns:wpc="http://schemas.microsoft.com/office/word/2010/wordprocessingCanvas" xmlns:cx="http://schemas.microsoft.com/office/drawing/2014/chartex" xmlns:cx1="http://schemas.microsoft.com/office/drawing/2015/9/8/chartex" xmlns:cx2="http://schemas.microsoft.com/office/drawing/2015/10/21/chartex" xmlns:cx3="http://schemas.microsoft.com/office/drawing/2016/5/9/chartex" xmlns:cx4="http://schemas.microsoft.com/office/drawing/2016/5/10/chartex" xmlns:cx5="http://schemas.microsoft.com/office/drawing/2016/5/11/chartex" xmlns:cx6="http://schemas.microsoft.com/office/drawing/2016/5/12/chartex" xmlns:cx7="http://schemas.microsoft.com/office/drawing/2016/5/13/chartex" xmlns:cx8="http://schemas.microsoft.com/office/drawing/2016/5/14/chartex" xmlns:mc="http://schemas.openxmlformats.org/markup-compatibility/2006" xmlns:aink="http://schemas.microsoft.com/office/drawing/2016/ink" xmlns:am3d="http://schemas.microsoft.com/office/drawing/2017/model3d" xmlns:o="urn:schemas-microsoft-com:office:office" xmlns:oel="http://schemas.microsoft.com/office/2019/extlst" xmlns:r="http://schemas.openxmlformats.org/officeDocument/2006/relationships" xmlns:m="http://schemas.openxmlformats.org/officeDocument/2006/math" xmlns:v="urn:schemas-microsoft-com:vml" xmlns:wp14="http://schemas.microsoft.com/office/word/2010/wordprocessingDrawing" xmlns:wp="http://schemas.openxmlformats.org/drawingml/2006/wordprocessingDrawing" xmlns:w10="urn:schemas-microsoft-com:office:word" xmlns:w="http://schemas.openxmlformats.org/wordprocessingml/2006/main" xmlns:w14="http://schemas.microsoft.com/office/word/2010/wordml" xmlns:w15="http://schemas.microsoft.com/office/word/2012/wordml" xmlns:w16cex="http://schemas.microsoft.com/office/word/2018/wordml/cex" xmlns:w16cid="http://schemas.microsoft.com/office/word/2016/wordml/cid" xmlns:w16="http://schemas.microsoft.com/office/word/2018/wordml" xmlns:w16du="http://schemas.microsoft.com/office/word/2023/wordml/word16du" xmlns:w16sdtdh="http://schemas.microsoft.com/office/word/2020/wordml/sdtdatahash" xmlns:w16sdtfl="http://schemas.microsoft.com/office/word/2024/wordml/sdtformatlock" xmlns:w16se="http://schemas.microsoft.com/office/word/2015/wordml/symex" xmlns:wpg="http://schemas.microsoft.com/office/word/2010/wordprocessingGroup" xmlns:wpi="http://schemas.microsoft.com/office/word/2010/wordprocessingInk" xmlns:wne="http://schemas.microsoft.com/office/word/2006/wordml" xmlns:wps="http://schemas.microsoft.com/office/word/2010/wordprocessingShape" mc:Ignorable="w14 w15 w16se w16cid w16 w16cex w16sdtdh w16sdtfl w16du wp14">
   <w:endnote w:type="separator" w:id="-1">
     <w:p>
       <w:pPr>
@@ -30712,7 +29674,7 @@
 </file>
 
 <file path=word/footer1.xml><?xml version="1.0" encoding="utf-8"?>
-<w:ftr xmlns:wpc="http://schemas.microsoft.com/office/word/2010/wordprocessingCanvas" xmlns:cx="http://schemas.microsoft.com/office/drawing/2014/chartex" xmlns:cx1="http://schemas.microsoft.com/office/drawing/2015/9/8/chartex" xmlns:cx2="http://schemas.microsoft.com/office/drawing/2015/10/21/chartex" xmlns:cx3="http://schemas.microsoft.com/office/drawing/2016/5/9/chartex" xmlns:cx4="http://schemas.microsoft.com/office/drawing/2016/5/10/chartex" xmlns:cx5="http://schemas.microsoft.com/office/drawing/2016/5/11/chartex" xmlns:cx6="http://schemas.microsoft.com/office/drawing/2016/5/12/chartex" xmlns:cx7="http://schemas.microsoft.com/office/drawing/2016/5/13/chartex" xmlns:cx8="http://schemas.microsoft.com/office/drawing/2016/5/14/chartex" xmlns:mc="http://schemas.openxmlformats.org/markup-compatibility/2006" xmlns:aink="http://schemas.microsoft.com/office/drawing/2016/ink" xmlns:am3d="http://schemas.microsoft.com/office/drawing/2017/model3d" xmlns:o="urn:schemas-microsoft-com:office:office" xmlns:oel="http://schemas.microsoft.com/office/2019/extlst" xmlns:r="http://schemas.openxmlformats.org/officeDocument/2006/relationships" xmlns:m="http://schemas.openxmlformats.org/officeDocument/2006/math" xmlns:v="urn:schemas-microsoft-com:vml" xmlns:wp14="http://schemas.microsoft.com/office/word/2010/wordprocessingDrawing" xmlns:wp="http://schemas.openxmlformats.org/drawingml/2006/wordprocessingDrawing" xmlns:w10="urn:schemas-microsoft-com:office:word" xmlns:w="http://schemas.openxmlformats.org/wordprocessingml/2006/main" xmlns:w14="http://schemas.microsoft.com/office/word/2010/wordml" xmlns:w15="http://schemas.microsoft.com/office/word/2012/wordml" xmlns:w16cex="http://schemas.microsoft.com/office/word/2018/wordml/cex" xmlns:w16cid="http://schemas.microsoft.com/office/word/2016/wordml/cid" xmlns:w16="http://schemas.microsoft.com/office/word/2018/wordml" xmlns:w16sdtdh="http://schemas.microsoft.com/office/word/2020/wordml/sdtdatahash" xmlns:w16se="http://schemas.microsoft.com/office/word/2015/wordml/symex" xmlns:wpg="http://schemas.microsoft.com/office/word/2010/wordprocessingGroup" xmlns:wpi="http://schemas.microsoft.com/office/word/2010/wordprocessingInk" xmlns:wne="http://schemas.microsoft.com/office/word/2006/wordml" xmlns:wps="http://schemas.microsoft.com/office/word/2010/wordprocessingShape" mc:Ignorable="w14 w15 w16se w16cid w16 w16cex w16sdtdh wp14">
+<w:ftr xmlns:wpc="http://schemas.microsoft.com/office/word/2010/wordprocessingCanvas" xmlns:cx="http://schemas.microsoft.com/office/drawing/2014/chartex" xmlns:cx1="http://schemas.microsoft.com/office/drawing/2015/9/8/chartex" xmlns:cx2="http://schemas.microsoft.com/office/drawing/2015/10/21/chartex" xmlns:cx3="http://schemas.microsoft.com/office/drawing/2016/5/9/chartex" xmlns:cx4="http://schemas.microsoft.com/office/drawing/2016/5/10/chartex" xmlns:cx5="http://schemas.microsoft.com/office/drawing/2016/5/11/chartex" xmlns:cx6="http://schemas.microsoft.com/office/drawing/2016/5/12/chartex" xmlns:cx7="http://schemas.microsoft.com/office/drawing/2016/5/13/chartex" xmlns:cx8="http://schemas.microsoft.com/office/drawing/2016/5/14/chartex" xmlns:mc="http://schemas.openxmlformats.org/markup-compatibility/2006" xmlns:aink="http://schemas.microsoft.com/office/drawing/2016/ink" xmlns:am3d="http://schemas.microsoft.com/office/drawing/2017/model3d" xmlns:o="urn:schemas-microsoft-com:office:office" xmlns:oel="http://schemas.microsoft.com/office/2019/extlst" xmlns:r="http://schemas.openxmlformats.org/officeDocument/2006/relationships" xmlns:m="http://schemas.openxmlformats.org/officeDocument/2006/math" xmlns:v="urn:schemas-microsoft-com:vml" xmlns:wp14="http://schemas.microsoft.com/office/word/2010/wordprocessingDrawing" xmlns:wp="http://schemas.openxmlformats.org/drawingml/2006/wordprocessingDrawing" xmlns:w10="urn:schemas-microsoft-com:office:word" xmlns:w="http://schemas.openxmlformats.org/wordprocessingml/2006/main" xmlns:w14="http://schemas.microsoft.com/office/word/2010/wordml" xmlns:w15="http://schemas.microsoft.com/office/word/2012/wordml" xmlns:w16cex="http://schemas.microsoft.com/office/word/2018/wordml/cex" xmlns:w16cid="http://schemas.microsoft.com/office/word/2016/wordml/cid" xmlns:w16="http://schemas.microsoft.com/office/word/2018/wordml" xmlns:w16du="http://schemas.microsoft.com/office/word/2023/wordml/word16du" xmlns:w16sdtdh="http://schemas.microsoft.com/office/word/2020/wordml/sdtdatahash" xmlns:w16sdtfl="http://schemas.microsoft.com/office/word/2024/wordml/sdtformatlock" xmlns:w16se="http://schemas.microsoft.com/office/word/2015/wordml/symex" xmlns:wpg="http://schemas.microsoft.com/office/word/2010/wordprocessingGroup" xmlns:wpi="http://schemas.microsoft.com/office/word/2010/wordprocessingInk" xmlns:wne="http://schemas.microsoft.com/office/word/2006/wordml" xmlns:wps="http://schemas.microsoft.com/office/word/2010/wordprocessingShape" mc:Ignorable="w14 w15 w16se w16cid w16 w16cex w16sdtdh w16sdtfl w16du wp14">
   <w:p>
     <w:pPr>
       <w:pBdr>
@@ -30894,7 +29856,7 @@
 </file>
 
 <file path=word/footer2.xml><?xml version="1.0" encoding="utf-8"?>
-<w:ftr xmlns:wpc="http://schemas.microsoft.com/office/word/2010/wordprocessingCanvas" xmlns:cx="http://schemas.microsoft.com/office/drawing/2014/chartex" xmlns:cx1="http://schemas.microsoft.com/office/drawing/2015/9/8/chartex" xmlns:cx2="http://schemas.microsoft.com/office/drawing/2015/10/21/chartex" xmlns:cx3="http://schemas.microsoft.com/office/drawing/2016/5/9/chartex" xmlns:cx4="http://schemas.microsoft.com/office/drawing/2016/5/10/chartex" xmlns:cx5="http://schemas.microsoft.com/office/drawing/2016/5/11/chartex" xmlns:cx6="http://schemas.microsoft.com/office/drawing/2016/5/12/chartex" xmlns:cx7="http://schemas.microsoft.com/office/drawing/2016/5/13/chartex" xmlns:cx8="http://schemas.microsoft.com/office/drawing/2016/5/14/chartex" xmlns:mc="http://schemas.openxmlformats.org/markup-compatibility/2006" xmlns:aink="http://schemas.microsoft.com/office/drawing/2016/ink" xmlns:am3d="http://schemas.microsoft.com/office/drawing/2017/model3d" xmlns:o="urn:schemas-microsoft-com:office:office" xmlns:oel="http://schemas.microsoft.com/office/2019/extlst" xmlns:r="http://schemas.openxmlformats.org/officeDocument/2006/relationships" xmlns:m="http://schemas.openxmlformats.org/officeDocument/2006/math" xmlns:v="urn:schemas-microsoft-com:vml" xmlns:wp14="http://schemas.microsoft.com/office/word/2010/wordprocessingDrawing" xmlns:wp="http://schemas.openxmlformats.org/drawingml/2006/wordprocessingDrawing" xmlns:w10="urn:schemas-microsoft-com:office:word" xmlns:w="http://schemas.openxmlformats.org/wordprocessingml/2006/main" xmlns:w14="http://schemas.microsoft.com/office/word/2010/wordml" xmlns:w15="http://schemas.microsoft.com/office/word/2012/wordml" xmlns:w16cex="http://schemas.microsoft.com/office/word/2018/wordml/cex" xmlns:w16cid="http://schemas.microsoft.com/office/word/2016/wordml/cid" xmlns:w16="http://schemas.microsoft.com/office/word/2018/wordml" xmlns:w16sdtdh="http://schemas.microsoft.com/office/word/2020/wordml/sdtdatahash" xmlns:w16se="http://schemas.microsoft.com/office/word/2015/wordml/symex" xmlns:wpg="http://schemas.microsoft.com/office/word/2010/wordprocessingGroup" xmlns:wpi="http://schemas.microsoft.com/office/word/2010/wordprocessingInk" xmlns:wne="http://schemas.microsoft.com/office/word/2006/wordml" xmlns:wps="http://schemas.microsoft.com/office/word/2010/wordprocessingShape" mc:Ignorable="w14 w15 w16se w16cid w16 w16cex w16sdtdh wp14">
+<w:ftr xmlns:wpc="http://schemas.microsoft.com/office/word/2010/wordprocessingCanvas" xmlns:cx="http://schemas.microsoft.com/office/drawing/2014/chartex" xmlns:cx1="http://schemas.microsoft.com/office/drawing/2015/9/8/chartex" xmlns:cx2="http://schemas.microsoft.com/office/drawing/2015/10/21/chartex" xmlns:cx3="http://schemas.microsoft.com/office/drawing/2016/5/9/chartex" xmlns:cx4="http://schemas.microsoft.com/office/drawing/2016/5/10/chartex" xmlns:cx5="http://schemas.microsoft.com/office/drawing/2016/5/11/chartex" xmlns:cx6="http://schemas.microsoft.com/office/drawing/2016/5/12/chartex" xmlns:cx7="http://schemas.microsoft.com/office/drawing/2016/5/13/chartex" xmlns:cx8="http://schemas.microsoft.com/office/drawing/2016/5/14/chartex" xmlns:mc="http://schemas.openxmlformats.org/markup-compatibility/2006" xmlns:aink="http://schemas.microsoft.com/office/drawing/2016/ink" xmlns:am3d="http://schemas.microsoft.com/office/drawing/2017/model3d" xmlns:o="urn:schemas-microsoft-com:office:office" xmlns:oel="http://schemas.microsoft.com/office/2019/extlst" xmlns:r="http://schemas.openxmlformats.org/officeDocument/2006/relationships" xmlns:m="http://schemas.openxmlformats.org/officeDocument/2006/math" xmlns:v="urn:schemas-microsoft-com:vml" xmlns:wp14="http://schemas.microsoft.com/office/word/2010/wordprocessingDrawing" xmlns:wp="http://schemas.openxmlformats.org/drawingml/2006/wordprocessingDrawing" xmlns:w10="urn:schemas-microsoft-com:office:word" xmlns:w="http://schemas.openxmlformats.org/wordprocessingml/2006/main" xmlns:w14="http://schemas.microsoft.com/office/word/2010/wordml" xmlns:w15="http://schemas.microsoft.com/office/word/2012/wordml" xmlns:w16cex="http://schemas.microsoft.com/office/word/2018/wordml/cex" xmlns:w16cid="http://schemas.microsoft.com/office/word/2016/wordml/cid" xmlns:w16="http://schemas.microsoft.com/office/word/2018/wordml" xmlns:w16du="http://schemas.microsoft.com/office/word/2023/wordml/word16du" xmlns:w16sdtdh="http://schemas.microsoft.com/office/word/2020/wordml/sdtdatahash" xmlns:w16sdtfl="http://schemas.microsoft.com/office/word/2024/wordml/sdtformatlock" xmlns:w16se="http://schemas.microsoft.com/office/word/2015/wordml/symex" xmlns:wpg="http://schemas.microsoft.com/office/word/2010/wordprocessingGroup" xmlns:wpi="http://schemas.microsoft.com/office/word/2010/wordprocessingInk" xmlns:wne="http://schemas.microsoft.com/office/word/2006/wordml" xmlns:wps="http://schemas.microsoft.com/office/word/2010/wordprocessingShape" mc:Ignorable="w14 w15 w16se w16cid w16 w16cex w16sdtdh w16sdtfl w16du wp14">
   <w:p>
     <w:pPr>
       <w:pBdr>
@@ -31100,7 +30062,7 @@
 </file>
 
 <file path=word/footnotes.xml><?xml version="1.0" encoding="utf-8"?>
-<w:footnotes xmlns:wpc="http://schemas.microsoft.com/office/word/2010/wordprocessingCanvas" xmlns:cx="http://schemas.microsoft.com/office/drawing/2014/chartex" xmlns:cx1="http://schemas.microsoft.com/office/drawing/2015/9/8/chartex" xmlns:cx2="http://schemas.microsoft.com/office/drawing/2015/10/21/chartex" xmlns:cx3="http://schemas.microsoft.com/office/drawing/2016/5/9/chartex" xmlns:cx4="http://schemas.microsoft.com/office/drawing/2016/5/10/chartex" xmlns:cx5="http://schemas.microsoft.com/office/drawing/2016/5/11/chartex" xmlns:cx6="http://schemas.microsoft.com/office/drawing/2016/5/12/chartex" xmlns:cx7="http://schemas.microsoft.com/office/drawing/2016/5/13/chartex" xmlns:cx8="http://schemas.microsoft.com/office/drawing/2016/5/14/chartex" xmlns:mc="http://schemas.openxmlformats.org/markup-compatibility/2006" xmlns:aink="http://schemas.microsoft.com/office/drawing/2016/ink" xmlns:am3d="http://schemas.microsoft.com/office/drawing/2017/model3d" xmlns:o="urn:schemas-microsoft-com:office:office" xmlns:oel="http://schemas.microsoft.com/office/2019/extlst" xmlns:r="http://schemas.openxmlformats.org/officeDocument/2006/relationships" xmlns:m="http://schemas.openxmlformats.org/officeDocument/2006/math" xmlns:v="urn:schemas-microsoft-com:vml" xmlns:wp14="http://schemas.microsoft.com/office/word/2010/wordprocessingDrawing" xmlns:wp="http://schemas.openxmlformats.org/drawingml/2006/wordprocessingDrawing" xmlns:w10="urn:schemas-microsoft-com:office:word" xmlns:w="http://schemas.openxmlformats.org/wordprocessingml/2006/main" xmlns:w14="http://schemas.microsoft.com/office/word/2010/wordml" xmlns:w15="http://schemas.microsoft.com/office/word/2012/wordml" xmlns:w16cex="http://schemas.microsoft.com/office/word/2018/wordml/cex" xmlns:w16cid="http://schemas.microsoft.com/office/word/2016/wordml/cid" xmlns:w16="http://schemas.microsoft.com/office/word/2018/wordml" xmlns:w16sdtdh="http://schemas.microsoft.com/office/word/2020/wordml/sdtdatahash" xmlns:w16se="http://schemas.microsoft.com/office/word/2015/wordml/symex" xmlns:wpg="http://schemas.microsoft.com/office/word/2010/wordprocessingGroup" xmlns:wpi="http://schemas.microsoft.com/office/word/2010/wordprocessingInk" xmlns:wne="http://schemas.microsoft.com/office/word/2006/wordml" xmlns:wps="http://schemas.microsoft.com/office/word/2010/wordprocessingShape" mc:Ignorable="w14 w15 w16se w16cid w16 w16cex w16sdtdh wp14">
+<w:footnotes xmlns:wpc="http://schemas.microsoft.com/office/word/2010/wordprocessingCanvas" xmlns:cx="http://schemas.microsoft.com/office/drawing/2014/chartex" xmlns:cx1="http://schemas.microsoft.com/office/drawing/2015/9/8/chartex" xmlns:cx2="http://schemas.microsoft.com/office/drawing/2015/10/21/chartex" xmlns:cx3="http://schemas.microsoft.com/office/drawing/2016/5/9/chartex" xmlns:cx4="http://schemas.microsoft.com/office/drawing/2016/5/10/chartex" xmlns:cx5="http://schemas.microsoft.com/office/drawing/2016/5/11/chartex" xmlns:cx6="http://schemas.microsoft.com/office/drawing/2016/5/12/chartex" xmlns:cx7="http://schemas.microsoft.com/office/drawing/2016/5/13/chartex" xmlns:cx8="http://schemas.microsoft.com/office/drawing/2016/5/14/chartex" xmlns:mc="http://schemas.openxmlformats.org/markup-compatibility/2006" xmlns:aink="http://schemas.microsoft.com/office/drawing/2016/ink" xmlns:am3d="http://schemas.microsoft.com/office/drawing/2017/model3d" xmlns:o="urn:schemas-microsoft-com:office:office" xmlns:oel="http://schemas.microsoft.com/office/2019/extlst" xmlns:r="http://schemas.openxmlformats.org/officeDocument/2006/relationships" xmlns:m="http://schemas.openxmlformats.org/officeDocument/2006/math" xmlns:v="urn:schemas-microsoft-com:vml" xmlns:wp14="http://schemas.microsoft.com/office/word/2010/wordprocessingDrawing" xmlns:wp="http://schemas.openxmlformats.org/drawingml/2006/wordprocessingDrawing" xmlns:w10="urn:schemas-microsoft-com:office:word" xmlns:w="http://schemas.openxmlformats.org/wordprocessingml/2006/main" xmlns:w14="http://schemas.microsoft.com/office/word/2010/wordml" xmlns:w15="http://schemas.microsoft.com/office/word/2012/wordml" xmlns:w16cex="http://schemas.microsoft.com/office/word/2018/wordml/cex" xmlns:w16cid="http://schemas.microsoft.com/office/word/2016/wordml/cid" xmlns:w16="http://schemas.microsoft.com/office/word/2018/wordml" xmlns:w16du="http://schemas.microsoft.com/office/word/2023/wordml/word16du" xmlns:w16sdtdh="http://schemas.microsoft.com/office/word/2020/wordml/sdtdatahash" xmlns:w16sdtfl="http://schemas.microsoft.com/office/word/2024/wordml/sdtformatlock" xmlns:w16se="http://schemas.microsoft.com/office/word/2015/wordml/symex" xmlns:wpg="http://schemas.microsoft.com/office/word/2010/wordprocessingGroup" xmlns:wpi="http://schemas.microsoft.com/office/word/2010/wordprocessingInk" xmlns:wne="http://schemas.microsoft.com/office/word/2006/wordml" xmlns:wps="http://schemas.microsoft.com/office/word/2010/wordprocessingShape" mc:Ignorable="w14 w15 w16se w16cid w16 w16cex w16sdtdh w16sdtfl w16du wp14">
   <w:footnote w:type="separator" w:id="-1">
     <w:p>
       <w:pPr>
@@ -31125,7 +30087,7 @@
 </file>
 
 <file path=word/header1.xml><?xml version="1.0" encoding="utf-8"?>
-<w:hdr xmlns:wpc="http://schemas.microsoft.com/office/word/2010/wordprocessingCanvas" xmlns:cx="http://schemas.microsoft.com/office/drawing/2014/chartex" xmlns:cx1="http://schemas.microsoft.com/office/drawing/2015/9/8/chartex" xmlns:cx2="http://schemas.microsoft.com/office/drawing/2015/10/21/chartex" xmlns:cx3="http://schemas.microsoft.com/office/drawing/2016/5/9/chartex" xmlns:cx4="http://schemas.microsoft.com/office/drawing/2016/5/10/chartex" xmlns:cx5="http://schemas.microsoft.com/office/drawing/2016/5/11/chartex" xmlns:cx6="http://schemas.microsoft.com/office/drawing/2016/5/12/chartex" xmlns:cx7="http://schemas.microsoft.com/office/drawing/2016/5/13/chartex" xmlns:cx8="http://schemas.microsoft.com/office/drawing/2016/5/14/chartex" xmlns:mc="http://schemas.openxmlformats.org/markup-compatibility/2006" xmlns:aink="http://schemas.microsoft.com/office/drawing/2016/ink" xmlns:am3d="http://schemas.microsoft.com/office/drawing/2017/model3d" xmlns:o="urn:schemas-microsoft-com:office:office" xmlns:oel="http://schemas.microsoft.com/office/2019/extlst" xmlns:r="http://schemas.openxmlformats.org/officeDocument/2006/relationships" xmlns:m="http://schemas.openxmlformats.org/officeDocument/2006/math" xmlns:v="urn:schemas-microsoft-com:vml" xmlns:wp14="http://schemas.microsoft.com/office/word/2010/wordprocessingDrawing" xmlns:wp="http://schemas.openxmlformats.org/drawingml/2006/wordprocessingDrawing" xmlns:w10="urn:schemas-microsoft-com:office:word" xmlns:w="http://schemas.openxmlformats.org/wordprocessingml/2006/main" xmlns:w14="http://schemas.microsoft.com/office/word/2010/wordml" xmlns:w15="http://schemas.microsoft.com/office/word/2012/wordml" xmlns:w16cex="http://schemas.microsoft.com/office/word/2018/wordml/cex" xmlns:w16cid="http://schemas.microsoft.com/office/word/2016/wordml/cid" xmlns:w16="http://schemas.microsoft.com/office/word/2018/wordml" xmlns:w16sdtdh="http://schemas.microsoft.com/office/word/2020/wordml/sdtdatahash" xmlns:w16se="http://schemas.microsoft.com/office/word/2015/wordml/symex" xmlns:wpg="http://schemas.microsoft.com/office/word/2010/wordprocessingGroup" xmlns:wpi="http://schemas.microsoft.com/office/word/2010/wordprocessingInk" xmlns:wne="http://schemas.microsoft.com/office/word/2006/wordml" xmlns:wps="http://schemas.microsoft.com/office/word/2010/wordprocessingShape" mc:Ignorable="w14 w15 w16se w16cid w16 w16cex w16sdtdh wp14">
+<w:hdr xmlns:wpc="http://schemas.microsoft.com/office/word/2010/wordprocessingCanvas" xmlns:cx="http://schemas.microsoft.com/office/drawing/2014/chartex" xmlns:cx1="http://schemas.microsoft.com/office/drawing/2015/9/8/chartex" xmlns:cx2="http://schemas.microsoft.com/office/drawing/2015/10/21/chartex" xmlns:cx3="http://schemas.microsoft.com/office/drawing/2016/5/9/chartex" xmlns:cx4="http://schemas.microsoft.com/office/drawing/2016/5/10/chartex" xmlns:cx5="http://schemas.microsoft.com/office/drawing/2016/5/11/chartex" xmlns:cx6="http://schemas.microsoft.com/office/drawing/2016/5/12/chartex" xmlns:cx7="http://schemas.microsoft.com/office/drawing/2016/5/13/chartex" xmlns:cx8="http://schemas.microsoft.com/office/drawing/2016/5/14/chartex" xmlns:mc="http://schemas.openxmlformats.org/markup-compatibility/2006" xmlns:aink="http://schemas.microsoft.com/office/drawing/2016/ink" xmlns:am3d="http://schemas.microsoft.com/office/drawing/2017/model3d" xmlns:o="urn:schemas-microsoft-com:office:office" xmlns:oel="http://schemas.microsoft.com/office/2019/extlst" xmlns:r="http://schemas.openxmlformats.org/officeDocument/2006/relationships" xmlns:m="http://schemas.openxmlformats.org/officeDocument/2006/math" xmlns:v="urn:schemas-microsoft-com:vml" xmlns:wp14="http://schemas.microsoft.com/office/word/2010/wordprocessingDrawing" xmlns:wp="http://schemas.openxmlformats.org/drawingml/2006/wordprocessingDrawing" xmlns:w10="urn:schemas-microsoft-com:office:word" xmlns:w="http://schemas.openxmlformats.org/wordprocessingml/2006/main" xmlns:w14="http://schemas.microsoft.com/office/word/2010/wordml" xmlns:w15="http://schemas.microsoft.com/office/word/2012/wordml" xmlns:w16cex="http://schemas.microsoft.com/office/word/2018/wordml/cex" xmlns:w16cid="http://schemas.microsoft.com/office/word/2016/wordml/cid" xmlns:w16="http://schemas.microsoft.com/office/word/2018/wordml" xmlns:w16du="http://schemas.microsoft.com/office/word/2023/wordml/word16du" xmlns:w16sdtdh="http://schemas.microsoft.com/office/word/2020/wordml/sdtdatahash" xmlns:w16sdtfl="http://schemas.microsoft.com/office/word/2024/wordml/sdtformatlock" xmlns:w16se="http://schemas.microsoft.com/office/word/2015/wordml/symex" xmlns:wpg="http://schemas.microsoft.com/office/word/2010/wordprocessingGroup" xmlns:wpi="http://schemas.microsoft.com/office/word/2010/wordprocessingInk" xmlns:wne="http://schemas.microsoft.com/office/word/2006/wordml" xmlns:wps="http://schemas.microsoft.com/office/word/2010/wordprocessingShape" mc:Ignorable="w14 w15 w16se w16cid w16 w16cex w16sdtdh w16sdtfl w16du wp14">
   <w:p>
     <w:pPr>
       <w:pStyle w:val="Header"/>
@@ -31146,7 +30108,7 @@
 </file>
 
 <file path=word/header2.xml><?xml version="1.0" encoding="utf-8"?>
-<w:hdr xmlns:wpc="http://schemas.microsoft.com/office/word/2010/wordprocessingCanvas" xmlns:cx="http://schemas.microsoft.com/office/drawing/2014/chartex" xmlns:cx1="http://schemas.microsoft.com/office/drawing/2015/9/8/chartex" xmlns:cx2="http://schemas.microsoft.com/office/drawing/2015/10/21/chartex" xmlns:cx3="http://schemas.microsoft.com/office/drawing/2016/5/9/chartex" xmlns:cx4="http://schemas.microsoft.com/office/drawing/2016/5/10/chartex" xmlns:cx5="http://schemas.microsoft.com/office/drawing/2016/5/11/chartex" xmlns:cx6="http://schemas.microsoft.com/office/drawing/2016/5/12/chartex" xmlns:cx7="http://schemas.microsoft.com/office/drawing/2016/5/13/chartex" xmlns:cx8="http://schemas.microsoft.com/office/drawing/2016/5/14/chartex" xmlns:mc="http://schemas.openxmlformats.org/markup-compatibility/2006" xmlns:aink="http://schemas.microsoft.com/office/drawing/2016/ink" xmlns:am3d="http://schemas.microsoft.com/office/drawing/2017/model3d" xmlns:o="urn:schemas-microsoft-com:office:office" xmlns:oel="http://schemas.microsoft.com/office/2019/extlst" xmlns:r="http://schemas.openxmlformats.org/officeDocument/2006/relationships" xmlns:m="http://schemas.openxmlformats.org/officeDocument/2006/math" xmlns:v="urn:schemas-microsoft-com:vml" xmlns:wp14="http://schemas.microsoft.com/office/word/2010/wordprocessingDrawing" xmlns:wp="http://schemas.openxmlformats.org/drawingml/2006/wordprocessingDrawing" xmlns:w10="urn:schemas-microsoft-com:office:word" xmlns:w="http://schemas.openxmlformats.org/wordprocessingml/2006/main" xmlns:w14="http://schemas.microsoft.com/office/word/2010/wordml" xmlns:w15="http://schemas.microsoft.com/office/word/2012/wordml" xmlns:w16cex="http://schemas.microsoft.com/office/word/2018/wordml/cex" xmlns:w16cid="http://schemas.microsoft.com/office/word/2016/wordml/cid" xmlns:w16="http://schemas.microsoft.com/office/word/2018/wordml" xmlns:w16sdtdh="http://schemas.microsoft.com/office/word/2020/wordml/sdtdatahash" xmlns:w16se="http://schemas.microsoft.com/office/word/2015/wordml/symex" xmlns:wpg="http://schemas.microsoft.com/office/word/2010/wordprocessingGroup" xmlns:wpi="http://schemas.microsoft.com/office/word/2010/wordprocessingInk" xmlns:wne="http://schemas.microsoft.com/office/word/2006/wordml" xmlns:wps="http://schemas.microsoft.com/office/word/2010/wordprocessingShape" mc:Ignorable="w14 w15 w16se w16cid w16 w16cex w16sdtdh wp14">
+<w:hdr xmlns:wpc="http://schemas.microsoft.com/office/word/2010/wordprocessingCanvas" xmlns:cx="http://schemas.microsoft.com/office/drawing/2014/chartex" xmlns:cx1="http://schemas.microsoft.com/office/drawing/2015/9/8/chartex" xmlns:cx2="http://schemas.microsoft.com/office/drawing/2015/10/21/chartex" xmlns:cx3="http://schemas.microsoft.com/office/drawing/2016/5/9/chartex" xmlns:cx4="http://schemas.microsoft.com/office/drawing/2016/5/10/chartex" xmlns:cx5="http://schemas.microsoft.com/office/drawing/2016/5/11/chartex" xmlns:cx6="http://schemas.microsoft.com/office/drawing/2016/5/12/chartex" xmlns:cx7="http://schemas.microsoft.com/office/drawing/2016/5/13/chartex" xmlns:cx8="http://schemas.microsoft.com/office/drawing/2016/5/14/chartex" xmlns:mc="http://schemas.openxmlformats.org/markup-compatibility/2006" xmlns:aink="http://schemas.microsoft.com/office/drawing/2016/ink" xmlns:am3d="http://schemas.microsoft.com/office/drawing/2017/model3d" xmlns:o="urn:schemas-microsoft-com:office:office" xmlns:oel="http://schemas.microsoft.com/office/2019/extlst" xmlns:r="http://schemas.openxmlformats.org/officeDocument/2006/relationships" xmlns:m="http://schemas.openxmlformats.org/officeDocument/2006/math" xmlns:v="urn:schemas-microsoft-com:vml" xmlns:wp14="http://schemas.microsoft.com/office/word/2010/wordprocessingDrawing" xmlns:wp="http://schemas.openxmlformats.org/drawingml/2006/wordprocessingDrawing" xmlns:w10="urn:schemas-microsoft-com:office:word" xmlns:w="http://schemas.openxmlformats.org/wordprocessingml/2006/main" xmlns:w14="http://schemas.microsoft.com/office/word/2010/wordml" xmlns:w15="http://schemas.microsoft.com/office/word/2012/wordml" xmlns:w16cex="http://schemas.microsoft.com/office/word/2018/wordml/cex" xmlns:w16cid="http://schemas.microsoft.com/office/word/2016/wordml/cid" xmlns:w16="http://schemas.microsoft.com/office/word/2018/wordml" xmlns:w16du="http://schemas.microsoft.com/office/word/2023/wordml/word16du" xmlns:w16sdtdh="http://schemas.microsoft.com/office/word/2020/wordml/sdtdatahash" xmlns:w16sdtfl="http://schemas.microsoft.com/office/word/2024/wordml/sdtformatlock" xmlns:w16se="http://schemas.microsoft.com/office/word/2015/wordml/symex" xmlns:wpg="http://schemas.microsoft.com/office/word/2010/wordprocessingGroup" xmlns:wpi="http://schemas.microsoft.com/office/word/2010/wordprocessingInk" xmlns:wne="http://schemas.microsoft.com/office/word/2006/wordml" xmlns:wps="http://schemas.microsoft.com/office/word/2010/wordprocessingShape" mc:Ignorable="w14 w15 w16se w16cid w16 w16cex w16sdtdh w16sdtfl w16du wp14">
   <w:p>
     <w:pPr>
       <w:pStyle w:val="Header"/>
@@ -31159,7 +30121,7 @@
 </file>
 
 <file path=word/styles.xml><?xml version="1.0" encoding="utf-8"?>
-<w:styles xmlns:mc="http://schemas.openxmlformats.org/markup-compatibility/2006" xmlns:r="http://schemas.openxmlformats.org/officeDocument/2006/relationships" xmlns:w="http://schemas.openxmlformats.org/wordprocessingml/2006/main" xmlns:w14="http://schemas.microsoft.com/office/word/2010/wordml" xmlns:w15="http://schemas.microsoft.com/office/word/2012/wordml" xmlns:w16cex="http://schemas.microsoft.com/office/word/2018/wordml/cex" xmlns:w16cid="http://schemas.microsoft.com/office/word/2016/wordml/cid" xmlns:w16="http://schemas.microsoft.com/office/word/2018/wordml" xmlns:w16sdtdh="http://schemas.microsoft.com/office/word/2020/wordml/sdtdatahash" xmlns:w16se="http://schemas.microsoft.com/office/word/2015/wordml/symex" mc:Ignorable="w14 w15 w16se w16cid w16 w16cex w16sdtdh">
+<w:styles xmlns:mc="http://schemas.openxmlformats.org/markup-compatibility/2006" xmlns:r="http://schemas.openxmlformats.org/officeDocument/2006/relationships" xmlns:w="http://schemas.openxmlformats.org/wordprocessingml/2006/main" xmlns:w14="http://schemas.microsoft.com/office/word/2010/wordml" xmlns:w15="http://schemas.microsoft.com/office/word/2012/wordml" xmlns:w16cex="http://schemas.microsoft.com/office/word/2018/wordml/cex" xmlns:w16cid="http://schemas.microsoft.com/office/word/2016/wordml/cid" xmlns:w16="http://schemas.microsoft.com/office/word/2018/wordml" xmlns:w16du="http://schemas.microsoft.com/office/word/2023/wordml/word16du" xmlns:w16sdtdh="http://schemas.microsoft.com/office/word/2020/wordml/sdtdatahash" xmlns:w16sdtfl="http://schemas.microsoft.com/office/word/2024/wordml/sdtformatlock" xmlns:w16se="http://schemas.microsoft.com/office/word/2015/wordml/symex" mc:Ignorable="w14 w15 w16se w16cid w16 w16cex w16sdtdh w16sdtfl w16du">
   <w:docDefaults>
     <w:rPrDefault>
       <w:rPr>
